--- a/input/EN_ISO_12855.docx
+++ b/input/EN_ISO_12855.docx
@@ -1,10 +1,10 @@
 
 <file path=word/document.xml><?xml version="1.0" encoding="utf-8"?>
-<w:document xmlns:wpc="http://schemas.microsoft.com/office/word/2010/wordprocessingCanvas" xmlns:cx="http://schemas.microsoft.com/office/drawing/2014/chartex" xmlns:cx1="http://schemas.microsoft.com/office/drawing/2015/9/8/chartex" xmlns:mc="http://schemas.openxmlformats.org/markup-compatibility/2006" xmlns:o="urn:schemas-microsoft-com:office:office" xmlns:r="http://schemas.openxmlformats.org/officeDocument/2006/relationships" xmlns:m="http://schemas.openxmlformats.org/officeDocument/2006/math" xmlns:v="urn:schemas-microsoft-com:vml" xmlns:wp14="http://schemas.microsoft.com/office/word/2010/wordprocessingDrawing" xmlns:wp="http://schemas.openxmlformats.org/drawingml/2006/wordprocessingDrawing" xmlns:w10="urn:schemas-microsoft-com:office:word" xmlns:w="http://schemas.openxmlformats.org/wordprocessingml/2006/main" xmlns:w14="http://schemas.microsoft.com/office/word/2010/wordml" xmlns:w15="http://schemas.microsoft.com/office/word/2012/wordml" xmlns:w16se="http://schemas.microsoft.com/office/word/2015/wordml/symex" xmlns:wpg="http://schemas.microsoft.com/office/word/2010/wordprocessingGroup" xmlns:wpi="http://schemas.microsoft.com/office/word/2010/wordprocessingInk" xmlns:wne="http://schemas.microsoft.com/office/word/2006/wordml" xmlns:wps="http://schemas.microsoft.com/office/word/2010/wordprocessingShape" mc:Ignorable="w14 w15 w16se wp14">
+<w:document xmlns:wpc="http://schemas.microsoft.com/office/word/2010/wordprocessingCanvas" xmlns:cx="http://schemas.microsoft.com/office/drawing/2014/chartex" xmlns:cx1="http://schemas.microsoft.com/office/drawing/2015/9/8/chartex" xmlns:cx2="http://schemas.microsoft.com/office/drawing/2015/10/21/chartex" xmlns:cx3="http://schemas.microsoft.com/office/drawing/2016/5/9/chartex" xmlns:cx4="http://schemas.microsoft.com/office/drawing/2016/5/10/chartex" xmlns:cx5="http://schemas.microsoft.com/office/drawing/2016/5/11/chartex" xmlns:cx6="http://schemas.microsoft.com/office/drawing/2016/5/12/chartex" xmlns:cx7="http://schemas.microsoft.com/office/drawing/2016/5/13/chartex" xmlns:cx8="http://schemas.microsoft.com/office/drawing/2016/5/14/chartex" xmlns:mc="http://schemas.openxmlformats.org/markup-compatibility/2006" xmlns:aink="http://schemas.microsoft.com/office/drawing/2016/ink" xmlns:am3d="http://schemas.microsoft.com/office/drawing/2017/model3d" xmlns:o="urn:schemas-microsoft-com:office:office" xmlns:oel="http://schemas.microsoft.com/office/2019/extlst" xmlns:r="http://schemas.openxmlformats.org/officeDocument/2006/relationships" xmlns:m="http://schemas.openxmlformats.org/officeDocument/2006/math" xmlns:v="urn:schemas-microsoft-com:vml" xmlns:wp14="http://schemas.microsoft.com/office/word/2010/wordprocessingDrawing" xmlns:wp="http://schemas.openxmlformats.org/drawingml/2006/wordprocessingDrawing" xmlns:w10="urn:schemas-microsoft-com:office:word" xmlns:w="http://schemas.openxmlformats.org/wordprocessingml/2006/main" xmlns:w14="http://schemas.microsoft.com/office/word/2010/wordml" xmlns:w15="http://schemas.microsoft.com/office/word/2012/wordml" xmlns:w16cex="http://schemas.microsoft.com/office/word/2018/wordml/cex" xmlns:w16cid="http://schemas.microsoft.com/office/word/2016/wordml/cid" xmlns:w16="http://schemas.microsoft.com/office/word/2018/wordml" xmlns:w16du="http://schemas.microsoft.com/office/word/2023/wordml/word16du" xmlns:w16sdtdh="http://schemas.microsoft.com/office/word/2020/wordml/sdtdatahash" xmlns:w16sdtfl="http://schemas.microsoft.com/office/word/2024/wordml/sdtformatlock" xmlns:w16se="http://schemas.microsoft.com/office/word/2015/wordml/symex" xmlns:wpg="http://schemas.microsoft.com/office/word/2010/wordprocessingGroup" xmlns:wpi="http://schemas.microsoft.com/office/word/2010/wordprocessingInk" xmlns:wne="http://schemas.microsoft.com/office/word/2006/wordml" xmlns:wps="http://schemas.microsoft.com/office/word/2010/wordprocessingShape" mc:Ignorable="w14 w15 w16se w16cid w16 w16cex w16sdtdh w16sdtfl w16du wp14">
   <w:body>
     <w:p>
       <w:pPr>
-        <w:pStyle w:val="Nzev"/>
+        <w:pStyle w:val="Title"/>
         <w:spacing w:after="60"/>
         <w:rPr>
           <w:b w:val="0"/>
@@ -135,7 +135,7 @@
     </w:tbl>
     <w:p>
       <w:pPr>
-        <w:pStyle w:val="Titulek"/>
+        <w:pStyle w:val="Caption"/>
       </w:pPr>
       <w:r>
         <w:tab/>
@@ -204,7 +204,7 @@
     </w:p>
     <w:p>
       <w:pPr>
-        <w:pStyle w:val="Nadpis1"/>
+        <w:pStyle w:val="Heading1"/>
       </w:pPr>
       <w:r>
         <w:t>Introduction</w:t>
@@ -244,7 +244,7 @@
     </w:p>
     <w:p>
       <w:pPr>
-        <w:pStyle w:val="Nadpis1"/>
+        <w:pStyle w:val="Heading1"/>
         <w:spacing w:line="276" w:lineRule="auto"/>
       </w:pPr>
       <w:r>
@@ -261,7 +261,7 @@
     </w:p>
     <w:p>
       <w:pPr>
-        <w:pStyle w:val="Nadpis1"/>
+        <w:pStyle w:val="Heading1"/>
         <w:spacing w:line="276" w:lineRule="auto"/>
       </w:pPr>
       <w:r>
@@ -278,7 +278,7 @@
     </w:p>
     <w:p>
       <w:pPr>
-        <w:pStyle w:val="Nadpis1"/>
+        <w:pStyle w:val="Heading1"/>
         <w:spacing w:line="276" w:lineRule="auto"/>
       </w:pPr>
       <w:r>
@@ -348,7 +348,7 @@
     <w:bookmarkEnd w:id="29"/>
     <w:p>
       <w:pPr>
-        <w:pStyle w:val="Nadpis1"/>
+        <w:pStyle w:val="Heading1"/>
         <w:spacing w:line="276" w:lineRule="auto"/>
       </w:pPr>
       <w:r>
@@ -385,9 +385,23 @@
         </w:rPr>
         <w:t>ADU</w:t>
       </w:r>
+      <w:bookmarkStart w:id="30" w:name="OLE_LINK2"/>
       <w:r>
-        <w:tab/>
+        <w:rPr>
+          <w:b/>
+        </w:rPr>
+        <w:t xml:space="preserve"> </w:t>
       </w:r>
+      <w:r>
+        <w:rPr>
+          <w:rFonts w:ascii="Roboto" w:hAnsi="Roboto"/>
+          <w:sz w:val="26"/>
+          <w:szCs w:val="26"/>
+          <w:shd w:val="clear" w:color="auto" w:fill="FFFFFF"/>
+        </w:rPr>
+        <w:t xml:space="preserve">– </w:t>
+      </w:r>
+      <w:bookmarkEnd w:id="30"/>
       <w:r>
         <w:t>application data unit</w:t>
       </w:r>
@@ -403,7 +417,19 @@
         <w:t>DSRC</w:t>
       </w:r>
       <w:r>
-        <w:tab/>
+        <w:rPr>
+          <w:b/>
+        </w:rPr>
+        <w:t xml:space="preserve"> </w:t>
+      </w:r>
+      <w:r>
+        <w:rPr>
+          <w:rFonts w:ascii="Roboto" w:hAnsi="Roboto"/>
+          <w:sz w:val="26"/>
+          <w:szCs w:val="26"/>
+          <w:shd w:val="clear" w:color="auto" w:fill="FFFFFF"/>
+        </w:rPr>
+        <w:t xml:space="preserve">– </w:t>
       </w:r>
       <w:r>
         <w:t>dedicated short-range communications</w:t>
@@ -420,10 +446,19 @@
         <w:t>EFC</w:t>
       </w:r>
       <w:r>
+        <w:rPr>
+          <w:b/>
+        </w:rPr>
         <w:t xml:space="preserve"> </w:t>
       </w:r>
       <w:r>
-        <w:tab/>
+        <w:rPr>
+          <w:rFonts w:ascii="Roboto" w:hAnsi="Roboto"/>
+          <w:sz w:val="26"/>
+          <w:szCs w:val="26"/>
+          <w:shd w:val="clear" w:color="auto" w:fill="FFFFFF"/>
+        </w:rPr>
+        <w:t xml:space="preserve">– </w:t>
       </w:r>
       <w:r>
         <w:t>electronic fee collection system; electronic fee collection</w:t>
@@ -440,10 +475,19 @@
         <w:t>GNSS</w:t>
       </w:r>
       <w:r>
+        <w:rPr>
+          <w:b/>
+        </w:rPr>
         <w:t xml:space="preserve"> </w:t>
       </w:r>
       <w:r>
-        <w:tab/>
+        <w:rPr>
+          <w:rFonts w:ascii="Roboto" w:hAnsi="Roboto"/>
+          <w:sz w:val="26"/>
+          <w:szCs w:val="26"/>
+          <w:shd w:val="clear" w:color="auto" w:fill="FFFFFF"/>
+        </w:rPr>
+        <w:t xml:space="preserve">– </w:t>
       </w:r>
       <w:r>
         <w:t>global navigation satellite system</w:t>
@@ -460,10 +504,19 @@
         <w:t>OBE</w:t>
       </w:r>
       <w:r>
+        <w:rPr>
+          <w:b/>
+        </w:rPr>
         <w:t xml:space="preserve"> </w:t>
       </w:r>
       <w:r>
-        <w:tab/>
+        <w:rPr>
+          <w:rFonts w:ascii="Roboto" w:hAnsi="Roboto"/>
+          <w:sz w:val="26"/>
+          <w:szCs w:val="26"/>
+          <w:shd w:val="clear" w:color="auto" w:fill="FFFFFF"/>
+        </w:rPr>
+        <w:t xml:space="preserve">– </w:t>
       </w:r>
       <w:r>
         <w:t>on-board equipment</w:t>
@@ -477,13 +530,23 @@
         <w:rPr>
           <w:b/>
         </w:rPr>
+        <w:lastRenderedPageBreak/>
         <w:t>RSE</w:t>
       </w:r>
       <w:r>
+        <w:rPr>
+          <w:b/>
+        </w:rPr>
         <w:t xml:space="preserve"> </w:t>
       </w:r>
       <w:r>
-        <w:tab/>
+        <w:rPr>
+          <w:rFonts w:ascii="Roboto" w:hAnsi="Roboto"/>
+          <w:sz w:val="26"/>
+          <w:szCs w:val="26"/>
+          <w:shd w:val="clear" w:color="auto" w:fill="FFFFFF"/>
+        </w:rPr>
+        <w:t xml:space="preserve">– </w:t>
       </w:r>
       <w:r>
         <w:t>roadside equipment</w:t>
@@ -497,14 +560,22 @@
         <w:rPr>
           <w:b/>
         </w:rPr>
-        <w:lastRenderedPageBreak/>
         <w:t>TC</w:t>
       </w:r>
       <w:r>
+        <w:rPr>
+          <w:b/>
+        </w:rPr>
         <w:t xml:space="preserve"> </w:t>
       </w:r>
       <w:r>
-        <w:tab/>
+        <w:rPr>
+          <w:rFonts w:ascii="Roboto" w:hAnsi="Roboto"/>
+          <w:sz w:val="26"/>
+          <w:szCs w:val="26"/>
+          <w:shd w:val="clear" w:color="auto" w:fill="FFFFFF"/>
+        </w:rPr>
+        <w:t xml:space="preserve">– </w:t>
       </w:r>
       <w:r>
         <w:t>toll charger</w:t>
@@ -521,10 +592,19 @@
         <w:t>TSP</w:t>
       </w:r>
       <w:r>
+        <w:rPr>
+          <w:b/>
+        </w:rPr>
         <w:t xml:space="preserve"> </w:t>
       </w:r>
       <w:r>
-        <w:tab/>
+        <w:rPr>
+          <w:rFonts w:ascii="Roboto" w:hAnsi="Roboto"/>
+          <w:sz w:val="26"/>
+          <w:szCs w:val="26"/>
+          <w:shd w:val="clear" w:color="auto" w:fill="FFFFFF"/>
+        </w:rPr>
+        <w:t xml:space="preserve">– </w:t>
       </w:r>
       <w:r>
         <w:t>toll service provider</w:t>
@@ -549,7 +629,7 @@
       <w:hyperlink r:id="rId8" w:tooltip="http://www.itsterminology.org" w:history="1">
         <w:r>
           <w:rPr>
-            <w:rStyle w:val="Hypertextovodkaz"/>
+            <w:rStyle w:val="Hyperlink"/>
           </w:rPr>
           <w:t>www.itsterminology.org</w:t>
         </w:r>
@@ -569,7 +649,7 @@
       <w:hyperlink r:id="rId9" w:tooltip="http://www.standardland.cz" w:history="1">
         <w:r>
           <w:rPr>
-            <w:rStyle w:val="Hypertextovodkaz"/>
+            <w:rStyle w:val="Hyperlink"/>
           </w:rPr>
           <w:t>www.standardland.cz</w:t>
         </w:r>
@@ -589,7 +669,7 @@
       <w:hyperlink r:id="rId10" w:tooltip="http://www.iso.org/obp" w:history="1">
         <w:r>
           <w:rPr>
-            <w:rStyle w:val="Hypertextovodkaz"/>
+            <w:rStyle w:val="Hyperlink"/>
           </w:rPr>
           <w:t>www.iso.org/obp</w:t>
         </w:r>
@@ -600,7 +680,7 @@
     </w:p>
     <w:p>
       <w:pPr>
-        <w:pStyle w:val="Nadpis1"/>
+        <w:pStyle w:val="Heading1"/>
         <w:spacing w:line="276" w:lineRule="auto"/>
       </w:pPr>
       <w:r>
@@ -629,7 +709,7 @@
     </w:p>
     <w:p>
       <w:pPr>
-        <w:pStyle w:val="Odstavecseseznamem"/>
+        <w:pStyle w:val="ListParagraph"/>
         <w:numPr>
           <w:ilvl w:val="0"/>
           <w:numId w:val="20"/>
@@ -642,7 +722,7 @@
     </w:p>
     <w:p>
       <w:pPr>
-        <w:pStyle w:val="Odstavecseseznamem"/>
+        <w:pStyle w:val="ListParagraph"/>
         <w:numPr>
           <w:ilvl w:val="0"/>
           <w:numId w:val="20"/>
@@ -655,7 +735,7 @@
     </w:p>
     <w:p>
       <w:pPr>
-        <w:pStyle w:val="Odstavecseseznamem"/>
+        <w:pStyle w:val="ListParagraph"/>
         <w:numPr>
           <w:ilvl w:val="0"/>
           <w:numId w:val="20"/>
@@ -668,7 +748,7 @@
     </w:p>
     <w:p>
       <w:pPr>
-        <w:pStyle w:val="Odstavecseseznamem"/>
+        <w:pStyle w:val="ListParagraph"/>
         <w:numPr>
           <w:ilvl w:val="0"/>
           <w:numId w:val="20"/>
@@ -681,7 +761,7 @@
     </w:p>
     <w:p>
       <w:pPr>
-        <w:pStyle w:val="Odstavecseseznamem"/>
+        <w:pStyle w:val="ListParagraph"/>
         <w:numPr>
           <w:ilvl w:val="0"/>
           <w:numId w:val="20"/>
@@ -694,7 +774,7 @@
     </w:p>
     <w:p>
       <w:pPr>
-        <w:pStyle w:val="Odstavecseseznamem"/>
+        <w:pStyle w:val="ListParagraph"/>
         <w:numPr>
           <w:ilvl w:val="0"/>
           <w:numId w:val="20"/>
@@ -707,7 +787,7 @@
     </w:p>
     <w:p>
       <w:pPr>
-        <w:pStyle w:val="Odstavecseseznamem"/>
+        <w:pStyle w:val="ListParagraph"/>
         <w:numPr>
           <w:ilvl w:val="0"/>
           <w:numId w:val="20"/>
@@ -720,7 +800,7 @@
     </w:p>
     <w:p>
       <w:pPr>
-        <w:pStyle w:val="Odstavecseseznamem"/>
+        <w:pStyle w:val="ListParagraph"/>
         <w:numPr>
           <w:ilvl w:val="0"/>
           <w:numId w:val="20"/>
@@ -749,7 +829,7 @@
           <w:lang w:val="cs-CZ"/>
         </w:rPr>
         <w:drawing>
-          <wp:inline distT="0" distB="0" distL="0" distR="0">
+          <wp:inline distT="0" distB="0" distL="0" distR="0" wp14:anchorId="18CF4AFA" wp14:editId="637C1729">
             <wp:extent cx="4364545" cy="2888166"/>
             <wp:effectExtent l="0" t="0" r="0" b="7620"/>
             <wp:docPr id="1" name="Obrázek 1"/>
@@ -826,13 +906,7 @@
     </w:p>
     <w:p>
       <w:pPr>
-        <w:pStyle w:val="Nadpis1"/>
-        <w:spacing w:line="276" w:lineRule="auto"/>
-      </w:pPr>
-    </w:p>
-    <w:p>
-      <w:pPr>
-        <w:pStyle w:val="Nadpis1"/>
+        <w:pStyle w:val="Heading1"/>
         <w:spacing w:line="276" w:lineRule="auto"/>
       </w:pPr>
       <w:r>
@@ -874,17 +948,13 @@
       <w:pPr>
         <w:jc w:val="center"/>
         <w:rPr>
-          <w:rFonts w:ascii="Times New Roman" w:hAnsi="Times New Roman"/>
           <w:b/>
-          <w:sz w:val="24"/>
-          <w:szCs w:val="24"/>
         </w:rPr>
       </w:pPr>
       <w:r>
         <w:rPr>
           <w:b/>
         </w:rPr>
-        <w:lastRenderedPageBreak/>
         <w:t>Table 1 – Overview of ADUs (Tab.</w:t>
       </w:r>
       <w:r>
@@ -905,14 +975,26 @@
         </w:rPr>
         <w:t>)</w:t>
       </w:r>
+    </w:p>
+    <w:p>
+      <w:pPr>
+        <w:jc w:val="center"/>
+        <w:rPr>
+          <w:rFonts w:ascii="Times New Roman" w:hAnsi="Times New Roman"/>
+          <w:b/>
+          <w:sz w:val="24"/>
+          <w:szCs w:val="24"/>
+        </w:rPr>
+      </w:pPr>
       <w:r>
         <w:rPr>
           <w:b/>
           <w:noProof/>
           <w:lang w:val="cs-CZ"/>
         </w:rPr>
+        <w:lastRenderedPageBreak/>
         <w:drawing>
-          <wp:inline distT="0" distB="0" distL="0" distR="0">
+          <wp:inline distT="0" distB="0" distL="0" distR="0" wp14:anchorId="2A915E88" wp14:editId="25E44AB2">
             <wp:extent cx="5286116" cy="3433156"/>
             <wp:effectExtent l="0" t="0" r="0" b="0"/>
             <wp:docPr id="2" name="Obrázek 2"/>
@@ -1036,7 +1118,7 @@
         <mc:AlternateContent>
           <mc:Choice Requires="wpg">
             <w:drawing>
-              <wp:inline distT="0" distB="0" distL="0" distR="0">
+              <wp:inline distT="0" distB="0" distL="0" distR="0" wp14:anchorId="4212467C" wp14:editId="5226E940">
                 <wp:extent cx="5353050" cy="1381125"/>
                 <wp:effectExtent l="0" t="0" r="0" b="0"/>
                 <wp:docPr id="3" name="Obrázek 3"/>
@@ -1071,7 +1153,7 @@
               </wp:inline>
             </w:drawing>
           </mc:Choice>
-          <mc:Fallback xmlns:w16sdtdh="http://schemas.microsoft.com/office/word/2020/wordml/sdtdatahash" xmlns:w16="http://schemas.microsoft.com/office/word/2018/wordml" xmlns:w16cid="http://schemas.microsoft.com/office/word/2016/wordml/cid" xmlns:w16cex="http://schemas.microsoft.com/office/word/2018/wordml/cex" xmlns:a="http://schemas.openxmlformats.org/drawingml/2006/main">
+          <mc:Fallback xmlns:a="http://schemas.openxmlformats.org/drawingml/2006/main">
             <w:pict>
               <v:shapetype id="_x0000_t75" coordsize="21600,21600" o:spt="75" o:preferrelative="t" path="m@4@5l@4@11@9@11@9@5xe" filled="f" stroked="f">
                 <v:stroke joinstyle="miter"/>
@@ -1174,8 +1256,6 @@
         </w:rPr>
         <w:t>)</w:t>
       </w:r>
-      <w:bookmarkStart w:id="30" w:name="_GoBack"/>
-      <w:bookmarkEnd w:id="30"/>
     </w:p>
     <w:p>
       <w:pPr>
@@ -1192,7 +1272,7 @@
           <w:lang w:val="cs-CZ"/>
         </w:rPr>
         <w:drawing>
-          <wp:inline distT="0" distB="0" distL="0" distR="0">
+          <wp:inline distT="0" distB="0" distL="0" distR="0" wp14:anchorId="39CF0CCC" wp14:editId="572AD210">
             <wp:extent cx="3791415" cy="2289327"/>
             <wp:effectExtent l="0" t="0" r="0" b="0"/>
             <wp:docPr id="4" name="Obrázek 4"/>
@@ -1230,7 +1310,7 @@
     </w:p>
     <w:p>
       <w:pPr>
-        <w:pStyle w:val="Nadpis1"/>
+        <w:pStyle w:val="Heading1"/>
         <w:spacing w:line="276" w:lineRule="auto"/>
       </w:pPr>
       <w:r>
@@ -1260,7 +1340,7 @@
     </w:p>
     <w:p>
       <w:pPr>
-        <w:pStyle w:val="Nadpis1"/>
+        <w:pStyle w:val="Heading1"/>
         <w:spacing w:line="276" w:lineRule="auto"/>
       </w:pPr>
       <w:r>
@@ -1282,7 +1362,7 @@
     </w:p>
     <w:p>
       <w:pPr>
-        <w:pStyle w:val="Nadpis1"/>
+        <w:pStyle w:val="Heading1"/>
         <w:spacing w:line="276" w:lineRule="auto"/>
       </w:pPr>
       <w:r>
@@ -1299,7 +1379,7 @@
     </w:p>
     <w:p>
       <w:pPr>
-        <w:pStyle w:val="Nadpis1"/>
+        <w:pStyle w:val="Heading1"/>
         <w:spacing w:line="276" w:lineRule="auto"/>
       </w:pPr>
       <w:r>
@@ -1316,7 +1396,7 @@
     </w:p>
     <w:p>
       <w:pPr>
-        <w:pStyle w:val="Nadpis1"/>
+        <w:pStyle w:val="Heading1"/>
         <w:spacing w:line="276" w:lineRule="auto"/>
       </w:pPr>
       <w:r>
@@ -1341,7 +1421,7 @@
     </w:p>
     <w:p>
       <w:pPr>
-        <w:pStyle w:val="Nadpis1"/>
+        <w:pStyle w:val="Heading1"/>
         <w:spacing w:line="276" w:lineRule="auto"/>
       </w:pPr>
       <w:r>
@@ -1371,7 +1451,7 @@
 </file>
 
 <file path=word/endnotes.xml><?xml version="1.0" encoding="utf-8"?>
-<w:endnotes xmlns:wpc="http://schemas.microsoft.com/office/word/2010/wordprocessingCanvas" xmlns:cx="http://schemas.microsoft.com/office/drawing/2014/chartex" xmlns:cx1="http://schemas.microsoft.com/office/drawing/2015/9/8/chartex" xmlns:mc="http://schemas.openxmlformats.org/markup-compatibility/2006" xmlns:o="urn:schemas-microsoft-com:office:office" xmlns:r="http://schemas.openxmlformats.org/officeDocument/2006/relationships" xmlns:m="http://schemas.openxmlformats.org/officeDocument/2006/math" xmlns:v="urn:schemas-microsoft-com:vml" xmlns:wp14="http://schemas.microsoft.com/office/word/2010/wordprocessingDrawing" xmlns:wp="http://schemas.openxmlformats.org/drawingml/2006/wordprocessingDrawing" xmlns:w10="urn:schemas-microsoft-com:office:word" xmlns:w="http://schemas.openxmlformats.org/wordprocessingml/2006/main" xmlns:w14="http://schemas.microsoft.com/office/word/2010/wordml" xmlns:w15="http://schemas.microsoft.com/office/word/2012/wordml" xmlns:w16se="http://schemas.microsoft.com/office/word/2015/wordml/symex" xmlns:wpg="http://schemas.microsoft.com/office/word/2010/wordprocessingGroup" xmlns:wpi="http://schemas.microsoft.com/office/word/2010/wordprocessingInk" xmlns:wne="http://schemas.microsoft.com/office/word/2006/wordml" xmlns:wps="http://schemas.microsoft.com/office/word/2010/wordprocessingShape" mc:Ignorable="w14 w15 w16se wp14">
+<w:endnotes xmlns:wpc="http://schemas.microsoft.com/office/word/2010/wordprocessingCanvas" xmlns:cx="http://schemas.microsoft.com/office/drawing/2014/chartex" xmlns:cx1="http://schemas.microsoft.com/office/drawing/2015/9/8/chartex" xmlns:cx2="http://schemas.microsoft.com/office/drawing/2015/10/21/chartex" xmlns:cx3="http://schemas.microsoft.com/office/drawing/2016/5/9/chartex" xmlns:cx4="http://schemas.microsoft.com/office/drawing/2016/5/10/chartex" xmlns:cx5="http://schemas.microsoft.com/office/drawing/2016/5/11/chartex" xmlns:cx6="http://schemas.microsoft.com/office/drawing/2016/5/12/chartex" xmlns:cx7="http://schemas.microsoft.com/office/drawing/2016/5/13/chartex" xmlns:cx8="http://schemas.microsoft.com/office/drawing/2016/5/14/chartex" xmlns:mc="http://schemas.openxmlformats.org/markup-compatibility/2006" xmlns:aink="http://schemas.microsoft.com/office/drawing/2016/ink" xmlns:am3d="http://schemas.microsoft.com/office/drawing/2017/model3d" xmlns:o="urn:schemas-microsoft-com:office:office" xmlns:oel="http://schemas.microsoft.com/office/2019/extlst" xmlns:r="http://schemas.openxmlformats.org/officeDocument/2006/relationships" xmlns:m="http://schemas.openxmlformats.org/officeDocument/2006/math" xmlns:v="urn:schemas-microsoft-com:vml" xmlns:wp14="http://schemas.microsoft.com/office/word/2010/wordprocessingDrawing" xmlns:wp="http://schemas.openxmlformats.org/drawingml/2006/wordprocessingDrawing" xmlns:w10="urn:schemas-microsoft-com:office:word" xmlns:w="http://schemas.openxmlformats.org/wordprocessingml/2006/main" xmlns:w14="http://schemas.microsoft.com/office/word/2010/wordml" xmlns:w15="http://schemas.microsoft.com/office/word/2012/wordml" xmlns:w16cex="http://schemas.microsoft.com/office/word/2018/wordml/cex" xmlns:w16cid="http://schemas.microsoft.com/office/word/2016/wordml/cid" xmlns:w16="http://schemas.microsoft.com/office/word/2018/wordml" xmlns:w16du="http://schemas.microsoft.com/office/word/2023/wordml/word16du" xmlns:w16sdtdh="http://schemas.microsoft.com/office/word/2020/wordml/sdtdatahash" xmlns:w16sdtfl="http://schemas.microsoft.com/office/word/2024/wordml/sdtformatlock" xmlns:w16se="http://schemas.microsoft.com/office/word/2015/wordml/symex" xmlns:wpg="http://schemas.microsoft.com/office/word/2010/wordprocessingGroup" xmlns:wpi="http://schemas.microsoft.com/office/word/2010/wordprocessingInk" xmlns:wne="http://schemas.microsoft.com/office/word/2006/wordml" xmlns:wps="http://schemas.microsoft.com/office/word/2010/wordprocessingShape" mc:Ignorable="w14 w15 w16se w16cid w16 w16cex w16sdtdh w16sdtfl w16du wp14">
   <w:endnote w:type="separator" w:id="-1">
     <w:p>
       <w:r>
@@ -1390,40 +1470,40 @@
 </file>
 
 <file path=word/footer1.xml><?xml version="1.0" encoding="utf-8"?>
-<w:ftr xmlns:wpc="http://schemas.microsoft.com/office/word/2010/wordprocessingCanvas" xmlns:cx="http://schemas.microsoft.com/office/drawing/2014/chartex" xmlns:cx1="http://schemas.microsoft.com/office/drawing/2015/9/8/chartex" xmlns:mc="http://schemas.openxmlformats.org/markup-compatibility/2006" xmlns:o="urn:schemas-microsoft-com:office:office" xmlns:r="http://schemas.openxmlformats.org/officeDocument/2006/relationships" xmlns:m="http://schemas.openxmlformats.org/officeDocument/2006/math" xmlns:v="urn:schemas-microsoft-com:vml" xmlns:wp14="http://schemas.microsoft.com/office/word/2010/wordprocessingDrawing" xmlns:wp="http://schemas.openxmlformats.org/drawingml/2006/wordprocessingDrawing" xmlns:w10="urn:schemas-microsoft-com:office:word" xmlns:w="http://schemas.openxmlformats.org/wordprocessingml/2006/main" xmlns:w14="http://schemas.microsoft.com/office/word/2010/wordml" xmlns:w15="http://schemas.microsoft.com/office/word/2012/wordml" xmlns:w16se="http://schemas.microsoft.com/office/word/2015/wordml/symex" xmlns:wpg="http://schemas.microsoft.com/office/word/2010/wordprocessingGroup" xmlns:wpi="http://schemas.microsoft.com/office/word/2010/wordprocessingInk" xmlns:wne="http://schemas.microsoft.com/office/word/2006/wordml" xmlns:wps="http://schemas.microsoft.com/office/word/2010/wordprocessingShape" mc:Ignorable="w14 w15 w16se wp14">
+<w:ftr xmlns:wpc="http://schemas.microsoft.com/office/word/2010/wordprocessingCanvas" xmlns:cx="http://schemas.microsoft.com/office/drawing/2014/chartex" xmlns:cx1="http://schemas.microsoft.com/office/drawing/2015/9/8/chartex" xmlns:cx2="http://schemas.microsoft.com/office/drawing/2015/10/21/chartex" xmlns:cx3="http://schemas.microsoft.com/office/drawing/2016/5/9/chartex" xmlns:cx4="http://schemas.microsoft.com/office/drawing/2016/5/10/chartex" xmlns:cx5="http://schemas.microsoft.com/office/drawing/2016/5/11/chartex" xmlns:cx6="http://schemas.microsoft.com/office/drawing/2016/5/12/chartex" xmlns:cx7="http://schemas.microsoft.com/office/drawing/2016/5/13/chartex" xmlns:cx8="http://schemas.microsoft.com/office/drawing/2016/5/14/chartex" xmlns:mc="http://schemas.openxmlformats.org/markup-compatibility/2006" xmlns:aink="http://schemas.microsoft.com/office/drawing/2016/ink" xmlns:am3d="http://schemas.microsoft.com/office/drawing/2017/model3d" xmlns:o="urn:schemas-microsoft-com:office:office" xmlns:oel="http://schemas.microsoft.com/office/2019/extlst" xmlns:r="http://schemas.openxmlformats.org/officeDocument/2006/relationships" xmlns:m="http://schemas.openxmlformats.org/officeDocument/2006/math" xmlns:v="urn:schemas-microsoft-com:vml" xmlns:wp14="http://schemas.microsoft.com/office/word/2010/wordprocessingDrawing" xmlns:wp="http://schemas.openxmlformats.org/drawingml/2006/wordprocessingDrawing" xmlns:w10="urn:schemas-microsoft-com:office:word" xmlns:w="http://schemas.openxmlformats.org/wordprocessingml/2006/main" xmlns:w14="http://schemas.microsoft.com/office/word/2010/wordml" xmlns:w15="http://schemas.microsoft.com/office/word/2012/wordml" xmlns:w16cex="http://schemas.microsoft.com/office/word/2018/wordml/cex" xmlns:w16cid="http://schemas.microsoft.com/office/word/2016/wordml/cid" xmlns:w16="http://schemas.microsoft.com/office/word/2018/wordml" xmlns:w16du="http://schemas.microsoft.com/office/word/2023/wordml/word16du" xmlns:w16sdtdh="http://schemas.microsoft.com/office/word/2020/wordml/sdtdatahash" xmlns:w16sdtfl="http://schemas.microsoft.com/office/word/2024/wordml/sdtformatlock" xmlns:w16se="http://schemas.microsoft.com/office/word/2015/wordml/symex" xmlns:wpg="http://schemas.microsoft.com/office/word/2010/wordprocessingGroup" xmlns:wpi="http://schemas.microsoft.com/office/word/2010/wordprocessingInk" xmlns:wne="http://schemas.microsoft.com/office/word/2006/wordml" xmlns:wps="http://schemas.microsoft.com/office/word/2010/wordprocessingShape" mc:Ignorable="w14 w15 w16se w16cid w16 w16cex w16sdtdh w16sdtfl w16du wp14">
   <w:p>
     <w:pPr>
-      <w:pStyle w:val="Zpat"/>
+      <w:pStyle w:val="Footer"/>
       <w:ind w:right="360" w:firstLine="360"/>
     </w:pPr>
     <w:r>
       <w:rPr>
-        <w:rStyle w:val="slostrnky"/>
+        <w:rStyle w:val="PageNumber"/>
       </w:rPr>
       <w:fldChar w:fldCharType="begin"/>
     </w:r>
     <w:r>
       <w:rPr>
-        <w:rStyle w:val="slostrnky"/>
+        <w:rStyle w:val="PageNumber"/>
       </w:rPr>
       <w:instrText xml:space="preserve"> PAGE </w:instrText>
     </w:r>
     <w:r>
       <w:rPr>
-        <w:rStyle w:val="slostrnky"/>
+        <w:rStyle w:val="PageNumber"/>
       </w:rPr>
       <w:fldChar w:fldCharType="separate"/>
     </w:r>
     <w:r>
       <w:rPr>
-        <w:rStyle w:val="slostrnky"/>
+        <w:rStyle w:val="PageNumber"/>
         <w:noProof/>
       </w:rPr>
       <w:t>2</w:t>
     </w:r>
     <w:r>
       <w:rPr>
-        <w:rStyle w:val="slostrnky"/>
+        <w:rStyle w:val="PageNumber"/>
       </w:rPr>
       <w:fldChar w:fldCharType="end"/>
     </w:r>
@@ -1432,40 +1512,40 @@
 </file>
 
 <file path=word/footer2.xml><?xml version="1.0" encoding="utf-8"?>
-<w:ftr xmlns:wpc="http://schemas.microsoft.com/office/word/2010/wordprocessingCanvas" xmlns:cx="http://schemas.microsoft.com/office/drawing/2014/chartex" xmlns:cx1="http://schemas.microsoft.com/office/drawing/2015/9/8/chartex" xmlns:mc="http://schemas.openxmlformats.org/markup-compatibility/2006" xmlns:o="urn:schemas-microsoft-com:office:office" xmlns:r="http://schemas.openxmlformats.org/officeDocument/2006/relationships" xmlns:m="http://schemas.openxmlformats.org/officeDocument/2006/math" xmlns:v="urn:schemas-microsoft-com:vml" xmlns:wp14="http://schemas.microsoft.com/office/word/2010/wordprocessingDrawing" xmlns:wp="http://schemas.openxmlformats.org/drawingml/2006/wordprocessingDrawing" xmlns:w10="urn:schemas-microsoft-com:office:word" xmlns:w="http://schemas.openxmlformats.org/wordprocessingml/2006/main" xmlns:w14="http://schemas.microsoft.com/office/word/2010/wordml" xmlns:w15="http://schemas.microsoft.com/office/word/2012/wordml" xmlns:w16se="http://schemas.microsoft.com/office/word/2015/wordml/symex" xmlns:wpg="http://schemas.microsoft.com/office/word/2010/wordprocessingGroup" xmlns:wpi="http://schemas.microsoft.com/office/word/2010/wordprocessingInk" xmlns:wne="http://schemas.microsoft.com/office/word/2006/wordml" xmlns:wps="http://schemas.microsoft.com/office/word/2010/wordprocessingShape" mc:Ignorable="w14 w15 w16se wp14">
+<w:ftr xmlns:wpc="http://schemas.microsoft.com/office/word/2010/wordprocessingCanvas" xmlns:cx="http://schemas.microsoft.com/office/drawing/2014/chartex" xmlns:cx1="http://schemas.microsoft.com/office/drawing/2015/9/8/chartex" xmlns:cx2="http://schemas.microsoft.com/office/drawing/2015/10/21/chartex" xmlns:cx3="http://schemas.microsoft.com/office/drawing/2016/5/9/chartex" xmlns:cx4="http://schemas.microsoft.com/office/drawing/2016/5/10/chartex" xmlns:cx5="http://schemas.microsoft.com/office/drawing/2016/5/11/chartex" xmlns:cx6="http://schemas.microsoft.com/office/drawing/2016/5/12/chartex" xmlns:cx7="http://schemas.microsoft.com/office/drawing/2016/5/13/chartex" xmlns:cx8="http://schemas.microsoft.com/office/drawing/2016/5/14/chartex" xmlns:mc="http://schemas.openxmlformats.org/markup-compatibility/2006" xmlns:aink="http://schemas.microsoft.com/office/drawing/2016/ink" xmlns:am3d="http://schemas.microsoft.com/office/drawing/2017/model3d" xmlns:o="urn:schemas-microsoft-com:office:office" xmlns:oel="http://schemas.microsoft.com/office/2019/extlst" xmlns:r="http://schemas.openxmlformats.org/officeDocument/2006/relationships" xmlns:m="http://schemas.openxmlformats.org/officeDocument/2006/math" xmlns:v="urn:schemas-microsoft-com:vml" xmlns:wp14="http://schemas.microsoft.com/office/word/2010/wordprocessingDrawing" xmlns:wp="http://schemas.openxmlformats.org/drawingml/2006/wordprocessingDrawing" xmlns:w10="urn:schemas-microsoft-com:office:word" xmlns:w="http://schemas.openxmlformats.org/wordprocessingml/2006/main" xmlns:w14="http://schemas.microsoft.com/office/word/2010/wordml" xmlns:w15="http://schemas.microsoft.com/office/word/2012/wordml" xmlns:w16cex="http://schemas.microsoft.com/office/word/2018/wordml/cex" xmlns:w16cid="http://schemas.microsoft.com/office/word/2016/wordml/cid" xmlns:w16="http://schemas.microsoft.com/office/word/2018/wordml" xmlns:w16du="http://schemas.microsoft.com/office/word/2023/wordml/word16du" xmlns:w16sdtdh="http://schemas.microsoft.com/office/word/2020/wordml/sdtdatahash" xmlns:w16sdtfl="http://schemas.microsoft.com/office/word/2024/wordml/sdtformatlock" xmlns:w16se="http://schemas.microsoft.com/office/word/2015/wordml/symex" xmlns:wpg="http://schemas.microsoft.com/office/word/2010/wordprocessingGroup" xmlns:wpi="http://schemas.microsoft.com/office/word/2010/wordprocessingInk" xmlns:wne="http://schemas.microsoft.com/office/word/2006/wordml" xmlns:wps="http://schemas.microsoft.com/office/word/2010/wordprocessingShape" mc:Ignorable="w14 w15 w16se w16cid w16 w16cex w16sdtdh w16sdtfl w16du wp14">
   <w:p>
     <w:pPr>
-      <w:pStyle w:val="Zpat"/>
+      <w:pStyle w:val="Footer"/>
       <w:ind w:right="360" w:firstLine="360"/>
     </w:pPr>
     <w:r>
       <w:rPr>
-        <w:rStyle w:val="slostrnky"/>
+        <w:rStyle w:val="PageNumber"/>
       </w:rPr>
       <w:fldChar w:fldCharType="begin"/>
     </w:r>
     <w:r>
       <w:rPr>
-        <w:rStyle w:val="slostrnky"/>
+        <w:rStyle w:val="PageNumber"/>
       </w:rPr>
       <w:instrText xml:space="preserve"> PAGE </w:instrText>
     </w:r>
     <w:r>
       <w:rPr>
-        <w:rStyle w:val="slostrnky"/>
+        <w:rStyle w:val="PageNumber"/>
       </w:rPr>
       <w:fldChar w:fldCharType="separate"/>
     </w:r>
     <w:r>
       <w:rPr>
-        <w:rStyle w:val="slostrnky"/>
+        <w:rStyle w:val="PageNumber"/>
         <w:noProof/>
       </w:rPr>
       <w:t>3</w:t>
     </w:r>
     <w:r>
       <w:rPr>
-        <w:rStyle w:val="slostrnky"/>
+        <w:rStyle w:val="PageNumber"/>
       </w:rPr>
       <w:fldChar w:fldCharType="end"/>
     </w:r>
@@ -1474,38 +1554,38 @@
 </file>
 
 <file path=word/footer3.xml><?xml version="1.0" encoding="utf-8"?>
-<w:ftr xmlns:wpc="http://schemas.microsoft.com/office/word/2010/wordprocessingCanvas" xmlns:cx="http://schemas.microsoft.com/office/drawing/2014/chartex" xmlns:cx1="http://schemas.microsoft.com/office/drawing/2015/9/8/chartex" xmlns:mc="http://schemas.openxmlformats.org/markup-compatibility/2006" xmlns:o="urn:schemas-microsoft-com:office:office" xmlns:r="http://schemas.openxmlformats.org/officeDocument/2006/relationships" xmlns:m="http://schemas.openxmlformats.org/officeDocument/2006/math" xmlns:v="urn:schemas-microsoft-com:vml" xmlns:wp14="http://schemas.microsoft.com/office/word/2010/wordprocessingDrawing" xmlns:wp="http://schemas.openxmlformats.org/drawingml/2006/wordprocessingDrawing" xmlns:w10="urn:schemas-microsoft-com:office:word" xmlns:w="http://schemas.openxmlformats.org/wordprocessingml/2006/main" xmlns:w14="http://schemas.microsoft.com/office/word/2010/wordml" xmlns:w15="http://schemas.microsoft.com/office/word/2012/wordml" xmlns:w16se="http://schemas.microsoft.com/office/word/2015/wordml/symex" xmlns:wpg="http://schemas.microsoft.com/office/word/2010/wordprocessingGroup" xmlns:wpi="http://schemas.microsoft.com/office/word/2010/wordprocessingInk" xmlns:wne="http://schemas.microsoft.com/office/word/2006/wordml" xmlns:wps="http://schemas.microsoft.com/office/word/2010/wordprocessingShape" mc:Ignorable="w14 w15 w16se wp14">
+<w:ftr xmlns:wpc="http://schemas.microsoft.com/office/word/2010/wordprocessingCanvas" xmlns:cx="http://schemas.microsoft.com/office/drawing/2014/chartex" xmlns:cx1="http://schemas.microsoft.com/office/drawing/2015/9/8/chartex" xmlns:cx2="http://schemas.microsoft.com/office/drawing/2015/10/21/chartex" xmlns:cx3="http://schemas.microsoft.com/office/drawing/2016/5/9/chartex" xmlns:cx4="http://schemas.microsoft.com/office/drawing/2016/5/10/chartex" xmlns:cx5="http://schemas.microsoft.com/office/drawing/2016/5/11/chartex" xmlns:cx6="http://schemas.microsoft.com/office/drawing/2016/5/12/chartex" xmlns:cx7="http://schemas.microsoft.com/office/drawing/2016/5/13/chartex" xmlns:cx8="http://schemas.microsoft.com/office/drawing/2016/5/14/chartex" xmlns:mc="http://schemas.openxmlformats.org/markup-compatibility/2006" xmlns:aink="http://schemas.microsoft.com/office/drawing/2016/ink" xmlns:am3d="http://schemas.microsoft.com/office/drawing/2017/model3d" xmlns:o="urn:schemas-microsoft-com:office:office" xmlns:oel="http://schemas.microsoft.com/office/2019/extlst" xmlns:r="http://schemas.openxmlformats.org/officeDocument/2006/relationships" xmlns:m="http://schemas.openxmlformats.org/officeDocument/2006/math" xmlns:v="urn:schemas-microsoft-com:vml" xmlns:wp14="http://schemas.microsoft.com/office/word/2010/wordprocessingDrawing" xmlns:wp="http://schemas.openxmlformats.org/drawingml/2006/wordprocessingDrawing" xmlns:w10="urn:schemas-microsoft-com:office:word" xmlns:w="http://schemas.openxmlformats.org/wordprocessingml/2006/main" xmlns:w14="http://schemas.microsoft.com/office/word/2010/wordml" xmlns:w15="http://schemas.microsoft.com/office/word/2012/wordml" xmlns:w16cex="http://schemas.microsoft.com/office/word/2018/wordml/cex" xmlns:w16cid="http://schemas.microsoft.com/office/word/2016/wordml/cid" xmlns:w16="http://schemas.microsoft.com/office/word/2018/wordml" xmlns:w16du="http://schemas.microsoft.com/office/word/2023/wordml/word16du" xmlns:w16sdtdh="http://schemas.microsoft.com/office/word/2020/wordml/sdtdatahash" xmlns:w16sdtfl="http://schemas.microsoft.com/office/word/2024/wordml/sdtformatlock" xmlns:w16se="http://schemas.microsoft.com/office/word/2015/wordml/symex" xmlns:wpg="http://schemas.microsoft.com/office/word/2010/wordprocessingGroup" xmlns:wpi="http://schemas.microsoft.com/office/word/2010/wordprocessingInk" xmlns:wne="http://schemas.microsoft.com/office/word/2006/wordml" xmlns:wps="http://schemas.microsoft.com/office/word/2010/wordprocessingShape" mc:Ignorable="w14 w15 w16se w16cid w16 w16cex w16sdtdh w16sdtfl w16du wp14">
   <w:p>
     <w:pPr>
-      <w:pStyle w:val="Zpat"/>
+      <w:pStyle w:val="Footer"/>
     </w:pPr>
     <w:r>
       <w:rPr>
-        <w:rStyle w:val="slostrnky"/>
+        <w:rStyle w:val="PageNumber"/>
       </w:rPr>
       <w:fldChar w:fldCharType="begin"/>
     </w:r>
     <w:r>
       <w:rPr>
-        <w:rStyle w:val="slostrnky"/>
+        <w:rStyle w:val="PageNumber"/>
       </w:rPr>
       <w:instrText xml:space="preserve"> PAGE </w:instrText>
     </w:r>
     <w:r>
       <w:rPr>
-        <w:rStyle w:val="slostrnky"/>
+        <w:rStyle w:val="PageNumber"/>
       </w:rPr>
       <w:fldChar w:fldCharType="separate"/>
     </w:r>
     <w:r>
       <w:rPr>
-        <w:rStyle w:val="slostrnky"/>
+        <w:rStyle w:val="PageNumber"/>
       </w:rPr>
       <w:t>52</w:t>
     </w:r>
     <w:r>
       <w:rPr>
-        <w:rStyle w:val="slostrnky"/>
+        <w:rStyle w:val="PageNumber"/>
       </w:rPr>
       <w:fldChar w:fldCharType="end"/>
     </w:r>
@@ -1514,7 +1594,7 @@
 </file>
 
 <file path=word/footnotes.xml><?xml version="1.0" encoding="utf-8"?>
-<w:footnotes xmlns:wpc="http://schemas.microsoft.com/office/word/2010/wordprocessingCanvas" xmlns:cx="http://schemas.microsoft.com/office/drawing/2014/chartex" xmlns:cx1="http://schemas.microsoft.com/office/drawing/2015/9/8/chartex" xmlns:mc="http://schemas.openxmlformats.org/markup-compatibility/2006" xmlns:o="urn:schemas-microsoft-com:office:office" xmlns:r="http://schemas.openxmlformats.org/officeDocument/2006/relationships" xmlns:m="http://schemas.openxmlformats.org/officeDocument/2006/math" xmlns:v="urn:schemas-microsoft-com:vml" xmlns:wp14="http://schemas.microsoft.com/office/word/2010/wordprocessingDrawing" xmlns:wp="http://schemas.openxmlformats.org/drawingml/2006/wordprocessingDrawing" xmlns:w10="urn:schemas-microsoft-com:office:word" xmlns:w="http://schemas.openxmlformats.org/wordprocessingml/2006/main" xmlns:w14="http://schemas.microsoft.com/office/word/2010/wordml" xmlns:w15="http://schemas.microsoft.com/office/word/2012/wordml" xmlns:w16se="http://schemas.microsoft.com/office/word/2015/wordml/symex" xmlns:wpg="http://schemas.microsoft.com/office/word/2010/wordprocessingGroup" xmlns:wpi="http://schemas.microsoft.com/office/word/2010/wordprocessingInk" xmlns:wne="http://schemas.microsoft.com/office/word/2006/wordml" xmlns:wps="http://schemas.microsoft.com/office/word/2010/wordprocessingShape" mc:Ignorable="w14 w15 w16se wp14">
+<w:footnotes xmlns:wpc="http://schemas.microsoft.com/office/word/2010/wordprocessingCanvas" xmlns:cx="http://schemas.microsoft.com/office/drawing/2014/chartex" xmlns:cx1="http://schemas.microsoft.com/office/drawing/2015/9/8/chartex" xmlns:cx2="http://schemas.microsoft.com/office/drawing/2015/10/21/chartex" xmlns:cx3="http://schemas.microsoft.com/office/drawing/2016/5/9/chartex" xmlns:cx4="http://schemas.microsoft.com/office/drawing/2016/5/10/chartex" xmlns:cx5="http://schemas.microsoft.com/office/drawing/2016/5/11/chartex" xmlns:cx6="http://schemas.microsoft.com/office/drawing/2016/5/12/chartex" xmlns:cx7="http://schemas.microsoft.com/office/drawing/2016/5/13/chartex" xmlns:cx8="http://schemas.microsoft.com/office/drawing/2016/5/14/chartex" xmlns:mc="http://schemas.openxmlformats.org/markup-compatibility/2006" xmlns:aink="http://schemas.microsoft.com/office/drawing/2016/ink" xmlns:am3d="http://schemas.microsoft.com/office/drawing/2017/model3d" xmlns:o="urn:schemas-microsoft-com:office:office" xmlns:oel="http://schemas.microsoft.com/office/2019/extlst" xmlns:r="http://schemas.openxmlformats.org/officeDocument/2006/relationships" xmlns:m="http://schemas.openxmlformats.org/officeDocument/2006/math" xmlns:v="urn:schemas-microsoft-com:vml" xmlns:wp14="http://schemas.microsoft.com/office/word/2010/wordprocessingDrawing" xmlns:wp="http://schemas.openxmlformats.org/drawingml/2006/wordprocessingDrawing" xmlns:w10="urn:schemas-microsoft-com:office:word" xmlns:w="http://schemas.openxmlformats.org/wordprocessingml/2006/main" xmlns:w14="http://schemas.microsoft.com/office/word/2010/wordml" xmlns:w15="http://schemas.microsoft.com/office/word/2012/wordml" xmlns:w16cex="http://schemas.microsoft.com/office/word/2018/wordml/cex" xmlns:w16cid="http://schemas.microsoft.com/office/word/2016/wordml/cid" xmlns:w16="http://schemas.microsoft.com/office/word/2018/wordml" xmlns:w16du="http://schemas.microsoft.com/office/word/2023/wordml/word16du" xmlns:w16sdtdh="http://schemas.microsoft.com/office/word/2020/wordml/sdtdatahash" xmlns:w16sdtfl="http://schemas.microsoft.com/office/word/2024/wordml/sdtformatlock" xmlns:w16se="http://schemas.microsoft.com/office/word/2015/wordml/symex" xmlns:wpg="http://schemas.microsoft.com/office/word/2010/wordprocessingGroup" xmlns:wpi="http://schemas.microsoft.com/office/word/2010/wordprocessingInk" xmlns:wne="http://schemas.microsoft.com/office/word/2006/wordml" xmlns:wps="http://schemas.microsoft.com/office/word/2010/wordprocessingShape" mc:Ignorable="w14 w15 w16se w16cid w16 w16cex w16sdtdh w16sdtfl w16du wp14">
   <w:footnote w:type="separator" w:id="-1">
     <w:p>
       <w:r>
@@ -1533,27 +1613,27 @@
 </file>
 
 <file path=word/header1.xml><?xml version="1.0" encoding="utf-8"?>
-<w:hdr xmlns:wpc="http://schemas.microsoft.com/office/word/2010/wordprocessingCanvas" xmlns:cx="http://schemas.microsoft.com/office/drawing/2014/chartex" xmlns:cx1="http://schemas.microsoft.com/office/drawing/2015/9/8/chartex" xmlns:mc="http://schemas.openxmlformats.org/markup-compatibility/2006" xmlns:o="urn:schemas-microsoft-com:office:office" xmlns:r="http://schemas.openxmlformats.org/officeDocument/2006/relationships" xmlns:m="http://schemas.openxmlformats.org/officeDocument/2006/math" xmlns:v="urn:schemas-microsoft-com:vml" xmlns:wp14="http://schemas.microsoft.com/office/word/2010/wordprocessingDrawing" xmlns:wp="http://schemas.openxmlformats.org/drawingml/2006/wordprocessingDrawing" xmlns:w10="urn:schemas-microsoft-com:office:word" xmlns:w="http://schemas.openxmlformats.org/wordprocessingml/2006/main" xmlns:w14="http://schemas.microsoft.com/office/word/2010/wordml" xmlns:w15="http://schemas.microsoft.com/office/word/2012/wordml" xmlns:w16se="http://schemas.microsoft.com/office/word/2015/wordml/symex" xmlns:wpg="http://schemas.microsoft.com/office/word/2010/wordprocessingGroup" xmlns:wpi="http://schemas.microsoft.com/office/word/2010/wordprocessingInk" xmlns:wne="http://schemas.microsoft.com/office/word/2006/wordml" xmlns:wps="http://schemas.microsoft.com/office/word/2010/wordprocessingShape" mc:Ignorable="w14 w15 w16se wp14">
+<w:hdr xmlns:wpc="http://schemas.microsoft.com/office/word/2010/wordprocessingCanvas" xmlns:cx="http://schemas.microsoft.com/office/drawing/2014/chartex" xmlns:cx1="http://schemas.microsoft.com/office/drawing/2015/9/8/chartex" xmlns:cx2="http://schemas.microsoft.com/office/drawing/2015/10/21/chartex" xmlns:cx3="http://schemas.microsoft.com/office/drawing/2016/5/9/chartex" xmlns:cx4="http://schemas.microsoft.com/office/drawing/2016/5/10/chartex" xmlns:cx5="http://schemas.microsoft.com/office/drawing/2016/5/11/chartex" xmlns:cx6="http://schemas.microsoft.com/office/drawing/2016/5/12/chartex" xmlns:cx7="http://schemas.microsoft.com/office/drawing/2016/5/13/chartex" xmlns:cx8="http://schemas.microsoft.com/office/drawing/2016/5/14/chartex" xmlns:mc="http://schemas.openxmlformats.org/markup-compatibility/2006" xmlns:aink="http://schemas.microsoft.com/office/drawing/2016/ink" xmlns:am3d="http://schemas.microsoft.com/office/drawing/2017/model3d" xmlns:o="urn:schemas-microsoft-com:office:office" xmlns:oel="http://schemas.microsoft.com/office/2019/extlst" xmlns:r="http://schemas.openxmlformats.org/officeDocument/2006/relationships" xmlns:m="http://schemas.openxmlformats.org/officeDocument/2006/math" xmlns:v="urn:schemas-microsoft-com:vml" xmlns:wp14="http://schemas.microsoft.com/office/word/2010/wordprocessingDrawing" xmlns:wp="http://schemas.openxmlformats.org/drawingml/2006/wordprocessingDrawing" xmlns:w10="urn:schemas-microsoft-com:office:word" xmlns:w="http://schemas.openxmlformats.org/wordprocessingml/2006/main" xmlns:w14="http://schemas.microsoft.com/office/word/2010/wordml" xmlns:w15="http://schemas.microsoft.com/office/word/2012/wordml" xmlns:w16cex="http://schemas.microsoft.com/office/word/2018/wordml/cex" xmlns:w16cid="http://schemas.microsoft.com/office/word/2016/wordml/cid" xmlns:w16="http://schemas.microsoft.com/office/word/2018/wordml" xmlns:w16du="http://schemas.microsoft.com/office/word/2023/wordml/word16du" xmlns:w16sdtdh="http://schemas.microsoft.com/office/word/2020/wordml/sdtdatahash" xmlns:w16sdtfl="http://schemas.microsoft.com/office/word/2024/wordml/sdtformatlock" xmlns:w16se="http://schemas.microsoft.com/office/word/2015/wordml/symex" xmlns:wpg="http://schemas.microsoft.com/office/word/2010/wordprocessingGroup" xmlns:wpi="http://schemas.microsoft.com/office/word/2010/wordprocessingInk" xmlns:wne="http://schemas.microsoft.com/office/word/2006/wordml" xmlns:wps="http://schemas.microsoft.com/office/word/2010/wordprocessingShape" mc:Ignorable="w14 w15 w16se w16cid w16 w16cex w16sdtdh w16sdtfl w16du wp14">
   <w:p>
     <w:pPr>
-      <w:pStyle w:val="Zhlav"/>
+      <w:pStyle w:val="Header"/>
     </w:pPr>
   </w:p>
 </w:hdr>
 </file>
 
 <file path=word/header2.xml><?xml version="1.0" encoding="utf-8"?>
-<w:hdr xmlns:wpc="http://schemas.microsoft.com/office/word/2010/wordprocessingCanvas" xmlns:cx="http://schemas.microsoft.com/office/drawing/2014/chartex" xmlns:cx1="http://schemas.microsoft.com/office/drawing/2015/9/8/chartex" xmlns:mc="http://schemas.openxmlformats.org/markup-compatibility/2006" xmlns:o="urn:schemas-microsoft-com:office:office" xmlns:r="http://schemas.openxmlformats.org/officeDocument/2006/relationships" xmlns:m="http://schemas.openxmlformats.org/officeDocument/2006/math" xmlns:v="urn:schemas-microsoft-com:vml" xmlns:wp14="http://schemas.microsoft.com/office/word/2010/wordprocessingDrawing" xmlns:wp="http://schemas.openxmlformats.org/drawingml/2006/wordprocessingDrawing" xmlns:w10="urn:schemas-microsoft-com:office:word" xmlns:w="http://schemas.openxmlformats.org/wordprocessingml/2006/main" xmlns:w14="http://schemas.microsoft.com/office/word/2010/wordml" xmlns:w15="http://schemas.microsoft.com/office/word/2012/wordml" xmlns:w16se="http://schemas.microsoft.com/office/word/2015/wordml/symex" xmlns:wpg="http://schemas.microsoft.com/office/word/2010/wordprocessingGroup" xmlns:wpi="http://schemas.microsoft.com/office/word/2010/wordprocessingInk" xmlns:wne="http://schemas.microsoft.com/office/word/2006/wordml" xmlns:wps="http://schemas.microsoft.com/office/word/2010/wordprocessingShape" mc:Ignorable="w14 w15 w16se wp14">
+<w:hdr xmlns:wpc="http://schemas.microsoft.com/office/word/2010/wordprocessingCanvas" xmlns:cx="http://schemas.microsoft.com/office/drawing/2014/chartex" xmlns:cx1="http://schemas.microsoft.com/office/drawing/2015/9/8/chartex" xmlns:cx2="http://schemas.microsoft.com/office/drawing/2015/10/21/chartex" xmlns:cx3="http://schemas.microsoft.com/office/drawing/2016/5/9/chartex" xmlns:cx4="http://schemas.microsoft.com/office/drawing/2016/5/10/chartex" xmlns:cx5="http://schemas.microsoft.com/office/drawing/2016/5/11/chartex" xmlns:cx6="http://schemas.microsoft.com/office/drawing/2016/5/12/chartex" xmlns:cx7="http://schemas.microsoft.com/office/drawing/2016/5/13/chartex" xmlns:cx8="http://schemas.microsoft.com/office/drawing/2016/5/14/chartex" xmlns:mc="http://schemas.openxmlformats.org/markup-compatibility/2006" xmlns:aink="http://schemas.microsoft.com/office/drawing/2016/ink" xmlns:am3d="http://schemas.microsoft.com/office/drawing/2017/model3d" xmlns:o="urn:schemas-microsoft-com:office:office" xmlns:oel="http://schemas.microsoft.com/office/2019/extlst" xmlns:r="http://schemas.openxmlformats.org/officeDocument/2006/relationships" xmlns:m="http://schemas.openxmlformats.org/officeDocument/2006/math" xmlns:v="urn:schemas-microsoft-com:vml" xmlns:wp14="http://schemas.microsoft.com/office/word/2010/wordprocessingDrawing" xmlns:wp="http://schemas.openxmlformats.org/drawingml/2006/wordprocessingDrawing" xmlns:w10="urn:schemas-microsoft-com:office:word" xmlns:w="http://schemas.openxmlformats.org/wordprocessingml/2006/main" xmlns:w14="http://schemas.microsoft.com/office/word/2010/wordml" xmlns:w15="http://schemas.microsoft.com/office/word/2012/wordml" xmlns:w16cex="http://schemas.microsoft.com/office/word/2018/wordml/cex" xmlns:w16cid="http://schemas.microsoft.com/office/word/2016/wordml/cid" xmlns:w16="http://schemas.microsoft.com/office/word/2018/wordml" xmlns:w16du="http://schemas.microsoft.com/office/word/2023/wordml/word16du" xmlns:w16sdtdh="http://schemas.microsoft.com/office/word/2020/wordml/sdtdatahash" xmlns:w16sdtfl="http://schemas.microsoft.com/office/word/2024/wordml/sdtformatlock" xmlns:w16se="http://schemas.microsoft.com/office/word/2015/wordml/symex" xmlns:wpg="http://schemas.microsoft.com/office/word/2010/wordprocessingGroup" xmlns:wpi="http://schemas.microsoft.com/office/word/2010/wordprocessingInk" xmlns:wne="http://schemas.microsoft.com/office/word/2006/wordml" xmlns:wps="http://schemas.microsoft.com/office/word/2010/wordprocessingShape" mc:Ignorable="w14 w15 w16se w16cid w16 w16cex w16sdtdh w16sdtfl w16du wp14">
   <w:p>
     <w:pPr>
-      <w:pStyle w:val="Zhlav"/>
+      <w:pStyle w:val="Header"/>
     </w:pPr>
   </w:p>
 </w:hdr>
 </file>
 
 <file path=word/numbering.xml><?xml version="1.0" encoding="utf-8"?>
-<w:numbering xmlns:wpc="http://schemas.microsoft.com/office/word/2010/wordprocessingCanvas" xmlns:cx="http://schemas.microsoft.com/office/drawing/2014/chartex" xmlns:cx1="http://schemas.microsoft.com/office/drawing/2015/9/8/chartex" xmlns:mc="http://schemas.openxmlformats.org/markup-compatibility/2006" xmlns:o="urn:schemas-microsoft-com:office:office" xmlns:r="http://schemas.openxmlformats.org/officeDocument/2006/relationships" xmlns:m="http://schemas.openxmlformats.org/officeDocument/2006/math" xmlns:v="urn:schemas-microsoft-com:vml" xmlns:wp14="http://schemas.microsoft.com/office/word/2010/wordprocessingDrawing" xmlns:wp="http://schemas.openxmlformats.org/drawingml/2006/wordprocessingDrawing" xmlns:w10="urn:schemas-microsoft-com:office:word" xmlns:w="http://schemas.openxmlformats.org/wordprocessingml/2006/main" xmlns:w14="http://schemas.microsoft.com/office/word/2010/wordml" xmlns:w15="http://schemas.microsoft.com/office/word/2012/wordml" xmlns:w16se="http://schemas.microsoft.com/office/word/2015/wordml/symex" xmlns:wpg="http://schemas.microsoft.com/office/word/2010/wordprocessingGroup" xmlns:wpi="http://schemas.microsoft.com/office/word/2010/wordprocessingInk" xmlns:wne="http://schemas.microsoft.com/office/word/2006/wordml" xmlns:wps="http://schemas.microsoft.com/office/word/2010/wordprocessingShape" mc:Ignorable="w14 w15 w16se wp14">
+<w:numbering xmlns:wpc="http://schemas.microsoft.com/office/word/2010/wordprocessingCanvas" xmlns:cx="http://schemas.microsoft.com/office/drawing/2014/chartex" xmlns:cx1="http://schemas.microsoft.com/office/drawing/2015/9/8/chartex" xmlns:cx2="http://schemas.microsoft.com/office/drawing/2015/10/21/chartex" xmlns:cx3="http://schemas.microsoft.com/office/drawing/2016/5/9/chartex" xmlns:cx4="http://schemas.microsoft.com/office/drawing/2016/5/10/chartex" xmlns:cx5="http://schemas.microsoft.com/office/drawing/2016/5/11/chartex" xmlns:cx6="http://schemas.microsoft.com/office/drawing/2016/5/12/chartex" xmlns:cx7="http://schemas.microsoft.com/office/drawing/2016/5/13/chartex" xmlns:cx8="http://schemas.microsoft.com/office/drawing/2016/5/14/chartex" xmlns:mc="http://schemas.openxmlformats.org/markup-compatibility/2006" xmlns:aink="http://schemas.microsoft.com/office/drawing/2016/ink" xmlns:am3d="http://schemas.microsoft.com/office/drawing/2017/model3d" xmlns:o="urn:schemas-microsoft-com:office:office" xmlns:oel="http://schemas.microsoft.com/office/2019/extlst" xmlns:r="http://schemas.openxmlformats.org/officeDocument/2006/relationships" xmlns:m="http://schemas.openxmlformats.org/officeDocument/2006/math" xmlns:v="urn:schemas-microsoft-com:vml" xmlns:wp14="http://schemas.microsoft.com/office/word/2010/wordprocessingDrawing" xmlns:wp="http://schemas.openxmlformats.org/drawingml/2006/wordprocessingDrawing" xmlns:w10="urn:schemas-microsoft-com:office:word" xmlns:w="http://schemas.openxmlformats.org/wordprocessingml/2006/main" xmlns:w14="http://schemas.microsoft.com/office/word/2010/wordml" xmlns:w15="http://schemas.microsoft.com/office/word/2012/wordml" xmlns:w16cex="http://schemas.microsoft.com/office/word/2018/wordml/cex" xmlns:w16cid="http://schemas.microsoft.com/office/word/2016/wordml/cid" xmlns:w16="http://schemas.microsoft.com/office/word/2018/wordml" xmlns:w16du="http://schemas.microsoft.com/office/word/2023/wordml/word16du" xmlns:w16sdtdh="http://schemas.microsoft.com/office/word/2020/wordml/sdtdatahash" xmlns:w16sdtfl="http://schemas.microsoft.com/office/word/2024/wordml/sdtformatlock" xmlns:w16se="http://schemas.microsoft.com/office/word/2015/wordml/symex" xmlns:wpg="http://schemas.microsoft.com/office/word/2010/wordprocessingGroup" xmlns:wpi="http://schemas.microsoft.com/office/word/2010/wordprocessingInk" xmlns:wne="http://schemas.microsoft.com/office/word/2006/wordml" xmlns:wps="http://schemas.microsoft.com/office/word/2010/wordprocessingShape" mc:Ignorable="w14 w15 w16se w16cid w16 w16cex w16sdtdh w16sdtfl w16du wp14">
   <w:abstractNum w:abstractNumId="0" w15:restartNumberingAfterBreak="0">
     <w:nsid w:val="FFFFFF7C"/>
     <w:multiLevelType w:val="multilevel"/>
@@ -1561,7 +1641,7 @@
     <w:lvl w:ilvl="0">
       <w:start w:val="1"/>
       <w:numFmt w:val="decimal"/>
-      <w:pStyle w:val="slovanseznam5"/>
+      <w:pStyle w:val="ListNumber5"/>
       <w:lvlText w:val="%1."/>
       <w:lvlJc w:val="left"/>
       <w:pPr>
@@ -1619,7 +1699,7 @@
     <w:lvl w:ilvl="0">
       <w:start w:val="1"/>
       <w:numFmt w:val="decimal"/>
-      <w:pStyle w:val="slovanseznam4"/>
+      <w:pStyle w:val="ListNumber4"/>
       <w:lvlText w:val="%1."/>
       <w:lvlJc w:val="left"/>
       <w:pPr>
@@ -1677,7 +1757,7 @@
     <w:lvl w:ilvl="0">
       <w:start w:val="1"/>
       <w:numFmt w:val="decimal"/>
-      <w:pStyle w:val="slovanseznam3"/>
+      <w:pStyle w:val="ListNumber3"/>
       <w:lvlText w:val="%1."/>
       <w:lvlJc w:val="left"/>
       <w:pPr>
@@ -1735,7 +1815,7 @@
     <w:lvl w:ilvl="0">
       <w:start w:val="1"/>
       <w:numFmt w:val="decimal"/>
-      <w:pStyle w:val="slovanseznam2"/>
+      <w:pStyle w:val="ListNumber2"/>
       <w:lvlText w:val="%1."/>
       <w:lvlJc w:val="left"/>
       <w:pPr>
@@ -1793,7 +1873,7 @@
     <w:lvl w:ilvl="0">
       <w:start w:val="1"/>
       <w:numFmt w:val="bullet"/>
-      <w:pStyle w:val="Seznamsodrkami5"/>
+      <w:pStyle w:val="ListBullet5"/>
       <w:lvlText w:val=""/>
       <w:lvlJc w:val="left"/>
       <w:pPr>
@@ -1854,7 +1934,7 @@
     <w:lvl w:ilvl="0">
       <w:start w:val="1"/>
       <w:numFmt w:val="bullet"/>
-      <w:pStyle w:val="Seznamsodrkami4"/>
+      <w:pStyle w:val="ListBullet4"/>
       <w:lvlText w:val=""/>
       <w:lvlJc w:val="left"/>
       <w:pPr>
@@ -1915,7 +1995,7 @@
     <w:lvl w:ilvl="0">
       <w:start w:val="1"/>
       <w:numFmt w:val="bullet"/>
-      <w:pStyle w:val="Seznamsodrkami3"/>
+      <w:pStyle w:val="ListBullet3"/>
       <w:lvlText w:val=""/>
       <w:lvlJc w:val="left"/>
       <w:pPr>
@@ -1976,7 +2056,7 @@
     <w:lvl w:ilvl="0">
       <w:start w:val="1"/>
       <w:numFmt w:val="bullet"/>
-      <w:pStyle w:val="Seznamsodrkami2"/>
+      <w:pStyle w:val="ListBullet2"/>
       <w:lvlText w:val=""/>
       <w:lvlJc w:val="left"/>
       <w:pPr>
@@ -2037,7 +2117,7 @@
     <w:lvl w:ilvl="0">
       <w:start w:val="1"/>
       <w:numFmt w:val="bullet"/>
-      <w:pStyle w:val="Seznamsodrkami"/>
+      <w:pStyle w:val="ListBullet"/>
       <w:lvlText w:val=""/>
       <w:lvlJc w:val="left"/>
       <w:pPr>
@@ -2385,11 +2465,11 @@
     <w:nsid w:val="40036746"/>
     <w:multiLevelType w:val="multilevel"/>
     <w:tmpl w:val="328C83C8"/>
-    <w:styleLink w:val="lnekoddl"/>
+    <w:styleLink w:val="ArticleSection"/>
     <w:lvl w:ilvl="0">
       <w:start w:val="1"/>
       <w:numFmt w:val="upperRoman"/>
-      <w:pStyle w:val="lnekoddl"/>
+      <w:pStyle w:val="ArticleSection"/>
       <w:lvlText w:val="Článek %1."/>
       <w:lvlJc w:val="left"/>
       <w:pPr>
@@ -2619,7 +2699,7 @@
     <w:lvl w:ilvl="0">
       <w:start w:val="1"/>
       <w:numFmt w:val="decimal"/>
-      <w:pStyle w:val="slovanseznam"/>
+      <w:pStyle w:val="ListNumber"/>
       <w:lvlText w:val="%1."/>
       <w:legacy w:legacy="1" w:legacySpace="0" w:legacyIndent="283"/>
       <w:lvlJc w:val="left"/>
@@ -2955,70 +3035,70 @@
       <w:lvlJc w:val="left"/>
     </w:lvl>
   </w:abstractNum>
-  <w:num w:numId="1">
+  <w:num w:numId="1" w16cid:durableId="1255237611">
     <w:abstractNumId w:val="9"/>
   </w:num>
-  <w:num w:numId="2">
+  <w:num w:numId="2" w16cid:durableId="788742793">
     <w:abstractNumId w:val="16"/>
   </w:num>
-  <w:num w:numId="3">
+  <w:num w:numId="3" w16cid:durableId="301623260">
     <w:abstractNumId w:val="15"/>
   </w:num>
-  <w:num w:numId="4">
+  <w:num w:numId="4" w16cid:durableId="427426053">
     <w:abstractNumId w:val="10"/>
   </w:num>
-  <w:num w:numId="5">
+  <w:num w:numId="5" w16cid:durableId="1006707633">
     <w:abstractNumId w:val="17"/>
   </w:num>
-  <w:num w:numId="6">
+  <w:num w:numId="6" w16cid:durableId="363141080">
     <w:abstractNumId w:val="14"/>
   </w:num>
-  <w:num w:numId="7">
+  <w:num w:numId="7" w16cid:durableId="1144274774">
     <w:abstractNumId w:val="3"/>
   </w:num>
-  <w:num w:numId="8">
+  <w:num w:numId="8" w16cid:durableId="385491250">
     <w:abstractNumId w:val="2"/>
   </w:num>
-  <w:num w:numId="9">
+  <w:num w:numId="9" w16cid:durableId="1078602291">
     <w:abstractNumId w:val="1"/>
   </w:num>
-  <w:num w:numId="10">
+  <w:num w:numId="10" w16cid:durableId="2025545642">
     <w:abstractNumId w:val="0"/>
   </w:num>
-  <w:num w:numId="11">
+  <w:num w:numId="11" w16cid:durableId="232276396">
     <w:abstractNumId w:val="13"/>
   </w:num>
-  <w:num w:numId="12">
+  <w:num w:numId="12" w16cid:durableId="1543248362">
     <w:abstractNumId w:val="8"/>
   </w:num>
-  <w:num w:numId="13">
+  <w:num w:numId="13" w16cid:durableId="2016490304">
     <w:abstractNumId w:val="7"/>
   </w:num>
-  <w:num w:numId="14">
+  <w:num w:numId="14" w16cid:durableId="774593830">
     <w:abstractNumId w:val="6"/>
   </w:num>
-  <w:num w:numId="15">
+  <w:num w:numId="15" w16cid:durableId="2118987564">
     <w:abstractNumId w:val="5"/>
   </w:num>
-  <w:num w:numId="16">
+  <w:num w:numId="16" w16cid:durableId="1810777364">
     <w:abstractNumId w:val="4"/>
   </w:num>
-  <w:num w:numId="17">
+  <w:num w:numId="17" w16cid:durableId="2074044720">
     <w:abstractNumId w:val="19"/>
     <w:lvlOverride w:ilvl="0">
       <w:startOverride w:val="1"/>
     </w:lvlOverride>
   </w:num>
-  <w:num w:numId="18">
+  <w:num w:numId="18" w16cid:durableId="2117824977">
     <w:abstractNumId w:val="11"/>
   </w:num>
-  <w:num w:numId="19">
+  <w:num w:numId="19" w16cid:durableId="1224410505">
     <w:abstractNumId w:val="18"/>
     <w:lvlOverride w:ilvl="0">
       <w:startOverride w:val="1"/>
     </w:lvlOverride>
   </w:num>
-  <w:num w:numId="20">
+  <w:num w:numId="20" w16cid:durableId="501436982">
     <w:abstractNumId w:val="12"/>
   </w:num>
   <w:numIdMacAtCleanup w:val="20"/>
@@ -3026,7 +3106,7 @@
 </file>
 
 <file path=word/styles.xml><?xml version="1.0" encoding="utf-8"?>
-<w:styles xmlns:mc="http://schemas.openxmlformats.org/markup-compatibility/2006" xmlns:r="http://schemas.openxmlformats.org/officeDocument/2006/relationships" xmlns:w="http://schemas.openxmlformats.org/wordprocessingml/2006/main" xmlns:w14="http://schemas.microsoft.com/office/word/2010/wordml" xmlns:w15="http://schemas.microsoft.com/office/word/2012/wordml" xmlns:w16se="http://schemas.microsoft.com/office/word/2015/wordml/symex" mc:Ignorable="w14 w15 w16se">
+<w:styles xmlns:mc="http://schemas.openxmlformats.org/markup-compatibility/2006" xmlns:r="http://schemas.openxmlformats.org/officeDocument/2006/relationships" xmlns:w="http://schemas.openxmlformats.org/wordprocessingml/2006/main" xmlns:w14="http://schemas.microsoft.com/office/word/2010/wordml" xmlns:w15="http://schemas.microsoft.com/office/word/2012/wordml" xmlns:w16cex="http://schemas.microsoft.com/office/word/2018/wordml/cex" xmlns:w16cid="http://schemas.microsoft.com/office/word/2016/wordml/cid" xmlns:w16="http://schemas.microsoft.com/office/word/2018/wordml" xmlns:w16du="http://schemas.microsoft.com/office/word/2023/wordml/word16du" xmlns:w16sdtdh="http://schemas.microsoft.com/office/word/2020/wordml/sdtdatahash" xmlns:w16sdtfl="http://schemas.microsoft.com/office/word/2024/wordml/sdtformatlock" xmlns:w16se="http://schemas.microsoft.com/office/word/2015/wordml/symex" mc:Ignorable="w14 w15 w16se w16cid w16 w16cex w16sdtdh w16sdtfl w16du">
   <w:docDefaults>
     <w:rPrDefault>
       <w:rPr>
@@ -3036,7 +3116,7 @@
     </w:rPrDefault>
     <w:pPrDefault/>
   </w:docDefaults>
-  <w:latentStyles w:defLockedState="0" w:defUIPriority="99" w:defSemiHidden="0" w:defUnhideWhenUsed="0" w:defQFormat="0" w:count="371">
+  <w:latentStyles w:defLockedState="0" w:defUIPriority="99" w:defSemiHidden="0" w:defUnhideWhenUsed="0" w:defQFormat="0" w:count="376">
     <w:lsdException w:name="Normal" w:uiPriority="0" w:qFormat="1"/>
     <w:lsdException w:name="heading 1" w:qFormat="1"/>
     <w:lsdException w:name="heading 2" w:semiHidden="1" w:uiPriority="9" w:unhideWhenUsed="1" w:qFormat="1"/>
@@ -3408,8 +3488,13 @@
     <w:lsdException w:name="List Table 5 Dark Accent 6" w:uiPriority="50"/>
     <w:lsdException w:name="List Table 6 Colorful Accent 6" w:uiPriority="51"/>
     <w:lsdException w:name="List Table 7 Colorful Accent 6" w:uiPriority="52"/>
+    <w:lsdException w:name="Mention" w:semiHidden="1" w:unhideWhenUsed="1"/>
+    <w:lsdException w:name="Smart Hyperlink" w:semiHidden="1" w:unhideWhenUsed="1"/>
+    <w:lsdException w:name="Hashtag" w:semiHidden="1" w:unhideWhenUsed="1"/>
+    <w:lsdException w:name="Unresolved Mention" w:semiHidden="1" w:unhideWhenUsed="1"/>
+    <w:lsdException w:name="Smart Link" w:semiHidden="1" w:unhideWhenUsed="1"/>
   </w:latentStyles>
-  <w:style w:type="paragraph" w:default="1" w:styleId="Normln">
+  <w:style w:type="paragraph" w:default="1" w:styleId="Normal">
     <w:name w:val="Normal"/>
     <w:qFormat/>
     <w:rsid w:val="002C546D"/>
@@ -3428,11 +3513,11 @@
       <w:lang w:val="en-GB"/>
     </w:rPr>
   </w:style>
-  <w:style w:type="paragraph" w:styleId="Nadpis1">
+  <w:style w:type="paragraph" w:styleId="Heading1">
     <w:name w:val="heading 1"/>
     <w:basedOn w:val="Nadpiskapitoly"/>
     <w:next w:val="Textnormy"/>
-    <w:link w:val="Nadpis1Char"/>
+    <w:link w:val="Heading1Char1"/>
     <w:uiPriority w:val="99"/>
     <w:qFormat/>
     <w:rsid w:val="00A40ACA"/>
@@ -3440,93 +3525,93 @@
       <w:color w:val="003366"/>
     </w:rPr>
   </w:style>
-  <w:style w:type="paragraph" w:styleId="Nadpis2">
+  <w:style w:type="paragraph" w:styleId="Heading2">
     <w:name w:val="heading 2"/>
     <w:basedOn w:val="Nadpislnku"/>
     <w:next w:val="Textnormy"/>
-    <w:link w:val="Nadpis2Char"/>
+    <w:link w:val="Heading2Char1"/>
     <w:qFormat/>
     <w:pPr>
       <w:outlineLvl w:val="1"/>
     </w:pPr>
   </w:style>
-  <w:style w:type="paragraph" w:styleId="Nadpis3">
+  <w:style w:type="paragraph" w:styleId="Heading3">
     <w:name w:val="heading 3"/>
     <w:basedOn w:val="Nadpislnku"/>
     <w:next w:val="Textnormy"/>
-    <w:link w:val="Nadpis3Char"/>
+    <w:link w:val="Heading3Char1"/>
     <w:qFormat/>
     <w:pPr>
       <w:outlineLvl w:val="2"/>
     </w:pPr>
   </w:style>
-  <w:style w:type="paragraph" w:styleId="Nadpis4">
+  <w:style w:type="paragraph" w:styleId="Heading4">
     <w:name w:val="heading 4"/>
     <w:basedOn w:val="Nadpislnku"/>
     <w:next w:val="Textnormy"/>
-    <w:link w:val="Nadpis4Char"/>
+    <w:link w:val="Heading4Char1"/>
     <w:qFormat/>
     <w:pPr>
       <w:outlineLvl w:val="3"/>
     </w:pPr>
   </w:style>
-  <w:style w:type="paragraph" w:styleId="Nadpis5">
+  <w:style w:type="paragraph" w:styleId="Heading5">
     <w:name w:val="heading 5"/>
     <w:basedOn w:val="Nadpislnku"/>
     <w:next w:val="Textnormy"/>
-    <w:link w:val="Nadpis5Char"/>
+    <w:link w:val="Heading5Char1"/>
     <w:qFormat/>
     <w:pPr>
       <w:outlineLvl w:val="4"/>
     </w:pPr>
   </w:style>
-  <w:style w:type="paragraph" w:styleId="Nadpis6">
+  <w:style w:type="paragraph" w:styleId="Heading6">
     <w:name w:val="heading 6"/>
     <w:basedOn w:val="Nadpislnku"/>
     <w:next w:val="Textnormy"/>
-    <w:link w:val="Nadpis6Char"/>
+    <w:link w:val="Heading6Char1"/>
     <w:qFormat/>
     <w:pPr>
       <w:outlineLvl w:val="5"/>
     </w:pPr>
   </w:style>
-  <w:style w:type="paragraph" w:styleId="Nadpis7">
+  <w:style w:type="paragraph" w:styleId="Heading7">
     <w:name w:val="heading 7"/>
     <w:basedOn w:val="Nadpislnku"/>
     <w:next w:val="Textnormy"/>
-    <w:link w:val="Nadpis7Char"/>
+    <w:link w:val="Heading7Char1"/>
     <w:qFormat/>
     <w:pPr>
       <w:outlineLvl w:val="6"/>
     </w:pPr>
   </w:style>
-  <w:style w:type="paragraph" w:styleId="Nadpis8">
+  <w:style w:type="paragraph" w:styleId="Heading8">
     <w:name w:val="heading 8"/>
     <w:basedOn w:val="Nadpislnku"/>
     <w:next w:val="Textnormy"/>
-    <w:link w:val="Nadpis8Char"/>
+    <w:link w:val="Heading8Char1"/>
     <w:qFormat/>
     <w:pPr>
       <w:outlineLvl w:val="7"/>
     </w:pPr>
   </w:style>
-  <w:style w:type="paragraph" w:styleId="Nadpis9">
+  <w:style w:type="paragraph" w:styleId="Heading9">
     <w:name w:val="heading 9"/>
     <w:basedOn w:val="Nadpislnku"/>
     <w:next w:val="Textnormy"/>
-    <w:link w:val="Nadpis9Char"/>
+    <w:link w:val="Heading9Char1"/>
     <w:qFormat/>
     <w:pPr>
       <w:outlineLvl w:val="8"/>
     </w:pPr>
   </w:style>
-  <w:style w:type="character" w:default="1" w:styleId="Standardnpsmoodstavce">
+  <w:style w:type="character" w:default="1" w:styleId="DefaultParagraphFont">
     <w:name w:val="Default Paragraph Font"/>
     <w:uiPriority w:val="1"/>
     <w:semiHidden/>
     <w:unhideWhenUsed/>
   </w:style>
-  <w:style w:type="table" w:default="1" w:styleId="Normlntabulka">
+  <w:style w:type="table" w:default="1" w:styleId="TableNormal">
     <w:name w:val="Normal Table"/>
     <w:uiPriority w:val="99"/>
     <w:semiHidden/>
@@ -3541,15 +3626,15 @@
       </w:tblCellMar>
     </w:tblPr>
   </w:style>
-  <w:style w:type="numbering" w:default="1" w:styleId="Bezseznamu">
+  <w:style w:type="numbering" w:default="1" w:styleId="NoList">
     <w:name w:val="No List"/>
     <w:uiPriority w:val="99"/>
     <w:semiHidden/>
     <w:unhideWhenUsed/>
   </w:style>
-  <w:style w:type="table" w:customStyle="1" w:styleId="TableGridLight">
-    <w:name w:val="Table Grid Light"/>
-    <w:basedOn w:val="Normlntabulka"/>
+  <w:style w:type="table" w:customStyle="1" w:styleId="TableGridLight1">
+    <w:name w:val="Table Grid Light1"/>
+    <w:basedOn w:val="TableNormal"/>
     <w:uiPriority w:val="59"/>
     <w:tblPr>
       <w:tblBorders>
@@ -3562,9 +3647,9 @@
       </w:tblBorders>
     </w:tblPr>
   </w:style>
-  <w:style w:type="table" w:styleId="Prosttabulka1">
+  <w:style w:type="table" w:styleId="PlainTable1">
     <w:name w:val="Plain Table 1"/>
-    <w:basedOn w:val="Normlntabulka"/>
+    <w:basedOn w:val="TableNormal"/>
     <w:uiPriority w:val="59"/>
     <w:tblPr>
       <w:tblBorders>
@@ -3621,9 +3706,9 @@
       </w:tcPr>
     </w:tblStylePr>
   </w:style>
-  <w:style w:type="table" w:styleId="Prosttabulka2">
+  <w:style w:type="table" w:styleId="PlainTable2">
     <w:name w:val="Plain Table 2"/>
-    <w:basedOn w:val="Normlntabulka"/>
+    <w:basedOn w:val="TableNormal"/>
     <w:uiPriority w:val="59"/>
     <w:tblPr>
       <w:tblBorders>
@@ -3700,9 +3785,9 @@
       </w:tcPr>
     </w:tblStylePr>
   </w:style>
-  <w:style w:type="table" w:styleId="Prosttabulka3">
+  <w:style w:type="table" w:styleId="PlainTable3">
     <w:name w:val="Plain Table 3"/>
-    <w:basedOn w:val="Normlntabulka"/>
+    <w:basedOn w:val="TableNormal"/>
     <w:uiPriority w:val="99"/>
     <w:tblPr>
       <w:tblStyleRowBandSize w:val="1"/>
@@ -3777,9 +3862,9 @@
       </w:tcPr>
     </w:tblStylePr>
   </w:style>
-  <w:style w:type="table" w:styleId="Prosttabulka4">
+  <w:style w:type="table" w:styleId="PlainTable4">
     <w:name w:val="Plain Table 4"/>
-    <w:basedOn w:val="Normlntabulka"/>
+    <w:basedOn w:val="TableNormal"/>
     <w:uiPriority w:val="99"/>
     <w:tblPr>
       <w:tblStyleRowBandSize w:val="1"/>
@@ -3832,9 +3917,9 @@
       </w:tcPr>
     </w:tblStylePr>
   </w:style>
-  <w:style w:type="table" w:styleId="Prosttabulka5">
+  <w:style w:type="table" w:styleId="PlainTable5">
     <w:name w:val="Plain Table 5"/>
-    <w:basedOn w:val="Normlntabulka"/>
+    <w:basedOn w:val="TableNormal"/>
     <w:uiPriority w:val="99"/>
     <w:tblPr>
       <w:tblStyleRowBandSize w:val="1"/>
@@ -3922,9 +4007,9 @@
       </w:tcPr>
     </w:tblStylePr>
   </w:style>
-  <w:style w:type="table" w:styleId="Svtltabulkasmkou1">
+  <w:style w:type="table" w:styleId="GridTable1Light">
     <w:name w:val="Grid Table 1 Light"/>
-    <w:basedOn w:val="Normlntabulka"/>
+    <w:basedOn w:val="TableNormal"/>
     <w:uiPriority w:val="99"/>
     <w:tblPr>
       <w:tblStyleRowBandSize w:val="1"/>
@@ -3985,9 +4070,9 @@
       </w:tcPr>
     </w:tblStylePr>
   </w:style>
-  <w:style w:type="table" w:customStyle="1" w:styleId="GridTable1Light-Accent1">
-    <w:name w:val="Grid Table 1 Light - Accent 1"/>
-    <w:basedOn w:val="Normlntabulka"/>
+  <w:style w:type="table" w:customStyle="1" w:styleId="GridTable1Light-Accent11">
+    <w:name w:val="Grid Table 1 Light - Accent 11"/>
+    <w:basedOn w:val="TableNormal"/>
     <w:uiPriority w:val="99"/>
     <w:tblPr>
       <w:tblStyleRowBandSize w:val="1"/>
@@ -4050,7 +4135,7 @@
   </w:style>
   <w:style w:type="table" w:customStyle="1" w:styleId="GridTable1Light-Accent2">
     <w:name w:val="Grid Table 1 Light - Accent 2"/>
-    <w:basedOn w:val="Normlntabulka"/>
+    <w:basedOn w:val="TableNormal"/>
     <w:uiPriority w:val="99"/>
     <w:tblPr>
       <w:tblStyleRowBandSize w:val="1"/>
@@ -4111,9 +4196,9 @@
       </w:tcPr>
     </w:tblStylePr>
   </w:style>
-  <w:style w:type="table" w:customStyle="1" w:styleId="GridTable1Light-Accent3">
-    <w:name w:val="Grid Table 1 Light - Accent 3"/>
-    <w:basedOn w:val="Normlntabulka"/>
+  <w:style w:type="table" w:customStyle="1" w:styleId="GridTable1Light-Accent31">
+    <w:name w:val="Grid Table 1 Light - Accent 31"/>
+    <w:basedOn w:val="TableNormal"/>
     <w:uiPriority w:val="99"/>
     <w:tblPr>
       <w:tblStyleRowBandSize w:val="1"/>
@@ -4174,9 +4259,9 @@
       </w:tcPr>
     </w:tblStylePr>
   </w:style>
-  <w:style w:type="table" w:customStyle="1" w:styleId="GridTable1Light-Accent4">
-    <w:name w:val="Grid Table 1 Light - Accent 4"/>
-    <w:basedOn w:val="Normlntabulka"/>
+  <w:style w:type="table" w:customStyle="1" w:styleId="GridTable1Light-Accent41">
+    <w:name w:val="Grid Table 1 Light - Accent 41"/>
+    <w:basedOn w:val="TableNormal"/>
     <w:uiPriority w:val="99"/>
     <w:tblPr>
       <w:tblStyleRowBandSize w:val="1"/>
@@ -4237,9 +4322,9 @@
       </w:tcPr>
     </w:tblStylePr>
   </w:style>
-  <w:style w:type="table" w:customStyle="1" w:styleId="GridTable1Light-Accent5">
-    <w:name w:val="Grid Table 1 Light - Accent 5"/>
-    <w:basedOn w:val="Normlntabulka"/>
+  <w:style w:type="table" w:customStyle="1" w:styleId="GridTable1Light-Accent51">
+    <w:name w:val="Grid Table 1 Light - Accent 51"/>
+    <w:basedOn w:val="TableNormal"/>
     <w:uiPriority w:val="99"/>
     <w:tblPr>
       <w:tblStyleRowBandSize w:val="1"/>
@@ -4300,9 +4385,9 @@
       </w:tcPr>
     </w:tblStylePr>
   </w:style>
-  <w:style w:type="table" w:customStyle="1" w:styleId="GridTable1Light-Accent6">
-    <w:name w:val="Grid Table 1 Light - Accent 6"/>
-    <w:basedOn w:val="Normlntabulka"/>
+  <w:style w:type="table" w:customStyle="1" w:styleId="GridTable1Light-Accent61">
+    <w:name w:val="Grid Table 1 Light - Accent 61"/>
+    <w:basedOn w:val="TableNormal"/>
     <w:uiPriority w:val="99"/>
     <w:tblPr>
       <w:tblStyleRowBandSize w:val="1"/>
@@ -4363,9 +4448,9 @@
       </w:tcPr>
     </w:tblStylePr>
   </w:style>
-  <w:style w:type="table" w:styleId="Tabulkasmkou2">
+  <w:style w:type="table" w:styleId="GridTable2">
     <w:name w:val="Grid Table 2"/>
-    <w:basedOn w:val="Normlntabulka"/>
+    <w:basedOn w:val="TableNormal"/>
     <w:uiPriority w:val="99"/>
     <w:tblPr>
       <w:tblStyleRowBandSize w:val="1"/>
@@ -4443,9 +4528,9 @@
       </w:tcPr>
     </w:tblStylePr>
   </w:style>
-  <w:style w:type="table" w:customStyle="1" w:styleId="GridTable2-Accent1">
-    <w:name w:val="Grid Table 2 - Accent 1"/>
-    <w:basedOn w:val="Normlntabulka"/>
+  <w:style w:type="table" w:customStyle="1" w:styleId="GridTable2-Accent11">
+    <w:name w:val="Grid Table 2 - Accent 11"/>
+    <w:basedOn w:val="TableNormal"/>
     <w:uiPriority w:val="99"/>
     <w:tblPr>
       <w:tblStyleRowBandSize w:val="1"/>
@@ -4523,9 +4608,9 @@
       </w:tcPr>
     </w:tblStylePr>
   </w:style>
-  <w:style w:type="table" w:customStyle="1" w:styleId="GridTable2-Accent2">
-    <w:name w:val="Grid Table 2 - Accent 2"/>
-    <w:basedOn w:val="Normlntabulka"/>
+  <w:style w:type="table" w:customStyle="1" w:styleId="GridTable2-Accent21">
+    <w:name w:val="Grid Table 2 - Accent 21"/>
+    <w:basedOn w:val="TableNormal"/>
     <w:uiPriority w:val="99"/>
     <w:tblPr>
       <w:tblStyleRowBandSize w:val="1"/>
@@ -4603,9 +4688,9 @@
       </w:tcPr>
     </w:tblStylePr>
   </w:style>
-  <w:style w:type="table" w:customStyle="1" w:styleId="GridTable2-Accent3">
-    <w:name w:val="Grid Table 2 - Accent 3"/>
-    <w:basedOn w:val="Normlntabulka"/>
+  <w:style w:type="table" w:customStyle="1" w:styleId="GridTable2-Accent31">
+    <w:name w:val="Grid Table 2 - Accent 31"/>
+    <w:basedOn w:val="TableNormal"/>
     <w:uiPriority w:val="99"/>
     <w:tblPr>
       <w:tblStyleRowBandSize w:val="1"/>
@@ -4683,9 +4768,9 @@
       </w:tcPr>
     </w:tblStylePr>
   </w:style>
-  <w:style w:type="table" w:customStyle="1" w:styleId="GridTable2-Accent4">
-    <w:name w:val="Grid Table 2 - Accent 4"/>
-    <w:basedOn w:val="Normlntabulka"/>
+  <w:style w:type="table" w:customStyle="1" w:styleId="GridTable2-Accent41">
+    <w:name w:val="Grid Table 2 - Accent 41"/>
+    <w:basedOn w:val="TableNormal"/>
     <w:uiPriority w:val="99"/>
     <w:tblPr>
       <w:tblStyleRowBandSize w:val="1"/>
@@ -4763,9 +4848,9 @@
       </w:tcPr>
     </w:tblStylePr>
   </w:style>
-  <w:style w:type="table" w:customStyle="1" w:styleId="GridTable2-Accent5">
-    <w:name w:val="Grid Table 2 - Accent 5"/>
-    <w:basedOn w:val="Normlntabulka"/>
+  <w:style w:type="table" w:customStyle="1" w:styleId="GridTable2-Accent51">
+    <w:name w:val="Grid Table 2 - Accent 51"/>
+    <w:basedOn w:val="TableNormal"/>
     <w:uiPriority w:val="99"/>
     <w:tblPr>
       <w:tblStyleRowBandSize w:val="1"/>
@@ -4843,9 +4928,9 @@
       </w:tcPr>
     </w:tblStylePr>
   </w:style>
-  <w:style w:type="table" w:customStyle="1" w:styleId="GridTable2-Accent6">
-    <w:name w:val="Grid Table 2 - Accent 6"/>
-    <w:basedOn w:val="Normlntabulka"/>
+  <w:style w:type="table" w:customStyle="1" w:styleId="GridTable2-Accent61">
+    <w:name w:val="Grid Table 2 - Accent 61"/>
+    <w:basedOn w:val="TableNormal"/>
     <w:uiPriority w:val="99"/>
     <w:tblPr>
       <w:tblStyleRowBandSize w:val="1"/>
@@ -4923,9 +5008,9 @@
       </w:tcPr>
     </w:tblStylePr>
   </w:style>
-  <w:style w:type="table" w:styleId="Tabulkasmkou3">
+  <w:style w:type="table" w:styleId="GridTable3">
     <w:name w:val="Grid Table 3"/>
-    <w:basedOn w:val="Normlntabulka"/>
+    <w:basedOn w:val="TableNormal"/>
     <w:uiPriority w:val="99"/>
     <w:tblPr>
       <w:tblStyleRowBandSize w:val="1"/>
@@ -5026,9 +5111,9 @@
       </w:tcPr>
     </w:tblStylePr>
   </w:style>
-  <w:style w:type="table" w:customStyle="1" w:styleId="GridTable3-Accent1">
-    <w:name w:val="Grid Table 3 - Accent 1"/>
-    <w:basedOn w:val="Normlntabulka"/>
+  <w:style w:type="table" w:customStyle="1" w:styleId="GridTable3-Accent11">
+    <w:name w:val="Grid Table 3 - Accent 11"/>
+    <w:basedOn w:val="TableNormal"/>
     <w:uiPriority w:val="99"/>
     <w:tblPr>
       <w:tblStyleRowBandSize w:val="1"/>
@@ -5129,9 +5214,9 @@
       </w:tcPr>
     </w:tblStylePr>
   </w:style>
-  <w:style w:type="table" w:customStyle="1" w:styleId="GridTable3-Accent2">
-    <w:name w:val="Grid Table 3 - Accent 2"/>
-    <w:basedOn w:val="Normlntabulka"/>
+  <w:style w:type="table" w:customStyle="1" w:styleId="GridTable3-Accent21">
+    <w:name w:val="Grid Table 3 - Accent 21"/>
+    <w:basedOn w:val="TableNormal"/>
     <w:uiPriority w:val="99"/>
     <w:tblPr>
       <w:tblStyleRowBandSize w:val="1"/>
@@ -5232,9 +5317,9 @@
       </w:tcPr>
     </w:tblStylePr>
   </w:style>
-  <w:style w:type="table" w:customStyle="1" w:styleId="GridTable3-Accent3">
-    <w:name w:val="Grid Table 3 - Accent 3"/>
-    <w:basedOn w:val="Normlntabulka"/>
+  <w:style w:type="table" w:customStyle="1" w:styleId="GridTable3-Accent31">
+    <w:name w:val="Grid Table 3 - Accent 31"/>
+    <w:basedOn w:val="TableNormal"/>
     <w:uiPriority w:val="99"/>
     <w:tblPr>
       <w:tblStyleRowBandSize w:val="1"/>
@@ -5335,9 +5420,9 @@
       </w:tcPr>
     </w:tblStylePr>
   </w:style>
-  <w:style w:type="table" w:customStyle="1" w:styleId="GridTable3-Accent4">
-    <w:name w:val="Grid Table 3 - Accent 4"/>
-    <w:basedOn w:val="Normlntabulka"/>
+  <w:style w:type="table" w:customStyle="1" w:styleId="GridTable3-Accent41">
+    <w:name w:val="Grid Table 3 - Accent 41"/>
+    <w:basedOn w:val="TableNormal"/>
     <w:uiPriority w:val="99"/>
     <w:tblPr>
       <w:tblStyleRowBandSize w:val="1"/>
@@ -5438,9 +5523,9 @@
       </w:tcPr>
     </w:tblStylePr>
   </w:style>
-  <w:style w:type="table" w:customStyle="1" w:styleId="GridTable3-Accent5">
-    <w:name w:val="Grid Table 3 - Accent 5"/>
-    <w:basedOn w:val="Normlntabulka"/>
+  <w:style w:type="table" w:customStyle="1" w:styleId="GridTable3-Accent51">
+    <w:name w:val="Grid Table 3 - Accent 51"/>
+    <w:basedOn w:val="TableNormal"/>
     <w:uiPriority w:val="99"/>
     <w:tblPr>
       <w:tblStyleRowBandSize w:val="1"/>
@@ -5541,9 +5626,9 @@
       </w:tcPr>
     </w:tblStylePr>
   </w:style>
-  <w:style w:type="table" w:customStyle="1" w:styleId="GridTable3-Accent6">
-    <w:name w:val="Grid Table 3 - Accent 6"/>
-    <w:basedOn w:val="Normlntabulka"/>
+  <w:style w:type="table" w:customStyle="1" w:styleId="GridTable3-Accent61">
+    <w:name w:val="Grid Table 3 - Accent 61"/>
+    <w:basedOn w:val="TableNormal"/>
     <w:uiPriority w:val="99"/>
     <w:tblPr>
       <w:tblStyleRowBandSize w:val="1"/>
@@ -5644,9 +5729,9 @@
       </w:tcPr>
     </w:tblStylePr>
   </w:style>
-  <w:style w:type="table" w:styleId="Tabulkasmkou4">
+  <w:style w:type="table" w:styleId="GridTable4">
     <w:name w:val="Grid Table 4"/>
-    <w:basedOn w:val="Normlntabulka"/>
+    <w:basedOn w:val="TableNormal"/>
     <w:uiPriority w:val="59"/>
     <w:tblPr>
       <w:tblStyleRowBandSize w:val="1"/>
@@ -5725,9 +5810,9 @@
       </w:tcPr>
     </w:tblStylePr>
   </w:style>
-  <w:style w:type="table" w:customStyle="1" w:styleId="GridTable4-Accent1">
-    <w:name w:val="Grid Table 4 - Accent 1"/>
-    <w:basedOn w:val="Normlntabulka"/>
+  <w:style w:type="table" w:customStyle="1" w:styleId="GridTable4-Accent11">
+    <w:name w:val="Grid Table 4 - Accent 11"/>
+    <w:basedOn w:val="TableNormal"/>
     <w:uiPriority w:val="59"/>
     <w:tblPr>
       <w:tblStyleRowBandSize w:val="1"/>
@@ -5806,9 +5891,9 @@
       </w:tcPr>
     </w:tblStylePr>
   </w:style>
-  <w:style w:type="table" w:customStyle="1" w:styleId="GridTable4-Accent2">
-    <w:name w:val="Grid Table 4 - Accent 2"/>
-    <w:basedOn w:val="Normlntabulka"/>
+  <w:style w:type="table" w:customStyle="1" w:styleId="GridTable4-Accent21">
+    <w:name w:val="Grid Table 4 - Accent 21"/>
+    <w:basedOn w:val="TableNormal"/>
     <w:uiPriority w:val="59"/>
     <w:tblPr>
       <w:tblStyleRowBandSize w:val="1"/>
@@ -5887,9 +5972,9 @@
       </w:tcPr>
     </w:tblStylePr>
   </w:style>
-  <w:style w:type="table" w:customStyle="1" w:styleId="GridTable4-Accent3">
-    <w:name w:val="Grid Table 4 - Accent 3"/>
-    <w:basedOn w:val="Normlntabulka"/>
+  <w:style w:type="table" w:customStyle="1" w:styleId="GridTable4-Accent31">
+    <w:name w:val="Grid Table 4 - Accent 31"/>
+    <w:basedOn w:val="TableNormal"/>
     <w:uiPriority w:val="59"/>
     <w:tblPr>
       <w:tblStyleRowBandSize w:val="1"/>
@@ -5968,9 +6053,9 @@
       </w:tcPr>
     </w:tblStylePr>
   </w:style>
-  <w:style w:type="table" w:customStyle="1" w:styleId="GridTable4-Accent4">
-    <w:name w:val="Grid Table 4 - Accent 4"/>
-    <w:basedOn w:val="Normlntabulka"/>
+  <w:style w:type="table" w:customStyle="1" w:styleId="GridTable4-Accent41">
+    <w:name w:val="Grid Table 4 - Accent 41"/>
+    <w:basedOn w:val="TableNormal"/>
     <w:uiPriority w:val="59"/>
     <w:tblPr>
       <w:tblStyleRowBandSize w:val="1"/>
@@ -6049,9 +6134,9 @@
       </w:tcPr>
     </w:tblStylePr>
   </w:style>
-  <w:style w:type="table" w:customStyle="1" w:styleId="GridTable4-Accent5">
-    <w:name w:val="Grid Table 4 - Accent 5"/>
-    <w:basedOn w:val="Normlntabulka"/>
+  <w:style w:type="table" w:customStyle="1" w:styleId="GridTable4-Accent51">
+    <w:name w:val="Grid Table 4 - Accent 51"/>
+    <w:basedOn w:val="TableNormal"/>
     <w:uiPriority w:val="59"/>
     <w:tblPr>
       <w:tblStyleRowBandSize w:val="1"/>
@@ -6130,9 +6215,9 @@
       </w:tcPr>
     </w:tblStylePr>
   </w:style>
-  <w:style w:type="table" w:customStyle="1" w:styleId="GridTable4-Accent6">
-    <w:name w:val="Grid Table 4 - Accent 6"/>
-    <w:basedOn w:val="Normlntabulka"/>
+  <w:style w:type="table" w:customStyle="1" w:styleId="GridTable4-Accent61">
+    <w:name w:val="Grid Table 4 - Accent 61"/>
+    <w:basedOn w:val="TableNormal"/>
     <w:uiPriority w:val="59"/>
     <w:tblPr>
       <w:tblStyleRowBandSize w:val="1"/>
@@ -6211,9 +6296,9 @@
       </w:tcPr>
     </w:tblStylePr>
   </w:style>
-  <w:style w:type="table" w:styleId="Tmavtabulkasmkou5">
+  <w:style w:type="table" w:styleId="GridTable5Dark">
     <w:name w:val="Grid Table 5 Dark"/>
-    <w:basedOn w:val="Normlntabulka"/>
+    <w:basedOn w:val="TableNormal"/>
     <w:uiPriority w:val="99"/>
     <w:tblPr>
       <w:tblStyleRowBandSize w:val="1"/>
@@ -6294,7 +6379,7 @@
   </w:style>
   <w:style w:type="table" w:customStyle="1" w:styleId="GridTable5Dark-Accent1">
     <w:name w:val="Grid Table 5 Dark- Accent 1"/>
-    <w:basedOn w:val="Normlntabulka"/>
+    <w:basedOn w:val="TableNormal"/>
     <w:uiPriority w:val="99"/>
     <w:tblPr>
       <w:tblStyleRowBandSize w:val="1"/>
@@ -6373,9 +6458,9 @@
       </w:tcPr>
     </w:tblStylePr>
   </w:style>
-  <w:style w:type="table" w:customStyle="1" w:styleId="GridTable5Dark-Accent2">
-    <w:name w:val="Grid Table 5 Dark - Accent 2"/>
-    <w:basedOn w:val="Normlntabulka"/>
+  <w:style w:type="table" w:customStyle="1" w:styleId="GridTable5Dark-Accent21">
+    <w:name w:val="Grid Table 5 Dark - Accent 21"/>
+    <w:basedOn w:val="TableNormal"/>
     <w:uiPriority w:val="99"/>
     <w:tblPr>
       <w:tblStyleRowBandSize w:val="1"/>
@@ -6454,9 +6539,9 @@
       </w:tcPr>
     </w:tblStylePr>
   </w:style>
-  <w:style w:type="table" w:customStyle="1" w:styleId="GridTable5Dark-Accent3">
-    <w:name w:val="Grid Table 5 Dark - Accent 3"/>
-    <w:basedOn w:val="Normlntabulka"/>
+  <w:style w:type="table" w:customStyle="1" w:styleId="GridTable5Dark-Accent31">
+    <w:name w:val="Grid Table 5 Dark - Accent 31"/>
+    <w:basedOn w:val="TableNormal"/>
     <w:uiPriority w:val="99"/>
     <w:tblPr>
       <w:tblStyleRowBandSize w:val="1"/>
@@ -6537,7 +6622,7 @@
   </w:style>
   <w:style w:type="table" w:customStyle="1" w:styleId="GridTable5Dark-Accent4">
     <w:name w:val="Grid Table 5 Dark- Accent 4"/>
-    <w:basedOn w:val="Normlntabulka"/>
+    <w:basedOn w:val="TableNormal"/>
     <w:uiPriority w:val="99"/>
     <w:tblPr>
       <w:tblStyleRowBandSize w:val="1"/>
@@ -6616,9 +6701,9 @@
       </w:tcPr>
     </w:tblStylePr>
   </w:style>
-  <w:style w:type="table" w:customStyle="1" w:styleId="GridTable5Dark-Accent5">
-    <w:name w:val="Grid Table 5 Dark - Accent 5"/>
-    <w:basedOn w:val="Normlntabulka"/>
+  <w:style w:type="table" w:customStyle="1" w:styleId="GridTable5Dark-Accent51">
+    <w:name w:val="Grid Table 5 Dark - Accent 51"/>
+    <w:basedOn w:val="TableNormal"/>
     <w:uiPriority w:val="99"/>
     <w:tblPr>
       <w:tblStyleRowBandSize w:val="1"/>
@@ -6697,9 +6782,9 @@
       </w:tcPr>
     </w:tblStylePr>
   </w:style>
-  <w:style w:type="table" w:customStyle="1" w:styleId="GridTable5Dark-Accent6">
-    <w:name w:val="Grid Table 5 Dark - Accent 6"/>
-    <w:basedOn w:val="Normlntabulka"/>
+  <w:style w:type="table" w:customStyle="1" w:styleId="GridTable5Dark-Accent61">
+    <w:name w:val="Grid Table 5 Dark - Accent 61"/>
+    <w:basedOn w:val="TableNormal"/>
     <w:uiPriority w:val="99"/>
     <w:tblPr>
       <w:tblStyleRowBandSize w:val="1"/>
@@ -6778,9 +6863,9 @@
       </w:tcPr>
     </w:tblStylePr>
   </w:style>
-  <w:style w:type="table" w:styleId="Barevntabulkasmkou6">
+  <w:style w:type="table" w:styleId="GridTable6Colourful">
     <w:name w:val="Grid Table 6 Colorful"/>
-    <w:basedOn w:val="Normlntabulka"/>
+    <w:basedOn w:val="TableNormal"/>
     <w:uiPriority w:val="99"/>
     <w:tblPr>
       <w:tblStyleRowBandSize w:val="1"/>
@@ -6851,7 +6936,7 @@
   </w:style>
   <w:style w:type="table" w:customStyle="1" w:styleId="GridTable6Colorful-Accent1">
     <w:name w:val="Grid Table 6 Colorful - Accent 1"/>
-    <w:basedOn w:val="Normlntabulka"/>
+    <w:basedOn w:val="TableNormal"/>
     <w:uiPriority w:val="99"/>
     <w:tblPr>
       <w:tblStyleRowBandSize w:val="1"/>
@@ -6922,7 +7007,7 @@
   </w:style>
   <w:style w:type="table" w:customStyle="1" w:styleId="GridTable6Colorful-Accent2">
     <w:name w:val="Grid Table 6 Colorful - Accent 2"/>
-    <w:basedOn w:val="Normlntabulka"/>
+    <w:basedOn w:val="TableNormal"/>
     <w:uiPriority w:val="99"/>
     <w:tblPr>
       <w:tblStyleRowBandSize w:val="1"/>
@@ -6993,7 +7078,7 @@
   </w:style>
   <w:style w:type="table" w:customStyle="1" w:styleId="GridTable6Colorful-Accent3">
     <w:name w:val="Grid Table 6 Colorful - Accent 3"/>
-    <w:basedOn w:val="Normlntabulka"/>
+    <w:basedOn w:val="TableNormal"/>
     <w:uiPriority w:val="99"/>
     <w:tblPr>
       <w:tblStyleRowBandSize w:val="1"/>
@@ -7064,7 +7149,7 @@
   </w:style>
   <w:style w:type="table" w:customStyle="1" w:styleId="GridTable6Colorful-Accent4">
     <w:name w:val="Grid Table 6 Colorful - Accent 4"/>
-    <w:basedOn w:val="Normlntabulka"/>
+    <w:basedOn w:val="TableNormal"/>
     <w:uiPriority w:val="99"/>
     <w:tblPr>
       <w:tblStyleRowBandSize w:val="1"/>
@@ -7135,7 +7220,7 @@
   </w:style>
   <w:style w:type="table" w:customStyle="1" w:styleId="GridTable6Colorful-Accent5">
     <w:name w:val="Grid Table 6 Colorful - Accent 5"/>
-    <w:basedOn w:val="Normlntabulka"/>
+    <w:basedOn w:val="TableNormal"/>
     <w:uiPriority w:val="99"/>
     <w:tblPr>
       <w:tblStyleRowBandSize w:val="1"/>
@@ -7206,7 +7291,7 @@
   </w:style>
   <w:style w:type="table" w:customStyle="1" w:styleId="GridTable6Colorful-Accent6">
     <w:name w:val="Grid Table 6 Colorful - Accent 6"/>
-    <w:basedOn w:val="Normlntabulka"/>
+    <w:basedOn w:val="TableNormal"/>
     <w:uiPriority w:val="99"/>
     <w:tblPr>
       <w:tblStyleRowBandSize w:val="1"/>
@@ -7275,9 +7360,9 @@
       </w:rPr>
     </w:tblStylePr>
   </w:style>
-  <w:style w:type="table" w:styleId="Barevntabulkasmkou7">
+  <w:style w:type="table" w:styleId="GridTable7Colourful">
     <w:name w:val="Grid Table 7 Colorful"/>
-    <w:basedOn w:val="Normlntabulka"/>
+    <w:basedOn w:val="TableNormal"/>
     <w:uiPriority w:val="99"/>
     <w:tblPr>
       <w:tblStyleRowBandSize w:val="1"/>
@@ -7391,7 +7476,7 @@
   </w:style>
   <w:style w:type="table" w:customStyle="1" w:styleId="GridTable7Colorful-Accent1">
     <w:name w:val="Grid Table 7 Colorful - Accent 1"/>
-    <w:basedOn w:val="Normlntabulka"/>
+    <w:basedOn w:val="TableNormal"/>
     <w:uiPriority w:val="99"/>
     <w:tblPr>
       <w:tblStyleRowBandSize w:val="1"/>
@@ -7505,7 +7590,7 @@
   </w:style>
   <w:style w:type="table" w:customStyle="1" w:styleId="GridTable7Colorful-Accent2">
     <w:name w:val="Grid Table 7 Colorful - Accent 2"/>
-    <w:basedOn w:val="Normlntabulka"/>
+    <w:basedOn w:val="TableNormal"/>
     <w:uiPriority w:val="99"/>
     <w:tblPr>
       <w:tblStyleRowBandSize w:val="1"/>
@@ -7619,7 +7704,7 @@
   </w:style>
   <w:style w:type="table" w:customStyle="1" w:styleId="GridTable7Colorful-Accent3">
     <w:name w:val="Grid Table 7 Colorful - Accent 3"/>
-    <w:basedOn w:val="Normlntabulka"/>
+    <w:basedOn w:val="TableNormal"/>
     <w:uiPriority w:val="99"/>
     <w:tblPr>
       <w:tblStyleRowBandSize w:val="1"/>
@@ -7733,7 +7818,7 @@
   </w:style>
   <w:style w:type="table" w:customStyle="1" w:styleId="GridTable7Colorful-Accent4">
     <w:name w:val="Grid Table 7 Colorful - Accent 4"/>
-    <w:basedOn w:val="Normlntabulka"/>
+    <w:basedOn w:val="TableNormal"/>
     <w:uiPriority w:val="99"/>
     <w:tblPr>
       <w:tblStyleRowBandSize w:val="1"/>
@@ -7847,7 +7932,7 @@
   </w:style>
   <w:style w:type="table" w:customStyle="1" w:styleId="GridTable7Colorful-Accent5">
     <w:name w:val="Grid Table 7 Colorful - Accent 5"/>
-    <w:basedOn w:val="Normlntabulka"/>
+    <w:basedOn w:val="TableNormal"/>
     <w:uiPriority w:val="99"/>
     <w:tblPr>
       <w:tblStyleRowBandSize w:val="1"/>
@@ -7961,7 +8046,7 @@
   </w:style>
   <w:style w:type="table" w:customStyle="1" w:styleId="GridTable7Colorful-Accent6">
     <w:name w:val="Grid Table 7 Colorful - Accent 6"/>
-    <w:basedOn w:val="Normlntabulka"/>
+    <w:basedOn w:val="TableNormal"/>
     <w:uiPriority w:val="99"/>
     <w:tblPr>
       <w:tblStyleRowBandSize w:val="1"/>
@@ -8073,9 +8158,9 @@
       </w:rPr>
     </w:tblStylePr>
   </w:style>
-  <w:style w:type="table" w:styleId="Svtltabulkaseznamu1">
+  <w:style w:type="table" w:styleId="ListTable1Light">
     <w:name w:val="List Table 1 Light"/>
-    <w:basedOn w:val="Normlntabulka"/>
+    <w:basedOn w:val="TableNormal"/>
     <w:uiPriority w:val="99"/>
     <w:tblPr>
       <w:tblStyleRowBandSize w:val="1"/>
@@ -8136,9 +8221,9 @@
       </w:tcPr>
     </w:tblStylePr>
   </w:style>
-  <w:style w:type="table" w:customStyle="1" w:styleId="ListTable1Light-Accent1">
-    <w:name w:val="List Table 1 Light - Accent 1"/>
-    <w:basedOn w:val="Normlntabulka"/>
+  <w:style w:type="table" w:customStyle="1" w:styleId="ListTable1Light-Accent11">
+    <w:name w:val="List Table 1 Light - Accent 11"/>
+    <w:basedOn w:val="TableNormal"/>
     <w:uiPriority w:val="99"/>
     <w:tblPr>
       <w:tblStyleRowBandSize w:val="1"/>
@@ -8199,9 +8284,9 @@
       </w:tcPr>
     </w:tblStylePr>
   </w:style>
-  <w:style w:type="table" w:customStyle="1" w:styleId="ListTable1Light-Accent2">
-    <w:name w:val="List Table 1 Light - Accent 2"/>
-    <w:basedOn w:val="Normlntabulka"/>
+  <w:style w:type="table" w:customStyle="1" w:styleId="ListTable1Light-Accent21">
+    <w:name w:val="List Table 1 Light - Accent 21"/>
+    <w:basedOn w:val="TableNormal"/>
     <w:uiPriority w:val="99"/>
     <w:tblPr>
       <w:tblStyleRowBandSize w:val="1"/>
@@ -8262,9 +8347,9 @@
       </w:tcPr>
     </w:tblStylePr>
   </w:style>
-  <w:style w:type="table" w:customStyle="1" w:styleId="ListTable1Light-Accent3">
-    <w:name w:val="List Table 1 Light - Accent 3"/>
-    <w:basedOn w:val="Normlntabulka"/>
+  <w:style w:type="table" w:customStyle="1" w:styleId="ListTable1Light-Accent31">
+    <w:name w:val="List Table 1 Light - Accent 31"/>
+    <w:basedOn w:val="TableNormal"/>
     <w:uiPriority w:val="99"/>
     <w:tblPr>
       <w:tblStyleRowBandSize w:val="1"/>
@@ -8325,9 +8410,9 @@
       </w:tcPr>
     </w:tblStylePr>
   </w:style>
-  <w:style w:type="table" w:customStyle="1" w:styleId="ListTable1Light-Accent4">
-    <w:name w:val="List Table 1 Light - Accent 4"/>
-    <w:basedOn w:val="Normlntabulka"/>
+  <w:style w:type="table" w:customStyle="1" w:styleId="ListTable1Light-Accent41">
+    <w:name w:val="List Table 1 Light - Accent 41"/>
+    <w:basedOn w:val="TableNormal"/>
     <w:uiPriority w:val="99"/>
     <w:tblPr>
       <w:tblStyleRowBandSize w:val="1"/>
@@ -8388,9 +8473,9 @@
       </w:tcPr>
     </w:tblStylePr>
   </w:style>
-  <w:style w:type="table" w:customStyle="1" w:styleId="ListTable1Light-Accent5">
-    <w:name w:val="List Table 1 Light - Accent 5"/>
-    <w:basedOn w:val="Normlntabulka"/>
+  <w:style w:type="table" w:customStyle="1" w:styleId="ListTable1Light-Accent51">
+    <w:name w:val="List Table 1 Light - Accent 51"/>
+    <w:basedOn w:val="TableNormal"/>
     <w:uiPriority w:val="99"/>
     <w:tblPr>
       <w:tblStyleRowBandSize w:val="1"/>
@@ -8451,9 +8536,9 @@
       </w:tcPr>
     </w:tblStylePr>
   </w:style>
-  <w:style w:type="table" w:customStyle="1" w:styleId="ListTable1Light-Accent6">
-    <w:name w:val="List Table 1 Light - Accent 6"/>
-    <w:basedOn w:val="Normlntabulka"/>
+  <w:style w:type="table" w:customStyle="1" w:styleId="ListTable1Light-Accent61">
+    <w:name w:val="List Table 1 Light - Accent 61"/>
+    <w:basedOn w:val="TableNormal"/>
     <w:uiPriority w:val="99"/>
     <w:tblPr>
       <w:tblStyleRowBandSize w:val="1"/>
@@ -8514,9 +8599,9 @@
       </w:tcPr>
     </w:tblStylePr>
   </w:style>
-  <w:style w:type="table" w:styleId="Tabulkaseznamu2">
+  <w:style w:type="table" w:styleId="ListTable2">
     <w:name w:val="List Table 2"/>
-    <w:basedOn w:val="Normlntabulka"/>
+    <w:basedOn w:val="TableNormal"/>
     <w:uiPriority w:val="99"/>
     <w:tblPr>
       <w:tblStyleRowBandSize w:val="1"/>
@@ -8600,9 +8685,9 @@
       </w:tcPr>
     </w:tblStylePr>
   </w:style>
-  <w:style w:type="table" w:customStyle="1" w:styleId="ListTable2-Accent1">
-    <w:name w:val="List Table 2 - Accent 1"/>
-    <w:basedOn w:val="Normlntabulka"/>
+  <w:style w:type="table" w:customStyle="1" w:styleId="ListTable2-Accent11">
+    <w:name w:val="List Table 2 - Accent 11"/>
+    <w:basedOn w:val="TableNormal"/>
     <w:uiPriority w:val="99"/>
     <w:tblPr>
       <w:tblStyleRowBandSize w:val="1"/>
@@ -8686,9 +8771,9 @@
       </w:tcPr>
     </w:tblStylePr>
   </w:style>
-  <w:style w:type="table" w:customStyle="1" w:styleId="ListTable2-Accent2">
-    <w:name w:val="List Table 2 - Accent 2"/>
-    <w:basedOn w:val="Normlntabulka"/>
+  <w:style w:type="table" w:customStyle="1" w:styleId="ListTable2-Accent21">
+    <w:name w:val="List Table 2 - Accent 21"/>
+    <w:basedOn w:val="TableNormal"/>
     <w:uiPriority w:val="99"/>
     <w:tblPr>
       <w:tblStyleRowBandSize w:val="1"/>
@@ -8772,9 +8857,9 @@
       </w:tcPr>
     </w:tblStylePr>
   </w:style>
-  <w:style w:type="table" w:customStyle="1" w:styleId="ListTable2-Accent3">
-    <w:name w:val="List Table 2 - Accent 3"/>
-    <w:basedOn w:val="Normlntabulka"/>
+  <w:style w:type="table" w:customStyle="1" w:styleId="ListTable2-Accent31">
+    <w:name w:val="List Table 2 - Accent 31"/>
+    <w:basedOn w:val="TableNormal"/>
     <w:uiPriority w:val="99"/>
     <w:tblPr>
       <w:tblStyleRowBandSize w:val="1"/>
@@ -8858,9 +8943,9 @@
       </w:tcPr>
     </w:tblStylePr>
   </w:style>
-  <w:style w:type="table" w:customStyle="1" w:styleId="ListTable2-Accent4">
-    <w:name w:val="List Table 2 - Accent 4"/>
-    <w:basedOn w:val="Normlntabulka"/>
+  <w:style w:type="table" w:customStyle="1" w:styleId="ListTable2-Accent41">
+    <w:name w:val="List Table 2 - Accent 41"/>
+    <w:basedOn w:val="TableNormal"/>
     <w:uiPriority w:val="99"/>
     <w:tblPr>
       <w:tblStyleRowBandSize w:val="1"/>
@@ -8944,9 +9029,9 @@
       </w:tcPr>
     </w:tblStylePr>
   </w:style>
-  <w:style w:type="table" w:customStyle="1" w:styleId="ListTable2-Accent5">
-    <w:name w:val="List Table 2 - Accent 5"/>
-    <w:basedOn w:val="Normlntabulka"/>
+  <w:style w:type="table" w:customStyle="1" w:styleId="ListTable2-Accent51">
+    <w:name w:val="List Table 2 - Accent 51"/>
+    <w:basedOn w:val="TableNormal"/>
     <w:uiPriority w:val="99"/>
     <w:tblPr>
       <w:tblStyleRowBandSize w:val="1"/>
@@ -9030,9 +9115,9 @@
       </w:tcPr>
     </w:tblStylePr>
   </w:style>
-  <w:style w:type="table" w:customStyle="1" w:styleId="ListTable2-Accent6">
-    <w:name w:val="List Table 2 - Accent 6"/>
-    <w:basedOn w:val="Normlntabulka"/>
+  <w:style w:type="table" w:customStyle="1" w:styleId="ListTable2-Accent61">
+    <w:name w:val="List Table 2 - Accent 61"/>
+    <w:basedOn w:val="TableNormal"/>
     <w:uiPriority w:val="99"/>
     <w:tblPr>
       <w:tblStyleRowBandSize w:val="1"/>
@@ -9116,9 +9201,9 @@
       </w:tcPr>
     </w:tblStylePr>
   </w:style>
-  <w:style w:type="table" w:styleId="Tabulkaseznamu3">
+  <w:style w:type="table" w:styleId="ListTable3">
     <w:name w:val="List Table 3"/>
-    <w:basedOn w:val="Normlntabulka"/>
+    <w:basedOn w:val="TableNormal"/>
     <w:uiPriority w:val="99"/>
     <w:tblPr>
       <w:tblStyleRowBandSize w:val="1"/>
@@ -9189,9 +9274,9 @@
       </w:tcPr>
     </w:tblStylePr>
   </w:style>
-  <w:style w:type="table" w:customStyle="1" w:styleId="ListTable3-Accent1">
-    <w:name w:val="List Table 3 - Accent 1"/>
-    <w:basedOn w:val="Normlntabulka"/>
+  <w:style w:type="table" w:customStyle="1" w:styleId="ListTable3-Accent11">
+    <w:name w:val="List Table 3 - Accent 11"/>
+    <w:basedOn w:val="TableNormal"/>
     <w:uiPriority w:val="99"/>
     <w:tblPr>
       <w:tblStyleRowBandSize w:val="1"/>
@@ -9262,9 +9347,9 @@
       </w:tcPr>
     </w:tblStylePr>
   </w:style>
-  <w:style w:type="table" w:customStyle="1" w:styleId="ListTable3-Accent2">
-    <w:name w:val="List Table 3 - Accent 2"/>
-    <w:basedOn w:val="Normlntabulka"/>
+  <w:style w:type="table" w:customStyle="1" w:styleId="ListTable3-Accent21">
+    <w:name w:val="List Table 3 - Accent 21"/>
+    <w:basedOn w:val="TableNormal"/>
     <w:uiPriority w:val="99"/>
     <w:tblPr>
       <w:tblStyleRowBandSize w:val="1"/>
@@ -9335,9 +9420,9 @@
       </w:tcPr>
     </w:tblStylePr>
   </w:style>
-  <w:style w:type="table" w:customStyle="1" w:styleId="ListTable3-Accent3">
-    <w:name w:val="List Table 3 - Accent 3"/>
-    <w:basedOn w:val="Normlntabulka"/>
+  <w:style w:type="table" w:customStyle="1" w:styleId="ListTable3-Accent31">
+    <w:name w:val="List Table 3 - Accent 31"/>
+    <w:basedOn w:val="TableNormal"/>
     <w:uiPriority w:val="99"/>
     <w:tblPr>
       <w:tblStyleRowBandSize w:val="1"/>
@@ -9408,9 +9493,9 @@
       </w:tcPr>
     </w:tblStylePr>
   </w:style>
-  <w:style w:type="table" w:customStyle="1" w:styleId="ListTable3-Accent4">
-    <w:name w:val="List Table 3 - Accent 4"/>
-    <w:basedOn w:val="Normlntabulka"/>
+  <w:style w:type="table" w:customStyle="1" w:styleId="ListTable3-Accent41">
+    <w:name w:val="List Table 3 - Accent 41"/>
+    <w:basedOn w:val="TableNormal"/>
     <w:uiPriority w:val="99"/>
     <w:tblPr>
       <w:tblStyleRowBandSize w:val="1"/>
@@ -9481,9 +9566,9 @@
       </w:tcPr>
     </w:tblStylePr>
   </w:style>
-  <w:style w:type="table" w:customStyle="1" w:styleId="ListTable3-Accent5">
-    <w:name w:val="List Table 3 - Accent 5"/>
-    <w:basedOn w:val="Normlntabulka"/>
+  <w:style w:type="table" w:customStyle="1" w:styleId="ListTable3-Accent51">
+    <w:name w:val="List Table 3 - Accent 51"/>
+    <w:basedOn w:val="TableNormal"/>
     <w:uiPriority w:val="99"/>
     <w:tblPr>
       <w:tblStyleRowBandSize w:val="1"/>
@@ -9554,9 +9639,9 @@
       </w:tcPr>
     </w:tblStylePr>
   </w:style>
-  <w:style w:type="table" w:customStyle="1" w:styleId="ListTable3-Accent6">
-    <w:name w:val="List Table 3 - Accent 6"/>
-    <w:basedOn w:val="Normlntabulka"/>
+  <w:style w:type="table" w:customStyle="1" w:styleId="ListTable3-Accent61">
+    <w:name w:val="List Table 3 - Accent 61"/>
+    <w:basedOn w:val="TableNormal"/>
     <w:uiPriority w:val="99"/>
     <w:tblPr>
       <w:tblStyleRowBandSize w:val="1"/>
@@ -9627,9 +9712,9 @@
       </w:tcPr>
     </w:tblStylePr>
   </w:style>
-  <w:style w:type="table" w:styleId="Tabulkaseznamu4">
+  <w:style w:type="table" w:styleId="ListTable4">
     <w:name w:val="List Table 4"/>
-    <w:basedOn w:val="Normlntabulka"/>
+    <w:basedOn w:val="TableNormal"/>
     <w:uiPriority w:val="99"/>
     <w:tblPr>
       <w:tblStyleRowBandSize w:val="1"/>
@@ -9695,9 +9780,9 @@
       </w:tcPr>
     </w:tblStylePr>
   </w:style>
-  <w:style w:type="table" w:customStyle="1" w:styleId="ListTable4-Accent1">
-    <w:name w:val="List Table 4 - Accent 1"/>
-    <w:basedOn w:val="Normlntabulka"/>
+  <w:style w:type="table" w:customStyle="1" w:styleId="ListTable4-Accent11">
+    <w:name w:val="List Table 4 - Accent 11"/>
+    <w:basedOn w:val="TableNormal"/>
     <w:uiPriority w:val="99"/>
     <w:tblPr>
       <w:tblStyleRowBandSize w:val="1"/>
@@ -9763,9 +9848,9 @@
       </w:tcPr>
     </w:tblStylePr>
   </w:style>
-  <w:style w:type="table" w:customStyle="1" w:styleId="ListTable4-Accent2">
-    <w:name w:val="List Table 4 - Accent 2"/>
-    <w:basedOn w:val="Normlntabulka"/>
+  <w:style w:type="table" w:customStyle="1" w:styleId="ListTable4-Accent21">
+    <w:name w:val="List Table 4 - Accent 21"/>
+    <w:basedOn w:val="TableNormal"/>
     <w:uiPriority w:val="99"/>
     <w:tblPr>
       <w:tblStyleRowBandSize w:val="1"/>
@@ -9831,9 +9916,9 @@
       </w:tcPr>
     </w:tblStylePr>
   </w:style>
-  <w:style w:type="table" w:customStyle="1" w:styleId="ListTable4-Accent3">
-    <w:name w:val="List Table 4 - Accent 3"/>
-    <w:basedOn w:val="Normlntabulka"/>
+  <w:style w:type="table" w:customStyle="1" w:styleId="ListTable4-Accent31">
+    <w:name w:val="List Table 4 - Accent 31"/>
+    <w:basedOn w:val="TableNormal"/>
     <w:uiPriority w:val="99"/>
     <w:tblPr>
       <w:tblStyleRowBandSize w:val="1"/>
@@ -9899,9 +9984,9 @@
       </w:tcPr>
     </w:tblStylePr>
   </w:style>
-  <w:style w:type="table" w:customStyle="1" w:styleId="ListTable4-Accent4">
-    <w:name w:val="List Table 4 - Accent 4"/>
-    <w:basedOn w:val="Normlntabulka"/>
+  <w:style w:type="table" w:customStyle="1" w:styleId="ListTable4-Accent41">
+    <w:name w:val="List Table 4 - Accent 41"/>
+    <w:basedOn w:val="TableNormal"/>
     <w:uiPriority w:val="99"/>
     <w:tblPr>
       <w:tblStyleRowBandSize w:val="1"/>
@@ -9967,9 +10052,9 @@
       </w:tcPr>
     </w:tblStylePr>
   </w:style>
-  <w:style w:type="table" w:customStyle="1" w:styleId="ListTable4-Accent5">
-    <w:name w:val="List Table 4 - Accent 5"/>
-    <w:basedOn w:val="Normlntabulka"/>
+  <w:style w:type="table" w:customStyle="1" w:styleId="ListTable4-Accent51">
+    <w:name w:val="List Table 4 - Accent 51"/>
+    <w:basedOn w:val="TableNormal"/>
     <w:uiPriority w:val="99"/>
     <w:tblPr>
       <w:tblStyleRowBandSize w:val="1"/>
@@ -10035,9 +10120,9 @@
       </w:tcPr>
     </w:tblStylePr>
   </w:style>
-  <w:style w:type="table" w:customStyle="1" w:styleId="ListTable4-Accent6">
-    <w:name w:val="List Table 4 - Accent 6"/>
-    <w:basedOn w:val="Normlntabulka"/>
+  <w:style w:type="table" w:customStyle="1" w:styleId="ListTable4-Accent61">
+    <w:name w:val="List Table 4 - Accent 61"/>
+    <w:basedOn w:val="TableNormal"/>
     <w:uiPriority w:val="99"/>
     <w:tblPr>
       <w:tblStyleRowBandSize w:val="1"/>
@@ -10103,9 +10188,9 @@
       </w:tcPr>
     </w:tblStylePr>
   </w:style>
-  <w:style w:type="table" w:styleId="Tmavtabulkaseznamu5">
+  <w:style w:type="table" w:styleId="ListTable5Dark">
     <w:name w:val="List Table 5 Dark"/>
-    <w:basedOn w:val="Normlntabulka"/>
+    <w:basedOn w:val="TableNormal"/>
     <w:uiPriority w:val="99"/>
     <w:tblPr>
       <w:tblStyleRowBandSize w:val="1"/>
@@ -10206,9 +10291,9 @@
       </w:tcPr>
     </w:tblStylePr>
   </w:style>
-  <w:style w:type="table" w:customStyle="1" w:styleId="ListTable5Dark-Accent1">
-    <w:name w:val="List Table 5 Dark - Accent 1"/>
-    <w:basedOn w:val="Normlntabulka"/>
+  <w:style w:type="table" w:customStyle="1" w:styleId="ListTable5Dark-Accent11">
+    <w:name w:val="List Table 5 Dark - Accent 11"/>
+    <w:basedOn w:val="TableNormal"/>
     <w:uiPriority w:val="99"/>
     <w:tblPr>
       <w:tblStyleRowBandSize w:val="1"/>
@@ -10309,9 +10394,9 @@
       </w:tcPr>
     </w:tblStylePr>
   </w:style>
-  <w:style w:type="table" w:customStyle="1" w:styleId="ListTable5Dark-Accent2">
-    <w:name w:val="List Table 5 Dark - Accent 2"/>
-    <w:basedOn w:val="Normlntabulka"/>
+  <w:style w:type="table" w:customStyle="1" w:styleId="ListTable5Dark-Accent21">
+    <w:name w:val="List Table 5 Dark - Accent 21"/>
+    <w:basedOn w:val="TableNormal"/>
     <w:uiPriority w:val="99"/>
     <w:tblPr>
       <w:tblStyleRowBandSize w:val="1"/>
@@ -10412,9 +10497,9 @@
       </w:tcPr>
     </w:tblStylePr>
   </w:style>
-  <w:style w:type="table" w:customStyle="1" w:styleId="ListTable5Dark-Accent3">
-    <w:name w:val="List Table 5 Dark - Accent 3"/>
-    <w:basedOn w:val="Normlntabulka"/>
+  <w:style w:type="table" w:customStyle="1" w:styleId="ListTable5Dark-Accent31">
+    <w:name w:val="List Table 5 Dark - Accent 31"/>
+    <w:basedOn w:val="TableNormal"/>
     <w:uiPriority w:val="99"/>
     <w:tblPr>
       <w:tblStyleRowBandSize w:val="1"/>
@@ -10515,9 +10600,9 @@
       </w:tcPr>
     </w:tblStylePr>
   </w:style>
-  <w:style w:type="table" w:customStyle="1" w:styleId="ListTable5Dark-Accent4">
-    <w:name w:val="List Table 5 Dark - Accent 4"/>
-    <w:basedOn w:val="Normlntabulka"/>
+  <w:style w:type="table" w:customStyle="1" w:styleId="ListTable5Dark-Accent41">
+    <w:name w:val="List Table 5 Dark - Accent 41"/>
+    <w:basedOn w:val="TableNormal"/>
     <w:uiPriority w:val="99"/>
     <w:tblPr>
       <w:tblStyleRowBandSize w:val="1"/>
@@ -10618,9 +10703,9 @@
       </w:tcPr>
     </w:tblStylePr>
   </w:style>
-  <w:style w:type="table" w:customStyle="1" w:styleId="ListTable5Dark-Accent5">
-    <w:name w:val="List Table 5 Dark - Accent 5"/>
-    <w:basedOn w:val="Normlntabulka"/>
+  <w:style w:type="table" w:customStyle="1" w:styleId="ListTable5Dark-Accent51">
+    <w:name w:val="List Table 5 Dark - Accent 51"/>
+    <w:basedOn w:val="TableNormal"/>
     <w:uiPriority w:val="99"/>
     <w:tblPr>
       <w:tblStyleRowBandSize w:val="1"/>
@@ -10721,9 +10806,9 @@
       </w:tcPr>
     </w:tblStylePr>
   </w:style>
-  <w:style w:type="table" w:customStyle="1" w:styleId="ListTable5Dark-Accent6">
-    <w:name w:val="List Table 5 Dark - Accent 6"/>
-    <w:basedOn w:val="Normlntabulka"/>
+  <w:style w:type="table" w:customStyle="1" w:styleId="ListTable5Dark-Accent61">
+    <w:name w:val="List Table 5 Dark - Accent 61"/>
+    <w:basedOn w:val="TableNormal"/>
     <w:uiPriority w:val="99"/>
     <w:tblPr>
       <w:tblStyleRowBandSize w:val="1"/>
@@ -10824,9 +10909,9 @@
       </w:tcPr>
     </w:tblStylePr>
   </w:style>
-  <w:style w:type="table" w:styleId="Barevntabulkaseznamu6">
+  <w:style w:type="table" w:styleId="ListTable6Colourful">
     <w:name w:val="List Table 6 Colorful"/>
-    <w:basedOn w:val="Normlntabulka"/>
+    <w:basedOn w:val="TableNormal"/>
     <w:uiPriority w:val="99"/>
     <w:tblPr>
       <w:tblStyleRowBandSize w:val="1"/>
@@ -10899,7 +10984,7 @@
   </w:style>
   <w:style w:type="table" w:customStyle="1" w:styleId="ListTable6Colorful-Accent1">
     <w:name w:val="List Table 6 Colorful - Accent 1"/>
-    <w:basedOn w:val="Normlntabulka"/>
+    <w:basedOn w:val="TableNormal"/>
     <w:uiPriority w:val="99"/>
     <w:tblPr>
       <w:tblStyleRowBandSize w:val="1"/>
@@ -10972,7 +11057,7 @@
   </w:style>
   <w:style w:type="table" w:customStyle="1" w:styleId="ListTable6Colorful-Accent2">
     <w:name w:val="List Table 6 Colorful - Accent 2"/>
-    <w:basedOn w:val="Normlntabulka"/>
+    <w:basedOn w:val="TableNormal"/>
     <w:uiPriority w:val="99"/>
     <w:tblPr>
       <w:tblStyleRowBandSize w:val="1"/>
@@ -11045,7 +11130,7 @@
   </w:style>
   <w:style w:type="table" w:customStyle="1" w:styleId="ListTable6Colorful-Accent3">
     <w:name w:val="List Table 6 Colorful - Accent 3"/>
-    <w:basedOn w:val="Normlntabulka"/>
+    <w:basedOn w:val="TableNormal"/>
     <w:uiPriority w:val="99"/>
     <w:tblPr>
       <w:tblStyleRowBandSize w:val="1"/>
@@ -11118,7 +11203,7 @@
   </w:style>
   <w:style w:type="table" w:customStyle="1" w:styleId="ListTable6Colorful-Accent4">
     <w:name w:val="List Table 6 Colorful - Accent 4"/>
-    <w:basedOn w:val="Normlntabulka"/>
+    <w:basedOn w:val="TableNormal"/>
     <w:uiPriority w:val="99"/>
     <w:tblPr>
       <w:tblStyleRowBandSize w:val="1"/>
@@ -11191,7 +11276,7 @@
   </w:style>
   <w:style w:type="table" w:customStyle="1" w:styleId="ListTable6Colorful-Accent5">
     <w:name w:val="List Table 6 Colorful - Accent 5"/>
-    <w:basedOn w:val="Normlntabulka"/>
+    <w:basedOn w:val="TableNormal"/>
     <w:uiPriority w:val="99"/>
     <w:tblPr>
       <w:tblStyleRowBandSize w:val="1"/>
@@ -11264,7 +11349,7 @@
   </w:style>
   <w:style w:type="table" w:customStyle="1" w:styleId="ListTable6Colorful-Accent6">
     <w:name w:val="List Table 6 Colorful - Accent 6"/>
-    <w:basedOn w:val="Normlntabulka"/>
+    <w:basedOn w:val="TableNormal"/>
     <w:uiPriority w:val="99"/>
     <w:tblPr>
       <w:tblStyleRowBandSize w:val="1"/>
@@ -11335,9 +11420,9 @@
       </w:rPr>
     </w:tblStylePr>
   </w:style>
-  <w:style w:type="table" w:styleId="Barevntabulkaseznamu7">
+  <w:style w:type="table" w:styleId="ListTable7Colourful">
     <w:name w:val="List Table 7 Colorful"/>
-    <w:basedOn w:val="Normlntabulka"/>
+    <w:basedOn w:val="TableNormal"/>
     <w:uiPriority w:val="99"/>
     <w:tblPr>
       <w:tblStyleRowBandSize w:val="1"/>
@@ -11448,7 +11533,7 @@
   </w:style>
   <w:style w:type="table" w:customStyle="1" w:styleId="ListTable7Colorful-Accent1">
     <w:name w:val="List Table 7 Colorful - Accent 1"/>
-    <w:basedOn w:val="Normlntabulka"/>
+    <w:basedOn w:val="TableNormal"/>
     <w:uiPriority w:val="99"/>
     <w:tblPr>
       <w:tblStyleRowBandSize w:val="1"/>
@@ -11559,7 +11644,7 @@
   </w:style>
   <w:style w:type="table" w:customStyle="1" w:styleId="ListTable7Colorful-Accent2">
     <w:name w:val="List Table 7 Colorful - Accent 2"/>
-    <w:basedOn w:val="Normlntabulka"/>
+    <w:basedOn w:val="TableNormal"/>
     <w:uiPriority w:val="99"/>
     <w:tblPr>
       <w:tblStyleRowBandSize w:val="1"/>
@@ -11670,7 +11755,7 @@
   </w:style>
   <w:style w:type="table" w:customStyle="1" w:styleId="ListTable7Colorful-Accent3">
     <w:name w:val="List Table 7 Colorful - Accent 3"/>
-    <w:basedOn w:val="Normlntabulka"/>
+    <w:basedOn w:val="TableNormal"/>
     <w:uiPriority w:val="99"/>
     <w:tblPr>
       <w:tblStyleRowBandSize w:val="1"/>
@@ -11781,7 +11866,7 @@
   </w:style>
   <w:style w:type="table" w:customStyle="1" w:styleId="ListTable7Colorful-Accent4">
     <w:name w:val="List Table 7 Colorful - Accent 4"/>
-    <w:basedOn w:val="Normlntabulka"/>
+    <w:basedOn w:val="TableNormal"/>
     <w:uiPriority w:val="99"/>
     <w:tblPr>
       <w:tblStyleRowBandSize w:val="1"/>
@@ -11892,7 +11977,7 @@
   </w:style>
   <w:style w:type="table" w:customStyle="1" w:styleId="ListTable7Colorful-Accent5">
     <w:name w:val="List Table 7 Colorful - Accent 5"/>
-    <w:basedOn w:val="Normlntabulka"/>
+    <w:basedOn w:val="TableNormal"/>
     <w:uiPriority w:val="99"/>
     <w:tblPr>
       <w:tblStyleRowBandSize w:val="1"/>
@@ -12003,7 +12088,7 @@
   </w:style>
   <w:style w:type="table" w:customStyle="1" w:styleId="ListTable7Colorful-Accent6">
     <w:name w:val="List Table 7 Colorful - Accent 6"/>
-    <w:basedOn w:val="Normlntabulka"/>
+    <w:basedOn w:val="TableNormal"/>
     <w:uiPriority w:val="99"/>
     <w:tblPr>
       <w:tblStyleRowBandSize w:val="1"/>
@@ -12114,7 +12199,7 @@
   </w:style>
   <w:style w:type="table" w:customStyle="1" w:styleId="Lined-Accent">
     <w:name w:val="Lined - Accent"/>
-    <w:basedOn w:val="Normlntabulka"/>
+    <w:basedOn w:val="TableNormal"/>
     <w:uiPriority w:val="99"/>
     <w:rPr>
       <w:color w:val="404040"/>
@@ -12206,7 +12291,7 @@
   </w:style>
   <w:style w:type="table" w:customStyle="1" w:styleId="Lined-Accent1">
     <w:name w:val="Lined - Accent 1"/>
-    <w:basedOn w:val="Normlntabulka"/>
+    <w:basedOn w:val="TableNormal"/>
     <w:uiPriority w:val="99"/>
     <w:rPr>
       <w:color w:val="404040"/>
@@ -12298,7 +12383,7 @@
   </w:style>
   <w:style w:type="table" w:customStyle="1" w:styleId="Lined-Accent2">
     <w:name w:val="Lined - Accent 2"/>
-    <w:basedOn w:val="Normlntabulka"/>
+    <w:basedOn w:val="TableNormal"/>
     <w:uiPriority w:val="99"/>
     <w:rPr>
       <w:color w:val="404040"/>
@@ -12390,7 +12475,7 @@
   </w:style>
   <w:style w:type="table" w:customStyle="1" w:styleId="Lined-Accent3">
     <w:name w:val="Lined - Accent 3"/>
-    <w:basedOn w:val="Normlntabulka"/>
+    <w:basedOn w:val="TableNormal"/>
     <w:uiPriority w:val="99"/>
     <w:rPr>
       <w:color w:val="404040"/>
@@ -12482,7 +12567,7 @@
   </w:style>
   <w:style w:type="table" w:customStyle="1" w:styleId="Lined-Accent4">
     <w:name w:val="Lined - Accent 4"/>
-    <w:basedOn w:val="Normlntabulka"/>
+    <w:basedOn w:val="TableNormal"/>
     <w:uiPriority w:val="99"/>
     <w:rPr>
       <w:color w:val="404040"/>
@@ -12574,7 +12659,7 @@
   </w:style>
   <w:style w:type="table" w:customStyle="1" w:styleId="Lined-Accent5">
     <w:name w:val="Lined - Accent 5"/>
-    <w:basedOn w:val="Normlntabulka"/>
+    <w:basedOn w:val="TableNormal"/>
     <w:uiPriority w:val="99"/>
     <w:rPr>
       <w:color w:val="404040"/>
@@ -12666,7 +12751,7 @@
   </w:style>
   <w:style w:type="table" w:customStyle="1" w:styleId="Lined-Accent6">
     <w:name w:val="Lined - Accent 6"/>
-    <w:basedOn w:val="Normlntabulka"/>
+    <w:basedOn w:val="TableNormal"/>
     <w:uiPriority w:val="99"/>
     <w:rPr>
       <w:color w:val="404040"/>
@@ -12758,7 +12843,7 @@
   </w:style>
   <w:style w:type="table" w:customStyle="1" w:styleId="BorderedLined-Accent">
     <w:name w:val="Bordered &amp; Lined - Accent"/>
-    <w:basedOn w:val="Normlntabulka"/>
+    <w:basedOn w:val="TableNormal"/>
     <w:uiPriority w:val="99"/>
     <w:rPr>
       <w:color w:val="404040"/>
@@ -12858,7 +12943,7 @@
   </w:style>
   <w:style w:type="table" w:customStyle="1" w:styleId="BorderedLined-Accent1">
     <w:name w:val="Bordered &amp; Lined - Accent 1"/>
-    <w:basedOn w:val="Normlntabulka"/>
+    <w:basedOn w:val="TableNormal"/>
     <w:uiPriority w:val="99"/>
     <w:rPr>
       <w:color w:val="404040"/>
@@ -12958,7 +13043,7 @@
   </w:style>
   <w:style w:type="table" w:customStyle="1" w:styleId="BorderedLined-Accent2">
     <w:name w:val="Bordered &amp; Lined - Accent 2"/>
-    <w:basedOn w:val="Normlntabulka"/>
+    <w:basedOn w:val="TableNormal"/>
     <w:uiPriority w:val="99"/>
     <w:rPr>
       <w:color w:val="404040"/>
@@ -13058,7 +13143,7 @@
   </w:style>
   <w:style w:type="table" w:customStyle="1" w:styleId="BorderedLined-Accent3">
     <w:name w:val="Bordered &amp; Lined - Accent 3"/>
-    <w:basedOn w:val="Normlntabulka"/>
+    <w:basedOn w:val="TableNormal"/>
     <w:uiPriority w:val="99"/>
     <w:rPr>
       <w:color w:val="404040"/>
@@ -13158,7 +13243,7 @@
   </w:style>
   <w:style w:type="table" w:customStyle="1" w:styleId="BorderedLined-Accent4">
     <w:name w:val="Bordered &amp; Lined - Accent 4"/>
-    <w:basedOn w:val="Normlntabulka"/>
+    <w:basedOn w:val="TableNormal"/>
     <w:uiPriority w:val="99"/>
     <w:rPr>
       <w:color w:val="404040"/>
@@ -13258,7 +13343,7 @@
   </w:style>
   <w:style w:type="table" w:customStyle="1" w:styleId="BorderedLined-Accent5">
     <w:name w:val="Bordered &amp; Lined - Accent 5"/>
-    <w:basedOn w:val="Normlntabulka"/>
+    <w:basedOn w:val="TableNormal"/>
     <w:uiPriority w:val="99"/>
     <w:rPr>
       <w:color w:val="404040"/>
@@ -13358,7 +13443,7 @@
   </w:style>
   <w:style w:type="table" w:customStyle="1" w:styleId="BorderedLined-Accent6">
     <w:name w:val="Bordered &amp; Lined - Accent 6"/>
-    <w:basedOn w:val="Normlntabulka"/>
+    <w:basedOn w:val="TableNormal"/>
     <w:uiPriority w:val="99"/>
     <w:rPr>
       <w:color w:val="404040"/>
@@ -13458,7 +13543,7 @@
   </w:style>
   <w:style w:type="table" w:customStyle="1" w:styleId="Bordered">
     <w:name w:val="Bordered"/>
-    <w:basedOn w:val="Normlntabulka"/>
+    <w:basedOn w:val="TableNormal"/>
     <w:uiPriority w:val="99"/>
     <w:tblPr>
       <w:tblStyleRowBandSize w:val="1"/>
@@ -13537,7 +13622,7 @@
   </w:style>
   <w:style w:type="table" w:customStyle="1" w:styleId="Bordered-Accent1">
     <w:name w:val="Bordered - Accent 1"/>
-    <w:basedOn w:val="Normlntabulka"/>
+    <w:basedOn w:val="TableNormal"/>
     <w:uiPriority w:val="99"/>
     <w:tblPr>
       <w:tblStyleRowBandSize w:val="1"/>
@@ -13616,7 +13701,7 @@
   </w:style>
   <w:style w:type="table" w:customStyle="1" w:styleId="Bordered-Accent2">
     <w:name w:val="Bordered - Accent 2"/>
-    <w:basedOn w:val="Normlntabulka"/>
+    <w:basedOn w:val="TableNormal"/>
     <w:uiPriority w:val="99"/>
     <w:tblPr>
       <w:tblStyleRowBandSize w:val="1"/>
@@ -13695,7 +13780,7 @@
   </w:style>
   <w:style w:type="table" w:customStyle="1" w:styleId="Bordered-Accent3">
     <w:name w:val="Bordered - Accent 3"/>
-    <w:basedOn w:val="Normlntabulka"/>
+    <w:basedOn w:val="TableNormal"/>
     <w:uiPriority w:val="99"/>
     <w:tblPr>
       <w:tblStyleRowBandSize w:val="1"/>
@@ -13774,7 +13859,7 @@
   </w:style>
   <w:style w:type="table" w:customStyle="1" w:styleId="Bordered-Accent4">
     <w:name w:val="Bordered - Accent 4"/>
-    <w:basedOn w:val="Normlntabulka"/>
+    <w:basedOn w:val="TableNormal"/>
     <w:uiPriority w:val="99"/>
     <w:tblPr>
       <w:tblStyleRowBandSize w:val="1"/>
@@ -13853,7 +13938,7 @@
   </w:style>
   <w:style w:type="table" w:customStyle="1" w:styleId="Bordered-Accent5">
     <w:name w:val="Bordered - Accent 5"/>
-    <w:basedOn w:val="Normlntabulka"/>
+    <w:basedOn w:val="TableNormal"/>
     <w:uiPriority w:val="99"/>
     <w:tblPr>
       <w:tblStyleRowBandSize w:val="1"/>
@@ -13932,7 +14017,7 @@
   </w:style>
   <w:style w:type="table" w:customStyle="1" w:styleId="Bordered-Accent6">
     <w:name w:val="Bordered - Accent 6"/>
-    <w:basedOn w:val="Normlntabulka"/>
+    <w:basedOn w:val="TableNormal"/>
     <w:uiPriority w:val="99"/>
     <w:tblPr>
       <w:tblStyleRowBandSize w:val="1"/>
@@ -14011,7 +14096,7 @@
   </w:style>
   <w:style w:type="character" w:customStyle="1" w:styleId="Heading1Char">
     <w:name w:val="Heading 1 Char"/>
-    <w:basedOn w:val="Standardnpsmoodstavce"/>
+    <w:basedOn w:val="DefaultParagraphFont"/>
     <w:uiPriority w:val="9"/>
     <w:rPr>
       <w:rFonts w:ascii="Arial" w:eastAsia="Arial" w:hAnsi="Arial" w:cs="Arial"/>
@@ -14022,7 +14107,7 @@
   </w:style>
   <w:style w:type="character" w:customStyle="1" w:styleId="Heading2Char">
     <w:name w:val="Heading 2 Char"/>
-    <w:basedOn w:val="Standardnpsmoodstavce"/>
+    <w:basedOn w:val="DefaultParagraphFont"/>
     <w:uiPriority w:val="9"/>
     <w:rPr>
       <w:rFonts w:ascii="Arial" w:eastAsia="Arial" w:hAnsi="Arial" w:cs="Arial"/>
@@ -14033,7 +14118,7 @@
   </w:style>
   <w:style w:type="character" w:customStyle="1" w:styleId="Heading3Char">
     <w:name w:val="Heading 3 Char"/>
-    <w:basedOn w:val="Standardnpsmoodstavce"/>
+    <w:basedOn w:val="DefaultParagraphFont"/>
     <w:uiPriority w:val="9"/>
     <w:rPr>
       <w:rFonts w:ascii="Arial" w:eastAsia="Arial" w:hAnsi="Arial" w:cs="Arial"/>
@@ -14044,7 +14129,7 @@
   </w:style>
   <w:style w:type="character" w:customStyle="1" w:styleId="Heading4Char">
     <w:name w:val="Heading 4 Char"/>
-    <w:basedOn w:val="Standardnpsmoodstavce"/>
+    <w:basedOn w:val="DefaultParagraphFont"/>
     <w:uiPriority w:val="9"/>
     <w:rPr>
       <w:rFonts w:ascii="Arial" w:eastAsia="Arial" w:hAnsi="Arial" w:cs="Arial"/>
@@ -14055,7 +14140,7 @@
   </w:style>
   <w:style w:type="character" w:customStyle="1" w:styleId="Heading5Char">
     <w:name w:val="Heading 5 Char"/>
-    <w:basedOn w:val="Standardnpsmoodstavce"/>
+    <w:basedOn w:val="DefaultParagraphFont"/>
     <w:uiPriority w:val="9"/>
     <w:rPr>
       <w:rFonts w:ascii="Arial" w:eastAsia="Arial" w:hAnsi="Arial" w:cs="Arial"/>
@@ -14064,7 +14149,7 @@
   </w:style>
   <w:style w:type="character" w:customStyle="1" w:styleId="Heading6Char">
     <w:name w:val="Heading 6 Char"/>
-    <w:basedOn w:val="Standardnpsmoodstavce"/>
+    <w:basedOn w:val="DefaultParagraphFont"/>
     <w:uiPriority w:val="9"/>
     <w:rPr>
       <w:rFonts w:ascii="Arial" w:eastAsia="Arial" w:hAnsi="Arial" w:cs="Arial"/>
@@ -14075,7 +14160,7 @@
   </w:style>
   <w:style w:type="character" w:customStyle="1" w:styleId="Heading7Char">
     <w:name w:val="Heading 7 Char"/>
-    <w:basedOn w:val="Standardnpsmoodstavce"/>
+    <w:basedOn w:val="DefaultParagraphFont"/>
     <w:uiPriority w:val="9"/>
     <w:rPr>
       <w:rFonts w:ascii="Arial" w:eastAsia="Arial" w:hAnsi="Arial" w:cs="Arial"/>
@@ -14084,7 +14169,7 @@
   </w:style>
   <w:style w:type="character" w:customStyle="1" w:styleId="Heading8Char">
     <w:name w:val="Heading 8 Char"/>
-    <w:basedOn w:val="Standardnpsmoodstavce"/>
+    <w:basedOn w:val="DefaultParagraphFont"/>
     <w:uiPriority w:val="9"/>
     <w:rPr>
       <w:rFonts w:ascii="Arial" w:eastAsia="Arial" w:hAnsi="Arial" w:cs="Arial"/>
@@ -14095,7 +14180,7 @@
   </w:style>
   <w:style w:type="character" w:customStyle="1" w:styleId="Heading9Char">
     <w:name w:val="Heading 9 Char"/>
-    <w:basedOn w:val="Standardnpsmoodstavce"/>
+    <w:basedOn w:val="DefaultParagraphFont"/>
     <w:uiPriority w:val="9"/>
     <w:rPr>
       <w:rFonts w:ascii="Arial" w:eastAsia="Arial" w:hAnsi="Arial" w:cs="Arial"/>
@@ -14106,7 +14191,7 @@
   </w:style>
   <w:style w:type="character" w:customStyle="1" w:styleId="TitleChar">
     <w:name w:val="Title Char"/>
-    <w:basedOn w:val="Standardnpsmoodstavce"/>
+    <w:basedOn w:val="DefaultParagraphFont"/>
     <w:uiPriority w:val="10"/>
     <w:rPr>
       <w:rFonts w:ascii="Arial" w:eastAsia="Arial" w:hAnsi="Arial" w:cs="Arial"/>
@@ -14115,10 +14200,10 @@
       <w:szCs w:val="56"/>
     </w:rPr>
   </w:style>
-  <w:style w:type="character" w:customStyle="1" w:styleId="PodnadpisChar">
-    <w:name w:val="Podnadpis Char"/>
-    <w:basedOn w:val="Standardnpsmoodstavce"/>
-    <w:link w:val="Podnadpis"/>
+  <w:style w:type="character" w:customStyle="1" w:styleId="SubtitleChar">
+    <w:name w:val="Subtitle Char"/>
+    <w:basedOn w:val="DefaultParagraphFont"/>
+    <w:link w:val="Subtitle"/>
     <w:uiPriority w:val="11"/>
     <w:rPr>
       <w:color w:val="595959" w:themeColor="text1" w:themeTint="A6"/>
@@ -14127,11 +14212,11 @@
       <w:szCs w:val="28"/>
     </w:rPr>
   </w:style>
-  <w:style w:type="paragraph" w:styleId="Citt">
+  <w:style w:type="paragraph" w:styleId="Quote">
     <w:name w:val="Quote"/>
-    <w:basedOn w:val="Normln"/>
-    <w:next w:val="Normln"/>
-    <w:link w:val="CittChar"/>
+    <w:basedOn w:val="Normal"/>
+    <w:next w:val="Normal"/>
+    <w:link w:val="QuoteChar"/>
     <w:uiPriority w:val="29"/>
     <w:qFormat/>
     <w:pPr>
@@ -14144,10 +14229,10 @@
       <w:color w:val="404040" w:themeColor="text1" w:themeTint="BF"/>
     </w:rPr>
   </w:style>
-  <w:style w:type="character" w:customStyle="1" w:styleId="CittChar">
-    <w:name w:val="Citát Char"/>
-    <w:basedOn w:val="Standardnpsmoodstavce"/>
-    <w:link w:val="Citt"/>
+  <w:style w:type="character" w:customStyle="1" w:styleId="QuoteChar">
+    <w:name w:val="Quote Char"/>
+    <w:basedOn w:val="DefaultParagraphFont"/>
+    <w:link w:val="Quote"/>
     <w:uiPriority w:val="29"/>
     <w:rPr>
       <w:i/>
@@ -14155,9 +14240,9 @@
       <w:color w:val="404040" w:themeColor="text1" w:themeTint="BF"/>
     </w:rPr>
   </w:style>
-  <w:style w:type="paragraph" w:styleId="Odstavecseseznamem">
+  <w:style w:type="paragraph" w:styleId="ListParagraph">
     <w:name w:val="List Paragraph"/>
-    <w:basedOn w:val="Normln"/>
+    <w:basedOn w:val="Normal"/>
     <w:uiPriority w:val="34"/>
     <w:qFormat/>
     <w:pPr>
@@ -14165,9 +14250,9 @@
       <w:contextualSpacing/>
     </w:pPr>
   </w:style>
-  <w:style w:type="character" w:styleId="Zdraznnintenzivn">
+  <w:style w:type="character" w:styleId="IntenseEmphasis">
     <w:name w:val="Intense Emphasis"/>
-    <w:basedOn w:val="Standardnpsmoodstavce"/>
+    <w:basedOn w:val="DefaultParagraphFont"/>
     <w:uiPriority w:val="21"/>
     <w:qFormat/>
     <w:rPr>
@@ -14176,11 +14261,11 @@
       <w:color w:val="365F91" w:themeColor="accent1" w:themeShade="BF"/>
     </w:rPr>
   </w:style>
-  <w:style w:type="paragraph" w:styleId="Vrazncitt">
+  <w:style w:type="paragraph" w:styleId="IntenseQuote">
     <w:name w:val="Intense Quote"/>
-    <w:basedOn w:val="Normln"/>
-    <w:next w:val="Normln"/>
-    <w:link w:val="VrazncittChar"/>
+    <w:basedOn w:val="Normal"/>
+    <w:next w:val="Normal"/>
+    <w:link w:val="IntenseQuoteChar"/>
     <w:uiPriority w:val="30"/>
     <w:qFormat/>
     <w:pPr>
@@ -14198,10 +14283,10 @@
       <w:color w:val="365F91" w:themeColor="accent1" w:themeShade="BF"/>
     </w:rPr>
   </w:style>
-  <w:style w:type="character" w:customStyle="1" w:styleId="VrazncittChar">
-    <w:name w:val="Výrazný citát Char"/>
-    <w:basedOn w:val="Standardnpsmoodstavce"/>
-    <w:link w:val="Vrazncitt"/>
+  <w:style w:type="character" w:customStyle="1" w:styleId="IntenseQuoteChar">
+    <w:name w:val="Intense Quote Char"/>
+    <w:basedOn w:val="DefaultParagraphFont"/>
+    <w:link w:val="IntenseQuote"/>
     <w:uiPriority w:val="30"/>
     <w:rPr>
       <w:i/>
@@ -14209,9 +14294,9 @@
       <w:color w:val="365F91" w:themeColor="accent1" w:themeShade="BF"/>
     </w:rPr>
   </w:style>
-  <w:style w:type="character" w:styleId="Odkazintenzivn">
+  <w:style w:type="character" w:styleId="IntenseReference">
     <w:name w:val="Intense Reference"/>
-    <w:basedOn w:val="Standardnpsmoodstavce"/>
+    <w:basedOn w:val="DefaultParagraphFont"/>
     <w:uiPriority w:val="32"/>
     <w:qFormat/>
     <w:rPr>
@@ -14222,15 +14307,15 @@
       <w:spacing w:val="5"/>
     </w:rPr>
   </w:style>
-  <w:style w:type="paragraph" w:styleId="Bezmezer">
+  <w:style w:type="paragraph" w:styleId="NoSpacing">
     <w:name w:val="No Spacing"/>
-    <w:basedOn w:val="Normln"/>
+    <w:basedOn w:val="Normal"/>
     <w:uiPriority w:val="1"/>
     <w:qFormat/>
   </w:style>
-  <w:style w:type="character" w:styleId="Zdraznnjemn">
+  <w:style w:type="character" w:styleId="SubtleEmphasis">
     <w:name w:val="Subtle Emphasis"/>
-    <w:basedOn w:val="Standardnpsmoodstavce"/>
+    <w:basedOn w:val="DefaultParagraphFont"/>
     <w:uiPriority w:val="19"/>
     <w:qFormat/>
     <w:rPr>
@@ -14239,9 +14324,9 @@
       <w:color w:val="404040" w:themeColor="text1" w:themeTint="BF"/>
     </w:rPr>
   </w:style>
-  <w:style w:type="character" w:styleId="Odkazjemn">
+  <w:style w:type="character" w:styleId="SubtleReference">
     <w:name w:val="Subtle Reference"/>
-    <w:basedOn w:val="Standardnpsmoodstavce"/>
+    <w:basedOn w:val="DefaultParagraphFont"/>
     <w:uiPriority w:val="31"/>
     <w:qFormat/>
     <w:rPr>
@@ -14249,9 +14334,9 @@
       <w:color w:val="5A5A5A" w:themeColor="text1" w:themeTint="A5"/>
     </w:rPr>
   </w:style>
-  <w:style w:type="character" w:styleId="Nzevknihy">
+  <w:style w:type="character" w:styleId="BookTitle">
     <w:name w:val="Book Title"/>
-    <w:basedOn w:val="Standardnpsmoodstavce"/>
+    <w:basedOn w:val="DefaultParagraphFont"/>
     <w:uiPriority w:val="33"/>
     <w:qFormat/>
     <w:rPr>
@@ -14264,17 +14349,17 @@
   </w:style>
   <w:style w:type="character" w:customStyle="1" w:styleId="HeaderChar">
     <w:name w:val="Header Char"/>
-    <w:basedOn w:val="Standardnpsmoodstavce"/>
+    <w:basedOn w:val="DefaultParagraphFont"/>
     <w:uiPriority w:val="99"/>
   </w:style>
   <w:style w:type="character" w:customStyle="1" w:styleId="FooterChar">
     <w:name w:val="Footer Char"/>
-    <w:basedOn w:val="Standardnpsmoodstavce"/>
+    <w:basedOn w:val="DefaultParagraphFont"/>
     <w:uiPriority w:val="99"/>
   </w:style>
   <w:style w:type="character" w:customStyle="1" w:styleId="FootnoteTextChar">
     <w:name w:val="Footnote Text Char"/>
-    <w:basedOn w:val="Standardnpsmoodstavce"/>
+    <w:basedOn w:val="DefaultParagraphFont"/>
     <w:uiPriority w:val="99"/>
     <w:semiHidden/>
     <w:rPr>
@@ -14282,18 +14367,18 @@
       <w:szCs w:val="20"/>
     </w:rPr>
   </w:style>
-  <w:style w:type="paragraph" w:styleId="Textvysvtlivek">
+  <w:style w:type="paragraph" w:styleId="EndnoteText">
     <w:name w:val="endnote text"/>
-    <w:basedOn w:val="Normln"/>
-    <w:link w:val="TextvysvtlivekChar"/>
+    <w:basedOn w:val="Normal"/>
+    <w:link w:val="EndnoteTextChar"/>
     <w:uiPriority w:val="99"/>
     <w:semiHidden/>
     <w:unhideWhenUsed/>
   </w:style>
-  <w:style w:type="character" w:customStyle="1" w:styleId="TextvysvtlivekChar">
-    <w:name w:val="Text vysvětlivek Char"/>
-    <w:basedOn w:val="Standardnpsmoodstavce"/>
-    <w:link w:val="Textvysvtlivek"/>
+  <w:style w:type="character" w:customStyle="1" w:styleId="EndnoteTextChar">
+    <w:name w:val="Endnote Text Char"/>
+    <w:basedOn w:val="DefaultParagraphFont"/>
+    <w:link w:val="EndnoteText"/>
     <w:uiPriority w:val="99"/>
     <w:semiHidden/>
     <w:rPr>
@@ -14301,9 +14386,9 @@
       <w:szCs w:val="20"/>
     </w:rPr>
   </w:style>
-  <w:style w:type="character" w:styleId="Odkaznavysvtlivky">
+  <w:style w:type="character" w:styleId="EndnoteReference">
     <w:name w:val="endnote reference"/>
-    <w:basedOn w:val="Standardnpsmoodstavce"/>
+    <w:basedOn w:val="DefaultParagraphFont"/>
     <w:uiPriority w:val="99"/>
     <w:semiHidden/>
     <w:unhideWhenUsed/>
@@ -14311,30 +14396,30 @@
       <w:vertAlign w:val="superscript"/>
     </w:rPr>
   </w:style>
-  <w:style w:type="character" w:styleId="Zstupntext">
+  <w:style w:type="character" w:styleId="PlaceholderText">
     <w:name w:val="Placeholder Text"/>
-    <w:basedOn w:val="Standardnpsmoodstavce"/>
+    <w:basedOn w:val="DefaultParagraphFont"/>
     <w:uiPriority w:val="99"/>
     <w:semiHidden/>
     <w:rPr>
       <w:color w:val="666666"/>
     </w:rPr>
   </w:style>
-  <w:style w:type="paragraph" w:styleId="Nadpisobsahu">
+  <w:style w:type="paragraph" w:styleId="TOCHeading">
     <w:name w:val="TOC Heading"/>
     <w:uiPriority w:val="39"/>
     <w:unhideWhenUsed/>
   </w:style>
-  <w:style w:type="paragraph" w:styleId="Seznamobrzk">
+  <w:style w:type="paragraph" w:styleId="TableofFigures">
     <w:name w:val="table of figures"/>
-    <w:basedOn w:val="Normln"/>
-    <w:next w:val="Normln"/>
+    <w:basedOn w:val="Normal"/>
+    <w:next w:val="Normal"/>
     <w:uiPriority w:val="99"/>
     <w:unhideWhenUsed/>
   </w:style>
   <w:style w:type="paragraph" w:customStyle="1" w:styleId="Nadpiskapitoly">
     <w:name w:val="Nadpis kapitoly"/>
-    <w:basedOn w:val="Normln"/>
+    <w:basedOn w:val="Normal"/>
     <w:next w:val="Textnormy"/>
     <w:pPr>
       <w:keepNext/>
@@ -14419,7 +14504,7 @@
       <w:lang w:val="en-GB"/>
     </w:rPr>
   </w:style>
-  <w:style w:type="paragraph" w:styleId="slovanseznam">
+  <w:style w:type="paragraph" w:styleId="ListNumber">
     <w:name w:val="List Number"/>
     <w:basedOn w:val="Textnormy"/>
     <w:pPr>
@@ -14429,7 +14514,7 @@
       <w:ind w:left="284" w:hanging="284"/>
     </w:pPr>
   </w:style>
-  <w:style w:type="paragraph" w:styleId="Rejstk1">
+  <w:style w:type="paragraph" w:styleId="Index1">
     <w:name w:val="index 1"/>
     <w:basedOn w:val="Textnormy"/>
     <w:next w:val="Textnormy"/>
@@ -14462,7 +14547,7 @@
       <w:sz w:val="28"/>
     </w:rPr>
   </w:style>
-  <w:style w:type="character" w:styleId="slostrnky">
+  <w:style w:type="character" w:styleId="PageNumber">
     <w:name w:val="page number"/>
     <w:rPr>
       <w:rFonts w:ascii="Arial" w:hAnsi="Arial"/>
@@ -14489,18 +14574,18 @@
       <w:ind w:left="284" w:hanging="284"/>
     </w:pPr>
   </w:style>
-  <w:style w:type="paragraph" w:styleId="Zhlav">
+  <w:style w:type="paragraph" w:styleId="Header">
     <w:name w:val="header"/>
     <w:basedOn w:val="Textnormy"/>
-    <w:link w:val="ZhlavChar"/>
+    <w:link w:val="HeaderChar1"/>
     <w:rPr>
       <w:sz w:val="18"/>
     </w:rPr>
   </w:style>
-  <w:style w:type="paragraph" w:styleId="Zpat">
+  <w:style w:type="paragraph" w:styleId="Footer">
     <w:name w:val="footer"/>
     <w:basedOn w:val="Textnormy"/>
-    <w:link w:val="ZpatChar"/>
+    <w:link w:val="FooterChar1"/>
     <w:pPr>
       <w:jc w:val="center"/>
     </w:pPr>
@@ -14508,18 +14593,18 @@
       <w:sz w:val="18"/>
     </w:rPr>
   </w:style>
-  <w:style w:type="paragraph" w:styleId="Zkladntext">
+  <w:style w:type="paragraph" w:styleId="BodyText">
     <w:name w:val="Body Text"/>
-    <w:basedOn w:val="Normln"/>
-    <w:link w:val="ZkladntextChar"/>
-  </w:style>
-  <w:style w:type="paragraph" w:styleId="Obsah2">
+    <w:basedOn w:val="Normal"/>
+    <w:link w:val="BodyTextChar"/>
+  </w:style>
+  <w:style w:type="paragraph" w:styleId="TOC2">
     <w:name w:val="toc 2"/>
-    <w:basedOn w:val="Obsah1"/>
+    <w:basedOn w:val="TOC1"/>
     <w:next w:val="Textnormy"/>
     <w:uiPriority w:val="39"/>
   </w:style>
-  <w:style w:type="paragraph" w:styleId="Obsah1">
+  <w:style w:type="paragraph" w:styleId="TOC1">
     <w:name w:val="toc 1"/>
     <w:basedOn w:val="Textnormy"/>
     <w:next w:val="Textnormy"/>
@@ -14536,43 +14621,43 @@
       <w:sz w:val="18"/>
     </w:rPr>
   </w:style>
-  <w:style w:type="paragraph" w:styleId="Obsah5">
+  <w:style w:type="paragraph" w:styleId="TOC5">
     <w:name w:val="toc 5"/>
-    <w:basedOn w:val="Obsah1"/>
+    <w:basedOn w:val="TOC1"/>
     <w:next w:val="Textnormy"/>
     <w:semiHidden/>
   </w:style>
-  <w:style w:type="paragraph" w:styleId="Obsah3">
+  <w:style w:type="paragraph" w:styleId="TOC3">
     <w:name w:val="toc 3"/>
-    <w:basedOn w:val="Obsah1"/>
+    <w:basedOn w:val="TOC1"/>
     <w:next w:val="Textnormy"/>
   </w:style>
-  <w:style w:type="paragraph" w:styleId="Obsah4">
+  <w:style w:type="paragraph" w:styleId="TOC4">
     <w:name w:val="toc 4"/>
-    <w:basedOn w:val="Obsah1"/>
+    <w:basedOn w:val="TOC1"/>
     <w:next w:val="Textnormy"/>
   </w:style>
-  <w:style w:type="paragraph" w:styleId="Obsah6">
+  <w:style w:type="paragraph" w:styleId="TOC6">
     <w:name w:val="toc 6"/>
-    <w:basedOn w:val="Obsah1"/>
+    <w:basedOn w:val="TOC1"/>
     <w:next w:val="Textnormy"/>
   </w:style>
-  <w:style w:type="paragraph" w:styleId="Obsah7">
+  <w:style w:type="paragraph" w:styleId="TOC7">
     <w:name w:val="toc 7"/>
-    <w:basedOn w:val="Obsah1"/>
+    <w:basedOn w:val="TOC1"/>
     <w:next w:val="Textnormy"/>
     <w:semiHidden/>
   </w:style>
-  <w:style w:type="paragraph" w:styleId="Obsah8">
+  <w:style w:type="paragraph" w:styleId="TOC8">
     <w:name w:val="toc 8"/>
-    <w:basedOn w:val="Obsah1"/>
+    <w:basedOn w:val="TOC1"/>
     <w:next w:val="Textnormy"/>
     <w:semiHidden/>
   </w:style>
-  <w:style w:type="paragraph" w:styleId="Obsah9">
+  <w:style w:type="paragraph" w:styleId="TOC9">
     <w:name w:val="toc 9"/>
-    <w:basedOn w:val="Normln"/>
-    <w:next w:val="Normln"/>
+    <w:basedOn w:val="Normal"/>
+    <w:next w:val="Normal"/>
     <w:semiHidden/>
     <w:pPr>
       <w:ind w:left="1600"/>
@@ -14634,10 +14719,10 @@
       <w:jc w:val="center"/>
     </w:pPr>
   </w:style>
-  <w:style w:type="paragraph" w:styleId="Titulek">
+  <w:style w:type="paragraph" w:styleId="Caption">
     <w:name w:val="caption"/>
-    <w:basedOn w:val="Normln"/>
-    <w:next w:val="Normln"/>
+    <w:basedOn w:val="Normal"/>
+    <w:next w:val="Normal"/>
     <w:qFormat/>
     <w:pPr>
       <w:spacing w:before="120"/>
@@ -14648,10 +14733,10 @@
       <w:szCs w:val="22"/>
     </w:rPr>
   </w:style>
-  <w:style w:type="paragraph" w:styleId="Textpoznpodarou">
+  <w:style w:type="paragraph" w:styleId="FootnoteText">
     <w:name w:val="footnote text"/>
     <w:basedOn w:val="Poznmka"/>
-    <w:link w:val="TextpoznpodarouChar"/>
+    <w:link w:val="FootnoteTextChar1"/>
     <w:pPr>
       <w:spacing w:before="60" w:after="0"/>
     </w:pPr>
@@ -14692,14 +14777,14 @@
       <w:sz w:val="28"/>
     </w:rPr>
   </w:style>
-  <w:style w:type="paragraph" w:styleId="Zptenadresanaoblku">
+  <w:style w:type="paragraph" w:styleId="EnvelopeReturn">
     <w:name w:val="envelope return"/>
-    <w:basedOn w:val="Normln"/>
-  </w:style>
-  <w:style w:type="paragraph" w:styleId="Hlavikarejstku">
+    <w:basedOn w:val="Normal"/>
+  </w:style>
+  <w:style w:type="paragraph" w:styleId="IndexHeading">
     <w:name w:val="index heading"/>
     <w:basedOn w:val="Textnormy"/>
-    <w:next w:val="Rejstk1"/>
+    <w:next w:val="Index1"/>
     <w:pPr>
       <w:spacing w:before="120" w:after="60"/>
       <w:jc w:val="left"/>
@@ -14722,7 +14807,7 @@
   </w:style>
   <w:style w:type="numbering" w:styleId="111111">
     <w:name w:val="Outline List 2"/>
-    <w:basedOn w:val="Bezseznamu"/>
+    <w:basedOn w:val="NoList"/>
     <w:semiHidden/>
     <w:pPr>
       <w:numPr>
@@ -14867,7 +14952,7 @@
       <w:spacing w:after="0"/>
     </w:pPr>
   </w:style>
-  <w:style w:type="character" w:styleId="Znakapoznpodarou">
+  <w:style w:type="character" w:styleId="FootnoteReference">
     <w:name w:val="footnote reference"/>
     <w:rPr>
       <w:vertAlign w:val="superscript"/>
@@ -14884,7 +14969,7 @@
   </w:style>
   <w:style w:type="paragraph" w:customStyle="1" w:styleId="Tir">
     <w:name w:val="Tiráž"/>
-    <w:basedOn w:val="Normln"/>
+    <w:basedOn w:val="Normal"/>
     <w:pPr>
       <w:framePr w:w="9356" w:hSpace="142" w:wrap="around" w:hAnchor="margin" w:yAlign="bottom"/>
     </w:pPr>
@@ -14894,7 +14979,7 @@
   </w:style>
   <w:style w:type="paragraph" w:customStyle="1" w:styleId="1StrCopyright">
     <w:name w:val="1StrCopyright"/>
-    <w:basedOn w:val="Zpat"/>
+    <w:basedOn w:val="Footer"/>
     <w:pPr>
       <w:tabs>
         <w:tab w:val="left" w:pos="2155"/>
@@ -14936,7 +15021,7 @@
   </w:style>
   <w:style w:type="paragraph" w:customStyle="1" w:styleId="Upozornn">
     <w:name w:val="Upozornění"/>
-    <w:basedOn w:val="Normln"/>
+    <w:basedOn w:val="Normal"/>
     <w:pPr>
       <w:framePr w:w="9356" w:hSpace="142" w:wrap="around" w:hAnchor="margin" w:yAlign="bottom"/>
     </w:pPr>
@@ -14944,7 +15029,7 @@
       <w:sz w:val="18"/>
     </w:rPr>
   </w:style>
-  <w:style w:type="character" w:styleId="Hypertextovodkaz">
+  <w:style w:type="character" w:styleId="Hyperlink">
     <w:name w:val="Hyperlink"/>
     <w:uiPriority w:val="99"/>
     <w:rPr>
@@ -14954,7 +15039,7 @@
   </w:style>
   <w:style w:type="numbering" w:styleId="1ai">
     <w:name w:val="Outline List 1"/>
-    <w:basedOn w:val="Bezseznamu"/>
+    <w:basedOn w:val="NoList"/>
     <w:semiHidden/>
     <w:pPr>
       <w:numPr>
@@ -14962,18 +15047,18 @@
       </w:numPr>
     </w:pPr>
   </w:style>
-  <w:style w:type="paragraph" w:styleId="AdresaHTML">
+  <w:style w:type="paragraph" w:styleId="HTMLAddress">
     <w:name w:val="HTML Address"/>
-    <w:basedOn w:val="Normln"/>
+    <w:basedOn w:val="Normal"/>
     <w:semiHidden/>
     <w:rPr>
       <w:i/>
       <w:iCs/>
     </w:rPr>
   </w:style>
-  <w:style w:type="paragraph" w:styleId="Adresanaoblku">
+  <w:style w:type="paragraph" w:styleId="EnvelopeAddress">
     <w:name w:val="envelope address"/>
-    <w:basedOn w:val="Normln"/>
+    <w:basedOn w:val="Normal"/>
     <w:semiHidden/>
     <w:pPr>
       <w:framePr w:w="7920" w:h="1980" w:hRule="exact" w:hSpace="141" w:wrap="auto" w:hAnchor="page" w:xAlign="center" w:yAlign="bottom"/>
@@ -14985,14 +15070,14 @@
       <w:szCs w:val="24"/>
     </w:rPr>
   </w:style>
-  <w:style w:type="character" w:styleId="AkronymHTML">
+  <w:style w:type="character" w:styleId="HTMLAcronym">
     <w:name w:val="HTML Acronym"/>
-    <w:basedOn w:val="Standardnpsmoodstavce"/>
+    <w:basedOn w:val="DefaultParagraphFont"/>
     <w:semiHidden/>
   </w:style>
-  <w:style w:type="table" w:styleId="Barevntabulka1">
+  <w:style w:type="table" w:styleId="TableColourful1">
     <w:name w:val="Table Colorful 1"/>
-    <w:basedOn w:val="Normlntabulka"/>
+    <w:basedOn w:val="TableNormal"/>
     <w:semiHidden/>
     <w:rPr>
       <w:color w:val="FFFFFF"/>
@@ -15048,9 +15133,9 @@
       </w:rPr>
     </w:tblStylePr>
   </w:style>
-  <w:style w:type="table" w:styleId="Barevntabulka2">
+  <w:style w:type="table" w:styleId="TableColourful2">
     <w:name w:val="Table Colorful 2"/>
-    <w:basedOn w:val="Normlntabulka"/>
+    <w:basedOn w:val="TableNormal"/>
     <w:semiHidden/>
     <w:tblPr>
       <w:tblBorders>
@@ -15099,9 +15184,9 @@
       </w:rPr>
     </w:tblStylePr>
   </w:style>
-  <w:style w:type="table" w:styleId="Barevntabulka3">
+  <w:style w:type="table" w:styleId="TableColourful3">
     <w:name w:val="Table Colorful 3"/>
-    <w:basedOn w:val="Normlntabulka"/>
+    <w:basedOn w:val="TableNormal"/>
     <w:semiHidden/>
     <w:tblPr>
       <w:tblBorders>
@@ -15146,7 +15231,7 @@
       </w:tcPr>
     </w:tblStylePr>
   </w:style>
-  <w:style w:type="character" w:styleId="CittHTML">
+  <w:style w:type="character" w:styleId="HTMLCite">
     <w:name w:val="HTML Cite"/>
     <w:semiHidden/>
     <w:rPr>
@@ -15154,41 +15239,41 @@
       <w:iCs/>
     </w:rPr>
   </w:style>
-  <w:style w:type="character" w:styleId="slodku">
+  <w:style w:type="character" w:styleId="LineNumber">
     <w:name w:val="line number"/>
-    <w:basedOn w:val="Standardnpsmoodstavce"/>
+    <w:basedOn w:val="DefaultParagraphFont"/>
     <w:semiHidden/>
   </w:style>
-  <w:style w:type="paragraph" w:styleId="slovanseznam2">
+  <w:style w:type="paragraph" w:styleId="ListNumber2">
     <w:name w:val="List Number 2"/>
-    <w:basedOn w:val="Normln"/>
+    <w:basedOn w:val="Normal"/>
     <w:pPr>
       <w:numPr>
         <w:numId w:val="7"/>
       </w:numPr>
     </w:pPr>
   </w:style>
-  <w:style w:type="paragraph" w:styleId="slovanseznam3">
+  <w:style w:type="paragraph" w:styleId="ListNumber3">
     <w:name w:val="List Number 3"/>
-    <w:basedOn w:val="Normln"/>
+    <w:basedOn w:val="Normal"/>
     <w:pPr>
       <w:numPr>
         <w:numId w:val="8"/>
       </w:numPr>
     </w:pPr>
   </w:style>
-  <w:style w:type="paragraph" w:styleId="slovanseznam4">
+  <w:style w:type="paragraph" w:styleId="ListNumber4">
     <w:name w:val="List Number 4"/>
-    <w:basedOn w:val="Normln"/>
+    <w:basedOn w:val="Normal"/>
     <w:pPr>
       <w:numPr>
         <w:numId w:val="9"/>
       </w:numPr>
     </w:pPr>
   </w:style>
-  <w:style w:type="paragraph" w:styleId="slovanseznam5">
+  <w:style w:type="paragraph" w:styleId="ListNumber5">
     <w:name w:val="List Number 5"/>
-    <w:basedOn w:val="Normln"/>
+    <w:basedOn w:val="Normal"/>
     <w:semiHidden/>
     <w:pPr>
       <w:numPr>
@@ -15196,9 +15281,9 @@
       </w:numPr>
     </w:pPr>
   </w:style>
-  <w:style w:type="numbering" w:styleId="lnekoddl">
+  <w:style w:type="numbering" w:styleId="ArticleSection">
     <w:name w:val="Outline List 3"/>
-    <w:basedOn w:val="Bezseznamu"/>
+    <w:basedOn w:val="NoList"/>
     <w:semiHidden/>
     <w:pPr>
       <w:numPr>
@@ -15206,13 +15291,13 @@
       </w:numPr>
     </w:pPr>
   </w:style>
-  <w:style w:type="paragraph" w:styleId="Datum">
+  <w:style w:type="paragraph" w:styleId="Date">
     <w:name w:val="Date"/>
-    <w:basedOn w:val="Normln"/>
-    <w:next w:val="Normln"/>
+    <w:basedOn w:val="Normal"/>
+    <w:next w:val="Normal"/>
     <w:semiHidden/>
   </w:style>
-  <w:style w:type="character" w:styleId="DefiniceHTML">
+  <w:style w:type="character" w:styleId="HTMLDefinition">
     <w:name w:val="HTML Definition"/>
     <w:semiHidden/>
     <w:rPr>
@@ -15220,9 +15305,9 @@
       <w:iCs/>
     </w:rPr>
   </w:style>
-  <w:style w:type="table" w:styleId="Elegantntabulka">
+  <w:style w:type="table" w:styleId="TableElegant">
     <w:name w:val="Table Elegant"/>
-    <w:basedOn w:val="Normlntabulka"/>
+    <w:basedOn w:val="TableNormal"/>
     <w:semiHidden/>
     <w:tblPr>
       <w:tblBorders>
@@ -15244,17 +15329,17 @@
       </w:rPr>
     </w:tblStylePr>
   </w:style>
-  <w:style w:type="paragraph" w:styleId="FormtovanvHTML">
+  <w:style w:type="paragraph" w:styleId="HTMLPreformatted">
     <w:name w:val="HTML Preformatted"/>
-    <w:basedOn w:val="Normln"/>
+    <w:basedOn w:val="Normal"/>
     <w:semiHidden/>
     <w:rPr>
       <w:rFonts w:ascii="Courier New" w:hAnsi="Courier New" w:cs="Courier New"/>
     </w:rPr>
   </w:style>
-  <w:style w:type="table" w:styleId="Jednoduchtabulka1">
+  <w:style w:type="table" w:styleId="TableSimple1">
     <w:name w:val="Table Simple 1"/>
-    <w:basedOn w:val="Normlntabulka"/>
+    <w:basedOn w:val="TableNormal"/>
     <w:semiHidden/>
     <w:tblPr>
       <w:tblBorders>
@@ -15282,9 +15367,9 @@
       </w:tcPr>
     </w:tblStylePr>
   </w:style>
-  <w:style w:type="table" w:styleId="Jednoduchtabulka2">
+  <w:style w:type="table" w:styleId="TableSimple2">
     <w:name w:val="Table Simple 2"/>
-    <w:basedOn w:val="Normlntabulka"/>
+    <w:basedOn w:val="TableNormal"/>
     <w:semiHidden/>
     <w:tblPr/>
     <w:tblStylePr w:type="firstRow">
@@ -15361,9 +15446,9 @@
       </w:tcPr>
     </w:tblStylePr>
   </w:style>
-  <w:style w:type="table" w:styleId="Jednoduchtabulka3">
+  <w:style w:type="table" w:styleId="TableSimple3">
     <w:name w:val="Table Simple 3"/>
-    <w:basedOn w:val="Normlntabulka"/>
+    <w:basedOn w:val="TableNormal"/>
     <w:semiHidden/>
     <w:tblPr>
       <w:tblBorders>
@@ -15388,9 +15473,9 @@
       </w:tcPr>
     </w:tblStylePr>
   </w:style>
-  <w:style w:type="table" w:styleId="Klasicktabulka1">
+  <w:style w:type="table" w:styleId="TableClassic1">
     <w:name w:val="Table Classic 1"/>
-    <w:basedOn w:val="Normlntabulka"/>
+    <w:basedOn w:val="TableNormal"/>
     <w:semiHidden/>
     <w:tblPr>
       <w:tblBorders>
@@ -15447,9 +15532,9 @@
       </w:rPr>
     </w:tblStylePr>
   </w:style>
-  <w:style w:type="table" w:styleId="Klasicktabulka2">
+  <w:style w:type="table" w:styleId="TableClassic2">
     <w:name w:val="Table Classic 2"/>
-    <w:basedOn w:val="Normlntabulka"/>
+    <w:basedOn w:val="TableNormal"/>
     <w:semiHidden/>
     <w:tblPr>
       <w:tblBorders>
@@ -15508,9 +15593,9 @@
       </w:rPr>
     </w:tblStylePr>
   </w:style>
-  <w:style w:type="table" w:styleId="Klasicktabulka3">
+  <w:style w:type="table" w:styleId="TableClassic3">
     <w:name w:val="Table Classic 3"/>
-    <w:basedOn w:val="Normlntabulka"/>
+    <w:basedOn w:val="TableNormal"/>
     <w:semiHidden/>
     <w:rPr>
       <w:color w:val="000080"/>
@@ -15562,9 +15647,9 @@
       </w:rPr>
     </w:tblStylePr>
   </w:style>
-  <w:style w:type="table" w:styleId="Klasicktabulka4">
+  <w:style w:type="table" w:styleId="TableClassic4">
     <w:name w:val="Table Classic 4"/>
-    <w:basedOn w:val="Normlntabulka"/>
+    <w:basedOn w:val="TableNormal"/>
     <w:semiHidden/>
     <w:tblPr>
       <w:tblBorders>
@@ -15623,7 +15708,7 @@
       </w:rPr>
     </w:tblStylePr>
   </w:style>
-  <w:style w:type="character" w:styleId="KlvesniceHTML">
+  <w:style w:type="character" w:styleId="HTMLKeyboard">
     <w:name w:val="HTML Keyboard"/>
     <w:semiHidden/>
     <w:rPr>
@@ -15632,7 +15717,7 @@
       <w:szCs w:val="20"/>
     </w:rPr>
   </w:style>
-  <w:style w:type="character" w:styleId="KdHTML">
+  <w:style w:type="character" w:styleId="HTMLCode">
     <w:name w:val="HTML Code"/>
     <w:semiHidden/>
     <w:rPr>
@@ -15641,9 +15726,9 @@
       <w:szCs w:val="20"/>
     </w:rPr>
   </w:style>
-  <w:style w:type="table" w:styleId="Moderntabulka">
+  <w:style w:type="table" w:styleId="TableContemporary">
     <w:name w:val="Table Contemporary"/>
-    <w:basedOn w:val="Normlntabulka"/>
+    <w:basedOn w:val="TableNormal"/>
     <w:semiHidden/>
     <w:tblPr>
       <w:tblStyleRowBandSize w:val="1"/>
@@ -15682,9 +15767,9 @@
       </w:tcPr>
     </w:tblStylePr>
   </w:style>
-  <w:style w:type="table" w:styleId="Motivtabulky">
+  <w:style w:type="table" w:styleId="TableTheme">
     <w:name w:val="Table Theme"/>
-    <w:basedOn w:val="Normlntabulka"/>
+    <w:basedOn w:val="TableNormal"/>
     <w:semiHidden/>
     <w:tblPr>
       <w:tblBorders>
@@ -15697,9 +15782,9 @@
       </w:tblBorders>
     </w:tblPr>
   </w:style>
-  <w:style w:type="table" w:styleId="Mkatabulky">
+  <w:style w:type="table" w:styleId="TableGrid">
     <w:name w:val="Table Grid"/>
-    <w:basedOn w:val="Normlntabulka"/>
+    <w:basedOn w:val="TableNormal"/>
     <w:tblPr>
       <w:tblBorders>
         <w:top w:val="single" w:sz="4" w:space="0" w:color="000000"/>
@@ -15711,9 +15796,9 @@
       </w:tblBorders>
     </w:tblPr>
   </w:style>
-  <w:style w:type="table" w:styleId="Mkatabulky1">
+  <w:style w:type="table" w:styleId="TableGrid1">
     <w:name w:val="Table Grid 1"/>
-    <w:basedOn w:val="Normlntabulka"/>
+    <w:basedOn w:val="TableNormal"/>
     <w:semiHidden/>
     <w:tblPr>
       <w:tblBorders>
@@ -15741,9 +15826,9 @@
       </w:rPr>
     </w:tblStylePr>
   </w:style>
-  <w:style w:type="table" w:styleId="Mkatabulky2">
+  <w:style w:type="table" w:styleId="TableGrid2">
     <w:name w:val="Table Grid 2"/>
-    <w:basedOn w:val="Normlntabulka"/>
+    <w:basedOn w:val="TableNormal"/>
     <w:semiHidden/>
     <w:tblPr>
       <w:tblBorders>
@@ -15785,9 +15870,9 @@
       </w:rPr>
     </w:tblStylePr>
   </w:style>
-  <w:style w:type="table" w:styleId="Mkatabulky4">
+  <w:style w:type="table" w:styleId="TableGrid4">
     <w:name w:val="Table Grid 4"/>
-    <w:basedOn w:val="Normlntabulka"/>
+    <w:basedOn w:val="TableNormal"/>
     <w:semiHidden/>
     <w:tblPr>
       <w:tblBorders>
@@ -15834,9 +15919,9 @@
       </w:rPr>
     </w:tblStylePr>
   </w:style>
-  <w:style w:type="table" w:styleId="Mkatabulky5">
+  <w:style w:type="table" w:styleId="TableGrid5">
     <w:name w:val="Table Grid 5"/>
-    <w:basedOn w:val="Normlntabulka"/>
+    <w:basedOn w:val="TableNormal"/>
     <w:semiHidden/>
     <w:tblPr>
       <w:tblBorders>
@@ -15872,9 +15957,9 @@
       </w:rPr>
     </w:tblStylePr>
   </w:style>
-  <w:style w:type="table" w:styleId="Mkatabulky6">
+  <w:style w:type="table" w:styleId="TableGrid6">
     <w:name w:val="Table Grid 6"/>
-    <w:basedOn w:val="Normlntabulka"/>
+    <w:basedOn w:val="TableNormal"/>
     <w:semiHidden/>
     <w:tblPr>
       <w:tblBorders>
@@ -15918,9 +16003,9 @@
       </w:rPr>
     </w:tblStylePr>
   </w:style>
-  <w:style w:type="table" w:styleId="Mkatabulky7">
+  <w:style w:type="table" w:styleId="TableGrid7">
     <w:name w:val="Table Grid 7"/>
-    <w:basedOn w:val="Normlntabulka"/>
+    <w:basedOn w:val="TableNormal"/>
     <w:semiHidden/>
     <w:rPr>
       <w:b/>
@@ -15976,9 +16061,9 @@
       </w:rPr>
     </w:tblStylePr>
   </w:style>
-  <w:style w:type="table" w:styleId="Mkatabulky8">
+  <w:style w:type="table" w:styleId="TableGrid8">
     <w:name w:val="Table Grid 8"/>
-    <w:basedOn w:val="Normlntabulka"/>
+    <w:basedOn w:val="TableNormal"/>
     <w:semiHidden/>
     <w:tblPr>
       <w:tblBorders>
@@ -16019,16 +16104,16 @@
       </w:rPr>
     </w:tblStylePr>
   </w:style>
-  <w:style w:type="paragraph" w:styleId="Nadpispoznmky">
+  <w:style w:type="paragraph" w:styleId="NoteHeading">
     <w:name w:val="Note Heading"/>
-    <w:basedOn w:val="Normln"/>
-    <w:next w:val="Normln"/>
+    <w:basedOn w:val="Normal"/>
+    <w:next w:val="Normal"/>
     <w:semiHidden/>
   </w:style>
-  <w:style w:type="paragraph" w:styleId="Nzev">
+  <w:style w:type="paragraph" w:styleId="Title">
     <w:name w:val="Title"/>
-    <w:basedOn w:val="Normln"/>
-    <w:link w:val="NzevChar"/>
+    <w:basedOn w:val="Normal"/>
+    <w:link w:val="TitleChar1"/>
     <w:qFormat/>
     <w:pPr>
       <w:spacing w:line="276" w:lineRule="auto"/>
@@ -16042,9 +16127,9 @@
       <w:szCs w:val="40"/>
     </w:rPr>
   </w:style>
-  <w:style w:type="paragraph" w:styleId="Normlnweb">
+  <w:style w:type="paragraph" w:styleId="NormalWeb">
     <w:name w:val="Normal (Web)"/>
-    <w:basedOn w:val="Normln"/>
+    <w:basedOn w:val="Normal"/>
     <w:semiHidden/>
     <w:rPr>
       <w:rFonts w:ascii="Times New Roman" w:hAnsi="Times New Roman"/>
@@ -16052,37 +16137,37 @@
       <w:szCs w:val="24"/>
     </w:rPr>
   </w:style>
-  <w:style w:type="paragraph" w:styleId="Normlnodsazen">
+  <w:style w:type="paragraph" w:styleId="NormalIndent">
     <w:name w:val="Normal Indent"/>
-    <w:basedOn w:val="Normln"/>
+    <w:basedOn w:val="Normal"/>
     <w:semiHidden/>
     <w:pPr>
       <w:ind w:left="708"/>
     </w:pPr>
   </w:style>
-  <w:style w:type="paragraph" w:styleId="Osloven">
+  <w:style w:type="paragraph" w:styleId="Salutation">
     <w:name w:val="Salutation"/>
-    <w:basedOn w:val="Normln"/>
-    <w:next w:val="Normln"/>
+    <w:basedOn w:val="Normal"/>
+    <w:next w:val="Normal"/>
     <w:semiHidden/>
   </w:style>
-  <w:style w:type="paragraph" w:styleId="Podpis">
+  <w:style w:type="paragraph" w:styleId="Signature">
     <w:name w:val="Signature"/>
-    <w:basedOn w:val="Normln"/>
+    <w:basedOn w:val="Normal"/>
     <w:semiHidden/>
     <w:pPr>
       <w:ind w:left="4252"/>
     </w:pPr>
   </w:style>
-  <w:style w:type="paragraph" w:styleId="Podpise-mailu">
+  <w:style w:type="paragraph" w:styleId="EmailSignature">
     <w:name w:val="E-mail Signature"/>
-    <w:basedOn w:val="Normln"/>
+    <w:basedOn w:val="Normal"/>
     <w:semiHidden/>
   </w:style>
-  <w:style w:type="paragraph" w:styleId="Podnadpis">
+  <w:style w:type="paragraph" w:styleId="Subtitle">
     <w:name w:val="Subtitle"/>
-    <w:basedOn w:val="Normln"/>
-    <w:link w:val="PodnadpisChar"/>
+    <w:basedOn w:val="Normal"/>
+    <w:link w:val="SubtitleChar"/>
     <w:qFormat/>
     <w:pPr>
       <w:spacing w:after="60"/>
@@ -16095,45 +16180,45 @@
       <w:szCs w:val="24"/>
     </w:rPr>
   </w:style>
-  <w:style w:type="paragraph" w:styleId="Pokraovnseznamu">
+  <w:style w:type="paragraph" w:styleId="ListContinue">
     <w:name w:val="List Continue"/>
-    <w:basedOn w:val="Normln"/>
+    <w:basedOn w:val="Normal"/>
     <w:pPr>
       <w:ind w:left="283"/>
     </w:pPr>
   </w:style>
-  <w:style w:type="paragraph" w:styleId="Pokraovnseznamu2">
+  <w:style w:type="paragraph" w:styleId="ListContinue2">
     <w:name w:val="List Continue 2"/>
-    <w:basedOn w:val="Normln"/>
+    <w:basedOn w:val="Normal"/>
     <w:pPr>
       <w:ind w:left="566"/>
     </w:pPr>
   </w:style>
-  <w:style w:type="paragraph" w:styleId="Pokraovnseznamu3">
+  <w:style w:type="paragraph" w:styleId="ListContinue3">
     <w:name w:val="List Continue 3"/>
-    <w:basedOn w:val="Normln"/>
+    <w:basedOn w:val="Normal"/>
     <w:pPr>
       <w:ind w:left="849"/>
     </w:pPr>
   </w:style>
-  <w:style w:type="paragraph" w:styleId="Pokraovnseznamu4">
+  <w:style w:type="paragraph" w:styleId="ListContinue4">
     <w:name w:val="List Continue 4"/>
-    <w:basedOn w:val="Normln"/>
+    <w:basedOn w:val="Normal"/>
     <w:pPr>
       <w:ind w:left="1132"/>
     </w:pPr>
   </w:style>
-  <w:style w:type="paragraph" w:styleId="Pokraovnseznamu5">
+  <w:style w:type="paragraph" w:styleId="ListContinue5">
     <w:name w:val="List Continue 5"/>
-    <w:basedOn w:val="Normln"/>
+    <w:basedOn w:val="Normal"/>
     <w:semiHidden/>
     <w:pPr>
       <w:ind w:left="1415"/>
     </w:pPr>
   </w:style>
-  <w:style w:type="table" w:styleId="Profesionlntabulka">
+  <w:style w:type="table" w:styleId="TableProfessional">
     <w:name w:val="Table Professional"/>
-    <w:basedOn w:val="Normlntabulka"/>
+    <w:basedOn w:val="TableNormal"/>
     <w:semiHidden/>
     <w:tblPr>
       <w:tblBorders>
@@ -16160,7 +16245,7 @@
       </w:tcPr>
     </w:tblStylePr>
   </w:style>
-  <w:style w:type="character" w:styleId="PromnnHTML">
+  <w:style w:type="character" w:styleId="HTMLVariable">
     <w:name w:val="HTML Variable"/>
     <w:semiHidden/>
     <w:rPr>
@@ -16168,15 +16253,15 @@
       <w:iCs/>
     </w:rPr>
   </w:style>
-  <w:style w:type="paragraph" w:styleId="Prosttext">
+  <w:style w:type="paragraph" w:styleId="PlainText">
     <w:name w:val="Plain Text"/>
-    <w:basedOn w:val="Normln"/>
+    <w:basedOn w:val="Normal"/>
     <w:semiHidden/>
     <w:rPr>
       <w:rFonts w:ascii="Courier New" w:hAnsi="Courier New" w:cs="Courier New"/>
     </w:rPr>
   </w:style>
-  <w:style w:type="character" w:styleId="PsacstrojHTML">
+  <w:style w:type="character" w:styleId="HTMLTypewriter">
     <w:name w:val="HTML Typewriter"/>
     <w:semiHidden/>
     <w:rPr>
@@ -16185,49 +16270,49 @@
       <w:szCs w:val="20"/>
     </w:rPr>
   </w:style>
-  <w:style w:type="paragraph" w:styleId="Seznam">
+  <w:style w:type="paragraph" w:styleId="List">
     <w:name w:val="List"/>
-    <w:basedOn w:val="Normln"/>
+    <w:basedOn w:val="Normal"/>
     <w:semiHidden/>
     <w:pPr>
       <w:ind w:left="283" w:hanging="283"/>
     </w:pPr>
   </w:style>
-  <w:style w:type="paragraph" w:styleId="Seznam2">
+  <w:style w:type="paragraph" w:styleId="List2">
     <w:name w:val="List 2"/>
-    <w:basedOn w:val="Normln"/>
+    <w:basedOn w:val="Normal"/>
     <w:semiHidden/>
     <w:pPr>
       <w:ind w:left="566" w:hanging="283"/>
     </w:pPr>
   </w:style>
-  <w:style w:type="paragraph" w:styleId="Seznam3">
+  <w:style w:type="paragraph" w:styleId="List3">
     <w:name w:val="List 3"/>
-    <w:basedOn w:val="Normln"/>
+    <w:basedOn w:val="Normal"/>
     <w:semiHidden/>
     <w:pPr>
       <w:ind w:left="849" w:hanging="283"/>
     </w:pPr>
   </w:style>
-  <w:style w:type="paragraph" w:styleId="Seznam4">
+  <w:style w:type="paragraph" w:styleId="List4">
     <w:name w:val="List 4"/>
-    <w:basedOn w:val="Normln"/>
+    <w:basedOn w:val="Normal"/>
     <w:semiHidden/>
     <w:pPr>
       <w:ind w:left="1132" w:hanging="283"/>
     </w:pPr>
   </w:style>
-  <w:style w:type="paragraph" w:styleId="Seznam5">
+  <w:style w:type="paragraph" w:styleId="List5">
     <w:name w:val="List 5"/>
-    <w:basedOn w:val="Normln"/>
+    <w:basedOn w:val="Normal"/>
     <w:semiHidden/>
     <w:pPr>
       <w:ind w:left="1415" w:hanging="283"/>
     </w:pPr>
   </w:style>
-  <w:style w:type="paragraph" w:styleId="Seznamsodrkami">
+  <w:style w:type="paragraph" w:styleId="ListBullet">
     <w:name w:val="List Bullet"/>
-    <w:basedOn w:val="Normln"/>
+    <w:basedOn w:val="Normal"/>
     <w:semiHidden/>
     <w:pPr>
       <w:numPr>
@@ -16235,9 +16320,9 @@
       </w:numPr>
     </w:pPr>
   </w:style>
-  <w:style w:type="paragraph" w:styleId="Seznamsodrkami2">
+  <w:style w:type="paragraph" w:styleId="ListBullet2">
     <w:name w:val="List Bullet 2"/>
-    <w:basedOn w:val="Normln"/>
+    <w:basedOn w:val="Normal"/>
     <w:semiHidden/>
     <w:pPr>
       <w:numPr>
@@ -16245,9 +16330,9 @@
       </w:numPr>
     </w:pPr>
   </w:style>
-  <w:style w:type="paragraph" w:styleId="Seznamsodrkami3">
+  <w:style w:type="paragraph" w:styleId="ListBullet3">
     <w:name w:val="List Bullet 3"/>
-    <w:basedOn w:val="Normln"/>
+    <w:basedOn w:val="Normal"/>
     <w:semiHidden/>
     <w:pPr>
       <w:numPr>
@@ -16255,9 +16340,9 @@
       </w:numPr>
     </w:pPr>
   </w:style>
-  <w:style w:type="paragraph" w:styleId="Seznamsodrkami4">
+  <w:style w:type="paragraph" w:styleId="ListBullet4">
     <w:name w:val="List Bullet 4"/>
-    <w:basedOn w:val="Normln"/>
+    <w:basedOn w:val="Normal"/>
     <w:pPr>
       <w:numPr>
         <w:numId w:val="15"/>
@@ -16266,9 +16351,9 @@
       <w:ind w:left="1208" w:hanging="357"/>
     </w:pPr>
   </w:style>
-  <w:style w:type="paragraph" w:styleId="Seznamsodrkami5">
+  <w:style w:type="paragraph" w:styleId="ListBullet5">
     <w:name w:val="List Bullet 5"/>
-    <w:basedOn w:val="Normln"/>
+    <w:basedOn w:val="Normal"/>
     <w:semiHidden/>
     <w:pPr>
       <w:numPr>
@@ -16276,7 +16361,7 @@
       </w:numPr>
     </w:pPr>
   </w:style>
-  <w:style w:type="character" w:styleId="Siln">
+  <w:style w:type="character" w:styleId="Strong">
     <w:name w:val="Strong"/>
     <w:qFormat/>
     <w:rPr>
@@ -16284,7 +16369,7 @@
       <w:bCs/>
     </w:rPr>
   </w:style>
-  <w:style w:type="character" w:styleId="Sledovanodkaz">
+  <w:style w:type="character" w:styleId="FollowedHyperlink">
     <w:name w:val="FollowedHyperlink"/>
     <w:semiHidden/>
     <w:rPr>
@@ -16292,9 +16377,9 @@
       <w:u w:val="single"/>
     </w:rPr>
   </w:style>
-  <w:style w:type="table" w:styleId="Sloupcetabulky1">
+  <w:style w:type="table" w:styleId="TableColumns1">
     <w:name w:val="Table Columns 1"/>
-    <w:basedOn w:val="Normlntabulka"/>
+    <w:basedOn w:val="TableNormal"/>
     <w:semiHidden/>
     <w:rPr>
       <w:b/>
@@ -16370,9 +16455,9 @@
       </w:rPr>
     </w:tblStylePr>
   </w:style>
-  <w:style w:type="table" w:styleId="Sloupcetabulky2">
+  <w:style w:type="table" w:styleId="TableColumns2">
     <w:name w:val="Table Columns 2"/>
-    <w:basedOn w:val="Normlntabulka"/>
+    <w:basedOn w:val="TableNormal"/>
     <w:semiHidden/>
     <w:rPr>
       <w:b/>
@@ -16440,9 +16525,9 @@
       </w:rPr>
     </w:tblStylePr>
   </w:style>
-  <w:style w:type="table" w:styleId="Sloupcetabulky3">
+  <w:style w:type="table" w:styleId="TableColumns3">
     <w:name w:val="Table Columns 3"/>
-    <w:basedOn w:val="Normlntabulka"/>
+    <w:basedOn w:val="TableNormal"/>
     <w:semiHidden/>
     <w:rPr>
       <w:b/>
@@ -16516,9 +16601,9 @@
       </w:rPr>
     </w:tblStylePr>
   </w:style>
-  <w:style w:type="table" w:styleId="Sloupcetabulky4">
+  <w:style w:type="table" w:styleId="TableColumns4">
     <w:name w:val="Table Columns 4"/>
-    <w:basedOn w:val="Normlntabulka"/>
+    <w:basedOn w:val="TableNormal"/>
     <w:semiHidden/>
     <w:tblPr>
       <w:tblStyleColBandSize w:val="1"/>
@@ -16563,9 +16648,9 @@
       </w:tcPr>
     </w:tblStylePr>
   </w:style>
-  <w:style w:type="table" w:styleId="Sloupcetabulky5">
+  <w:style w:type="table" w:styleId="TableColumns5">
     <w:name w:val="Table Columns 5"/>
-    <w:basedOn w:val="Normlntabulka"/>
+    <w:basedOn w:val="TableNormal"/>
     <w:semiHidden/>
     <w:tblPr>
       <w:tblStyleColBandSize w:val="1"/>
@@ -16630,9 +16715,9 @@
       </w:rPr>
     </w:tblStylePr>
   </w:style>
-  <w:style w:type="table" w:styleId="Tabulkajakoseznam1">
+  <w:style w:type="table" w:styleId="TableList1">
     <w:name w:val="Table List 1"/>
-    <w:basedOn w:val="Normlntabulka"/>
+    <w:basedOn w:val="TableNormal"/>
     <w:semiHidden/>
     <w:tblPr>
       <w:tblStyleRowBandSize w:val="1"/>
@@ -16688,9 +16773,9 @@
       </w:rPr>
     </w:tblStylePr>
   </w:style>
-  <w:style w:type="table" w:styleId="Tabulkajakoseznam2">
+  <w:style w:type="table" w:styleId="TableList2">
     <w:name w:val="Table List 2"/>
-    <w:basedOn w:val="Normlntabulka"/>
+    <w:basedOn w:val="TableNormal"/>
     <w:semiHidden/>
     <w:tblPr>
       <w:tblStyleRowBandSize w:val="2"/>
@@ -16741,9 +16826,9 @@
       </w:rPr>
     </w:tblStylePr>
   </w:style>
-  <w:style w:type="table" w:styleId="Tabulkajakoseznam3">
+  <w:style w:type="table" w:styleId="TableList3">
     <w:name w:val="Table List 3"/>
-    <w:basedOn w:val="Normlntabulka"/>
+    <w:basedOn w:val="TableNormal"/>
     <w:semiHidden/>
     <w:tblPr>
       <w:tblBorders>
@@ -16784,9 +16869,9 @@
       </w:rPr>
     </w:tblStylePr>
   </w:style>
-  <w:style w:type="table" w:styleId="Tabulkajakoseznam4">
+  <w:style w:type="table" w:styleId="TableList4">
     <w:name w:val="Table List 4"/>
-    <w:basedOn w:val="Normlntabulka"/>
+    <w:basedOn w:val="TableNormal"/>
     <w:semiHidden/>
     <w:tblPr>
       <w:tblBorders>
@@ -16815,9 +16900,9 @@
       </w:tcPr>
     </w:tblStylePr>
   </w:style>
-  <w:style w:type="table" w:styleId="Tabulkajakoseznam5">
+  <w:style w:type="table" w:styleId="TableList5">
     <w:name w:val="Table List 5"/>
-    <w:basedOn w:val="Normlntabulka"/>
+    <w:basedOn w:val="TableNormal"/>
     <w:semiHidden/>
     <w:tblPr>
       <w:tblBorders>
@@ -16850,9 +16935,9 @@
       </w:rPr>
     </w:tblStylePr>
   </w:style>
-  <w:style w:type="table" w:styleId="Tabulkajakoseznam6">
+  <w:style w:type="table" w:styleId="TableList6">
     <w:name w:val="Table List 6"/>
-    <w:basedOn w:val="Normlntabulka"/>
+    <w:basedOn w:val="TableNormal"/>
     <w:semiHidden/>
     <w:tblPr>
       <w:tblStyleRowBandSize w:val="1"/>
@@ -16897,9 +16982,9 @@
       </w:tcPr>
     </w:tblStylePr>
   </w:style>
-  <w:style w:type="table" w:styleId="Tabulkajakoseznam7">
+  <w:style w:type="table" w:styleId="TableList7">
     <w:name w:val="Table List 7"/>
-    <w:basedOn w:val="Normlntabulka"/>
+    <w:basedOn w:val="TableNormal"/>
     <w:semiHidden/>
     <w:tblPr>
       <w:tblStyleRowBandSize w:val="1"/>
@@ -16964,9 +17049,9 @@
       </w:tcPr>
     </w:tblStylePr>
   </w:style>
-  <w:style w:type="table" w:styleId="Tabulkajakoseznam8">
+  <w:style w:type="table" w:styleId="TableList8">
     <w:name w:val="Table List 8"/>
-    <w:basedOn w:val="Normlntabulka"/>
+    <w:basedOn w:val="TableNormal"/>
     <w:semiHidden/>
     <w:tblPr>
       <w:tblStyleRowBandSize w:val="1"/>
@@ -17033,9 +17118,9 @@
       </w:tcPr>
     </w:tblStylePr>
   </w:style>
-  <w:style w:type="table" w:styleId="Tabulkasprostorovmiefekty1">
+  <w:style w:type="table" w:styleId="Table3Deffects1">
     <w:name w:val="Table 3D effects 1"/>
-    <w:basedOn w:val="Normlntabulka"/>
+    <w:basedOn w:val="TableNormal"/>
     <w:semiHidden/>
     <w:tblPr/>
     <w:tcPr>
@@ -17122,9 +17207,9 @@
       </w:tcPr>
     </w:tblStylePr>
   </w:style>
-  <w:style w:type="table" w:styleId="Tabulkasprostorovmiefekty2">
+  <w:style w:type="table" w:styleId="Table3Deffects2">
     <w:name w:val="Table 3D effects 2"/>
-    <w:basedOn w:val="Normlntabulka"/>
+    <w:basedOn w:val="TableNormal"/>
     <w:semiHidden/>
     <w:tblPr>
       <w:tblStyleRowBandSize w:val="1"/>
@@ -17172,9 +17257,9 @@
       </w:rPr>
     </w:tblStylePr>
   </w:style>
-  <w:style w:type="table" w:styleId="Tabulkasprostorovmiefekty3">
+  <w:style w:type="table" w:styleId="Table3Deffects3">
     <w:name w:val="Table 3D effects 3"/>
-    <w:basedOn w:val="Normlntabulka"/>
+    <w:basedOn w:val="TableNormal"/>
     <w:semiHidden/>
     <w:tblPr>
       <w:tblStyleRowBandSize w:val="1"/>
@@ -17238,9 +17323,9 @@
       </w:rPr>
     </w:tblStylePr>
   </w:style>
-  <w:style w:type="table" w:styleId="Tabulkastlumenmibarvami1">
+  <w:style w:type="table" w:styleId="TableSubtle1">
     <w:name w:val="Table Subtle 1"/>
-    <w:basedOn w:val="Normlntabulka"/>
+    <w:basedOn w:val="TableNormal"/>
     <w:semiHidden/>
     <w:tblPr>
       <w:tblStyleRowBandSize w:val="1"/>
@@ -17301,9 +17386,9 @@
       </w:rPr>
     </w:tblStylePr>
   </w:style>
-  <w:style w:type="table" w:styleId="Tabulkastlumenmibarvami2">
+  <w:style w:type="table" w:styleId="TableSubtle2">
     <w:name w:val="Table Subtle 2"/>
-    <w:basedOn w:val="Normlntabulka"/>
+    <w:basedOn w:val="TableNormal"/>
     <w:semiHidden/>
     <w:tblPr>
       <w:tblBorders>
@@ -17358,24 +17443,24 @@
       </w:rPr>
     </w:tblStylePr>
   </w:style>
-  <w:style w:type="paragraph" w:styleId="Textvbloku">
+  <w:style w:type="paragraph" w:styleId="BlockText">
     <w:name w:val="Block Text"/>
-    <w:basedOn w:val="Normln"/>
+    <w:basedOn w:val="Normal"/>
     <w:semiHidden/>
     <w:pPr>
       <w:ind w:left="1440" w:right="1440"/>
     </w:pPr>
   </w:style>
-  <w:style w:type="character" w:styleId="UkzkaHTML">
+  <w:style w:type="character" w:styleId="HTMLSample">
     <w:name w:val="HTML Sample"/>
     <w:semiHidden/>
     <w:rPr>
       <w:rFonts w:ascii="Courier New" w:hAnsi="Courier New" w:cs="Courier New"/>
     </w:rPr>
   </w:style>
-  <w:style w:type="table" w:styleId="Webovtabulka1">
+  <w:style w:type="table" w:styleId="TableWeb1">
     <w:name w:val="Table Web 1"/>
-    <w:basedOn w:val="Normlntabulka"/>
+    <w:basedOn w:val="TableNormal"/>
     <w:semiHidden/>
     <w:tblPr>
       <w:tblCellSpacing w:w="20" w:type="dxa"/>
@@ -17400,9 +17485,9 @@
       </w:rPr>
     </w:tblStylePr>
   </w:style>
-  <w:style w:type="table" w:styleId="Webovtabulka2">
+  <w:style w:type="table" w:styleId="TableWeb2">
     <w:name w:val="Table Web 2"/>
-    <w:basedOn w:val="Normlntabulka"/>
+    <w:basedOn w:val="TableNormal"/>
     <w:semiHidden/>
     <w:tblPr>
       <w:tblCellSpacing w:w="20" w:type="dxa"/>
@@ -17427,9 +17512,9 @@
       </w:rPr>
     </w:tblStylePr>
   </w:style>
-  <w:style w:type="table" w:styleId="Webovtabulka3">
+  <w:style w:type="table" w:styleId="TableWeb3">
     <w:name w:val="Table Web 3"/>
-    <w:basedOn w:val="Normlntabulka"/>
+    <w:basedOn w:val="TableNormal"/>
     <w:semiHidden/>
     <w:tblPr>
       <w:tblCellSpacing w:w="20" w:type="dxa"/>
@@ -17454,9 +17539,9 @@
       </w:rPr>
     </w:tblStylePr>
   </w:style>
-  <w:style w:type="paragraph" w:styleId="Zhlavzprvy">
+  <w:style w:type="paragraph" w:styleId="MessageHeader">
     <w:name w:val="Message Header"/>
-    <w:basedOn w:val="Normln"/>
+    <w:basedOn w:val="Normal"/>
     <w:semiHidden/>
     <w:pPr>
       <w:pBdr>
@@ -17474,59 +17559,59 @@
       <w:szCs w:val="24"/>
     </w:rPr>
   </w:style>
-  <w:style w:type="paragraph" w:styleId="Zkladntext-prvnodsazen">
+  <w:style w:type="paragraph" w:styleId="BodyTextFirstIndent">
     <w:name w:val="Body Text First Indent"/>
-    <w:basedOn w:val="Zkladntext"/>
+    <w:basedOn w:val="BodyText"/>
     <w:semiHidden/>
     <w:pPr>
       <w:ind w:firstLine="210"/>
     </w:pPr>
   </w:style>
-  <w:style w:type="paragraph" w:styleId="Zkladntextodsazen">
+  <w:style w:type="paragraph" w:styleId="BodyTextIndent">
     <w:name w:val="Body Text Indent"/>
-    <w:basedOn w:val="Normln"/>
+    <w:basedOn w:val="Normal"/>
     <w:semiHidden/>
     <w:pPr>
       <w:ind w:left="283"/>
     </w:pPr>
   </w:style>
-  <w:style w:type="paragraph" w:styleId="Zkladntext-prvnodsazen2">
+  <w:style w:type="paragraph" w:styleId="BodyTextFirstIndent2">
     <w:name w:val="Body Text First Indent 2"/>
-    <w:basedOn w:val="Zkladntextodsazen"/>
+    <w:basedOn w:val="BodyTextIndent"/>
     <w:semiHidden/>
     <w:pPr>
       <w:ind w:firstLine="210"/>
     </w:pPr>
   </w:style>
-  <w:style w:type="paragraph" w:styleId="Zkladntext2">
+  <w:style w:type="paragraph" w:styleId="BodyText2">
     <w:name w:val="Body Text 2"/>
-    <w:basedOn w:val="Normln"/>
+    <w:basedOn w:val="Normal"/>
     <w:semiHidden/>
     <w:pPr>
       <w:spacing w:line="480" w:lineRule="auto"/>
     </w:pPr>
   </w:style>
-  <w:style w:type="paragraph" w:styleId="Zkladntext3">
+  <w:style w:type="paragraph" w:styleId="BodyText3">
     <w:name w:val="Body Text 3"/>
-    <w:basedOn w:val="Normln"/>
+    <w:basedOn w:val="Normal"/>
     <w:semiHidden/>
     <w:rPr>
       <w:sz w:val="16"/>
       <w:szCs w:val="16"/>
     </w:rPr>
   </w:style>
-  <w:style w:type="paragraph" w:styleId="Zkladntextodsazen2">
+  <w:style w:type="paragraph" w:styleId="BodyTextIndent2">
     <w:name w:val="Body Text Indent 2"/>
-    <w:basedOn w:val="Normln"/>
+    <w:basedOn w:val="Normal"/>
     <w:semiHidden/>
     <w:pPr>
       <w:spacing w:line="480" w:lineRule="auto"/>
       <w:ind w:left="283"/>
     </w:pPr>
   </w:style>
-  <w:style w:type="paragraph" w:styleId="Zkladntextodsazen3">
+  <w:style w:type="paragraph" w:styleId="BodyTextIndent3">
     <w:name w:val="Body Text Indent 3"/>
-    <w:basedOn w:val="Normln"/>
+    <w:basedOn w:val="Normal"/>
     <w:semiHidden/>
     <w:pPr>
       <w:ind w:left="283"/>
@@ -17536,15 +17621,15 @@
       <w:szCs w:val="16"/>
     </w:rPr>
   </w:style>
-  <w:style w:type="paragraph" w:styleId="Zvr">
+  <w:style w:type="paragraph" w:styleId="Closing">
     <w:name w:val="Closing"/>
-    <w:basedOn w:val="Normln"/>
+    <w:basedOn w:val="Normal"/>
     <w:semiHidden/>
     <w:pPr>
       <w:ind w:left="4252"/>
     </w:pPr>
   </w:style>
-  <w:style w:type="character" w:styleId="Zdraznn">
+  <w:style w:type="character" w:styleId="Emphasis">
     <w:name w:val="Emphasis"/>
     <w:qFormat/>
     <w:rPr>
@@ -17567,10 +17652,10 @@
       <w:b/>
     </w:rPr>
   </w:style>
-  <w:style w:type="character" w:customStyle="1" w:styleId="Nadpis2Char">
-    <w:name w:val="Nadpis 2 Char"/>
+  <w:style w:type="character" w:customStyle="1" w:styleId="Heading2Char1">
+    <w:name w:val="Heading 2 Char1"/>
     <w:basedOn w:val="NadpislnkuChar"/>
-    <w:link w:val="Nadpis2"/>
+    <w:link w:val="Heading2"/>
     <w:rPr>
       <w:rFonts w:ascii="Arial" w:hAnsi="Arial"/>
       <w:b/>
@@ -17598,57 +17683,57 @@
       <w:ind w:left="567" w:hanging="567"/>
     </w:pPr>
   </w:style>
-  <w:style w:type="character" w:styleId="Odkaznakoment">
+  <w:style w:type="character" w:styleId="CommentReference">
     <w:name w:val="annotation reference"/>
     <w:rPr>
       <w:sz w:val="16"/>
       <w:szCs w:val="16"/>
     </w:rPr>
   </w:style>
-  <w:style w:type="paragraph" w:styleId="Textkomente">
+  <w:style w:type="paragraph" w:styleId="CommentText">
     <w:name w:val="annotation text"/>
-    <w:basedOn w:val="Normln"/>
-    <w:link w:val="TextkomenteChar"/>
-  </w:style>
-  <w:style w:type="character" w:customStyle="1" w:styleId="TextkomenteChar">
-    <w:name w:val="Text komentáře Char"/>
-    <w:link w:val="Textkomente"/>
+    <w:basedOn w:val="Normal"/>
+    <w:link w:val="CommentTextChar"/>
+  </w:style>
+  <w:style w:type="character" w:customStyle="1" w:styleId="CommentTextChar">
+    <w:name w:val="Comment Text Char"/>
+    <w:link w:val="CommentText"/>
     <w:rPr>
       <w:rFonts w:ascii="Arial" w:hAnsi="Arial"/>
     </w:rPr>
   </w:style>
-  <w:style w:type="paragraph" w:styleId="Pedmtkomente">
+  <w:style w:type="paragraph" w:styleId="CommentSubject">
     <w:name w:val="annotation subject"/>
-    <w:basedOn w:val="Textkomente"/>
-    <w:next w:val="Textkomente"/>
-    <w:link w:val="PedmtkomenteChar"/>
+    <w:basedOn w:val="CommentText"/>
+    <w:next w:val="CommentText"/>
+    <w:link w:val="CommentSubjectChar"/>
     <w:rPr>
       <w:b/>
       <w:bCs/>
     </w:rPr>
   </w:style>
-  <w:style w:type="character" w:customStyle="1" w:styleId="PedmtkomenteChar">
-    <w:name w:val="Předmět komentáře Char"/>
-    <w:link w:val="Pedmtkomente"/>
+  <w:style w:type="character" w:customStyle="1" w:styleId="CommentSubjectChar">
+    <w:name w:val="Comment Subject Char"/>
+    <w:link w:val="CommentSubject"/>
     <w:rPr>
       <w:rFonts w:ascii="Arial" w:hAnsi="Arial"/>
       <w:b/>
       <w:bCs/>
     </w:rPr>
   </w:style>
-  <w:style w:type="paragraph" w:styleId="Textbubliny">
+  <w:style w:type="paragraph" w:styleId="BalloonText">
     <w:name w:val="Balloon Text"/>
-    <w:basedOn w:val="Normln"/>
-    <w:link w:val="TextbublinyChar"/>
+    <w:basedOn w:val="Normal"/>
+    <w:link w:val="BalloonTextChar"/>
     <w:rPr>
       <w:rFonts w:ascii="Tahoma" w:hAnsi="Tahoma" w:cs="Tahoma"/>
       <w:sz w:val="16"/>
       <w:szCs w:val="16"/>
     </w:rPr>
   </w:style>
-  <w:style w:type="character" w:customStyle="1" w:styleId="TextbublinyChar">
-    <w:name w:val="Text bubliny Char"/>
-    <w:link w:val="Textbubliny"/>
+  <w:style w:type="character" w:customStyle="1" w:styleId="BalloonTextChar">
+    <w:name w:val="Balloon Text Char"/>
+    <w:link w:val="BalloonText"/>
     <w:rPr>
       <w:rFonts w:ascii="Tahoma" w:hAnsi="Tahoma" w:cs="Tahoma"/>
       <w:sz w:val="16"/>
@@ -17674,9 +17759,9 @@
       <w:sz w:val="28"/>
     </w:rPr>
   </w:style>
-  <w:style w:type="character" w:customStyle="1" w:styleId="Nadpis1Char">
-    <w:name w:val="Nadpis 1 Char"/>
-    <w:link w:val="Nadpis1"/>
+  <w:style w:type="character" w:customStyle="1" w:styleId="Heading1Char1">
+    <w:name w:val="Heading 1 Char1"/>
+    <w:link w:val="Heading1"/>
     <w:uiPriority w:val="99"/>
     <w:rsid w:val="00A40ACA"/>
     <w:rPr>
@@ -17687,57 +17772,57 @@
       <w:lang w:val="en-GB"/>
     </w:rPr>
   </w:style>
-  <w:style w:type="character" w:customStyle="1" w:styleId="Nadpis3Char">
-    <w:name w:val="Nadpis 3 Char"/>
-    <w:link w:val="Nadpis3"/>
+  <w:style w:type="character" w:customStyle="1" w:styleId="Heading3Char1">
+    <w:name w:val="Heading 3 Char1"/>
+    <w:link w:val="Heading3"/>
     <w:rPr>
       <w:rFonts w:ascii="Arial" w:hAnsi="Arial"/>
       <w:b/>
     </w:rPr>
   </w:style>
-  <w:style w:type="character" w:customStyle="1" w:styleId="Nadpis4Char">
-    <w:name w:val="Nadpis 4 Char"/>
-    <w:link w:val="Nadpis4"/>
+  <w:style w:type="character" w:customStyle="1" w:styleId="Heading4Char1">
+    <w:name w:val="Heading 4 Char1"/>
+    <w:link w:val="Heading4"/>
     <w:rPr>
       <w:rFonts w:ascii="Arial" w:hAnsi="Arial"/>
       <w:b/>
     </w:rPr>
   </w:style>
-  <w:style w:type="character" w:customStyle="1" w:styleId="Nadpis5Char">
-    <w:name w:val="Nadpis 5 Char"/>
-    <w:link w:val="Nadpis5"/>
+  <w:style w:type="character" w:customStyle="1" w:styleId="Heading5Char1">
+    <w:name w:val="Heading 5 Char1"/>
+    <w:link w:val="Heading5"/>
     <w:rPr>
       <w:rFonts w:ascii="Arial" w:hAnsi="Arial"/>
       <w:b/>
     </w:rPr>
   </w:style>
-  <w:style w:type="character" w:customStyle="1" w:styleId="Nadpis6Char">
-    <w:name w:val="Nadpis 6 Char"/>
-    <w:link w:val="Nadpis6"/>
+  <w:style w:type="character" w:customStyle="1" w:styleId="Heading6Char1">
+    <w:name w:val="Heading 6 Char1"/>
+    <w:link w:val="Heading6"/>
     <w:rPr>
       <w:rFonts w:ascii="Arial" w:hAnsi="Arial"/>
       <w:b/>
     </w:rPr>
   </w:style>
-  <w:style w:type="character" w:customStyle="1" w:styleId="Nadpis7Char">
-    <w:name w:val="Nadpis 7 Char"/>
-    <w:link w:val="Nadpis7"/>
+  <w:style w:type="character" w:customStyle="1" w:styleId="Heading7Char1">
+    <w:name w:val="Heading 7 Char1"/>
+    <w:link w:val="Heading7"/>
     <w:rPr>
       <w:rFonts w:ascii="Arial" w:hAnsi="Arial"/>
       <w:b/>
     </w:rPr>
   </w:style>
-  <w:style w:type="character" w:customStyle="1" w:styleId="Nadpis8Char">
-    <w:name w:val="Nadpis 8 Char"/>
-    <w:link w:val="Nadpis8"/>
+  <w:style w:type="character" w:customStyle="1" w:styleId="Heading8Char1">
+    <w:name w:val="Heading 8 Char1"/>
+    <w:link w:val="Heading8"/>
     <w:rPr>
       <w:rFonts w:ascii="Arial" w:hAnsi="Arial"/>
       <w:b/>
     </w:rPr>
   </w:style>
-  <w:style w:type="character" w:customStyle="1" w:styleId="Nadpis9Char">
-    <w:name w:val="Nadpis 9 Char"/>
-    <w:link w:val="Nadpis9"/>
+  <w:style w:type="character" w:customStyle="1" w:styleId="Heading9Char1">
+    <w:name w:val="Heading 9 Char1"/>
+    <w:link w:val="Heading9"/>
     <w:rPr>
       <w:rFonts w:ascii="Arial" w:hAnsi="Arial"/>
       <w:b/>
@@ -17751,32 +17836,32 @@
       <w:i/>
     </w:rPr>
   </w:style>
-  <w:style w:type="character" w:customStyle="1" w:styleId="ZhlavChar">
-    <w:name w:val="Záhlaví Char"/>
-    <w:link w:val="Zhlav"/>
+  <w:style w:type="character" w:customStyle="1" w:styleId="HeaderChar1">
+    <w:name w:val="Header Char1"/>
+    <w:link w:val="Header"/>
     <w:rPr>
       <w:rFonts w:ascii="Arial" w:hAnsi="Arial"/>
       <w:sz w:val="18"/>
     </w:rPr>
   </w:style>
-  <w:style w:type="character" w:customStyle="1" w:styleId="ZpatChar">
-    <w:name w:val="Zápatí Char"/>
-    <w:link w:val="Zpat"/>
+  <w:style w:type="character" w:customStyle="1" w:styleId="FooterChar1">
+    <w:name w:val="Footer Char1"/>
+    <w:link w:val="Footer"/>
     <w:rPr>
       <w:rFonts w:ascii="Arial" w:hAnsi="Arial"/>
       <w:sz w:val="18"/>
     </w:rPr>
   </w:style>
-  <w:style w:type="character" w:customStyle="1" w:styleId="ZkladntextChar">
-    <w:name w:val="Základní text Char"/>
-    <w:link w:val="Zkladntext"/>
+  <w:style w:type="character" w:customStyle="1" w:styleId="BodyTextChar">
+    <w:name w:val="Body Text Char"/>
+    <w:link w:val="BodyText"/>
     <w:rPr>
       <w:rFonts w:ascii="Arial" w:hAnsi="Arial"/>
     </w:rPr>
   </w:style>
-  <w:style w:type="character" w:customStyle="1" w:styleId="TextpoznpodarouChar">
-    <w:name w:val="Text pozn. pod čarou Char"/>
-    <w:link w:val="Textpoznpodarou"/>
+  <w:style w:type="character" w:customStyle="1" w:styleId="FootnoteTextChar1">
+    <w:name w:val="Footnote Text Char1"/>
+    <w:link w:val="FootnoteText"/>
     <w:rPr>
       <w:rFonts w:ascii="Arial" w:hAnsi="Arial"/>
       <w:sz w:val="18"/>
@@ -17801,8 +17886,8 @@
   </w:style>
   <w:style w:type="paragraph" w:customStyle="1" w:styleId="zzLc5">
     <w:name w:val="zzLc5"/>
-    <w:basedOn w:val="Normln"/>
-    <w:next w:val="Normln"/>
+    <w:basedOn w:val="Normal"/>
+    <w:next w:val="Normal"/>
     <w:pPr>
       <w:tabs>
         <w:tab w:val="num" w:pos="1080"/>
@@ -17811,8 +17896,8 @@
   </w:style>
   <w:style w:type="paragraph" w:customStyle="1" w:styleId="zzLc6">
     <w:name w:val="zzLc6"/>
-    <w:basedOn w:val="Normln"/>
-    <w:next w:val="Normln"/>
+    <w:basedOn w:val="Normal"/>
+    <w:next w:val="Normal"/>
     <w:pPr>
       <w:tabs>
         <w:tab w:val="num" w:pos="1440"/>
@@ -17821,8 +17906,8 @@
   </w:style>
   <w:style w:type="paragraph" w:customStyle="1" w:styleId="Figuretitle">
     <w:name w:val="Figure title"/>
-    <w:basedOn w:val="Normln"/>
-    <w:next w:val="Normln"/>
+    <w:basedOn w:val="Normal"/>
+    <w:next w:val="Normal"/>
     <w:pPr>
       <w:spacing w:before="220" w:after="220"/>
       <w:jc w:val="center"/>
@@ -17833,7 +17918,7 @@
   </w:style>
   <w:style w:type="paragraph" w:customStyle="1" w:styleId="Nadpis">
     <w:name w:val="Nadpis"/>
-    <w:basedOn w:val="Normln"/>
+    <w:basedOn w:val="Normal"/>
     <w:rPr>
       <w:b/>
       <w:caps/>
@@ -17842,8 +17927,8 @@
   </w:style>
   <w:style w:type="paragraph" w:customStyle="1" w:styleId="a2">
     <w:name w:val="a2"/>
-    <w:basedOn w:val="Nadpis2"/>
-    <w:next w:val="Normln"/>
+    <w:basedOn w:val="Heading2"/>
+    <w:next w:val="Normal"/>
     <w:pPr>
       <w:keepLines w:val="0"/>
       <w:tabs>
@@ -17861,8 +17946,8 @@
   </w:style>
   <w:style w:type="paragraph" w:customStyle="1" w:styleId="a3">
     <w:name w:val="a3"/>
-    <w:basedOn w:val="Nadpis3"/>
-    <w:next w:val="Normln"/>
+    <w:basedOn w:val="Heading3"/>
+    <w:next w:val="Normal"/>
     <w:pPr>
       <w:keepLines w:val="0"/>
       <w:tabs>
@@ -17880,8 +17965,8 @@
   </w:style>
   <w:style w:type="paragraph" w:customStyle="1" w:styleId="a4">
     <w:name w:val="a4"/>
-    <w:basedOn w:val="Nadpis4"/>
-    <w:next w:val="Normln"/>
+    <w:basedOn w:val="Heading4"/>
+    <w:next w:val="Normal"/>
     <w:pPr>
       <w:keepLines w:val="0"/>
       <w:tabs>
@@ -17897,8 +17982,8 @@
   </w:style>
   <w:style w:type="paragraph" w:customStyle="1" w:styleId="a5">
     <w:name w:val="a5"/>
-    <w:basedOn w:val="Nadpis5"/>
-    <w:next w:val="Normln"/>
+    <w:basedOn w:val="Heading5"/>
+    <w:next w:val="Normal"/>
     <w:pPr>
       <w:keepLines w:val="0"/>
       <w:tabs>
@@ -17915,8 +18000,8 @@
   </w:style>
   <w:style w:type="paragraph" w:customStyle="1" w:styleId="a6">
     <w:name w:val="a6"/>
-    <w:basedOn w:val="Nadpis6"/>
-    <w:next w:val="Normln"/>
+    <w:basedOn w:val="Heading6"/>
+    <w:next w:val="Normal"/>
     <w:pPr>
       <w:keepLines w:val="0"/>
       <w:tabs>
@@ -17933,8 +18018,8 @@
   </w:style>
   <w:style w:type="paragraph" w:customStyle="1" w:styleId="ANNEX">
     <w:name w:val="ANNEX"/>
-    <w:basedOn w:val="Normln"/>
-    <w:next w:val="Normln"/>
+    <w:basedOn w:val="Normal"/>
+    <w:next w:val="Normal"/>
     <w:pPr>
       <w:keepNext/>
       <w:pageBreakBefore/>
@@ -17949,13 +18034,13 @@
   </w:style>
   <w:style w:type="paragraph" w:customStyle="1" w:styleId="Definition">
     <w:name w:val="Definition"/>
-    <w:basedOn w:val="Normln"/>
-    <w:next w:val="Normln"/>
+    <w:basedOn w:val="Normal"/>
+    <w:next w:val="Normal"/>
   </w:style>
   <w:style w:type="paragraph" w:customStyle="1" w:styleId="Note">
     <w:name w:val="Note"/>
-    <w:basedOn w:val="Normln"/>
-    <w:next w:val="Normln"/>
+    <w:basedOn w:val="Normal"/>
+    <w:next w:val="Normal"/>
     <w:pPr>
       <w:tabs>
         <w:tab w:val="left" w:pos="960"/>
@@ -17968,7 +18053,7 @@
   </w:style>
   <w:style w:type="paragraph" w:customStyle="1" w:styleId="Terms">
     <w:name w:val="Term(s)"/>
-    <w:basedOn w:val="Normln"/>
+    <w:basedOn w:val="Normal"/>
     <w:next w:val="Definition"/>
     <w:pPr>
       <w:keepNext/>
@@ -17979,7 +18064,7 @@
   </w:style>
   <w:style w:type="paragraph" w:customStyle="1" w:styleId="TermNum">
     <w:name w:val="TermNum"/>
-    <w:basedOn w:val="Normln"/>
+    <w:basedOn w:val="Normal"/>
     <w:next w:val="Terms"/>
     <w:pPr>
       <w:keepNext/>
@@ -17990,8 +18075,8 @@
   </w:style>
   <w:style w:type="paragraph" w:customStyle="1" w:styleId="Tabletitle">
     <w:name w:val="Table title"/>
-    <w:basedOn w:val="Normln"/>
-    <w:next w:val="Normln"/>
+    <w:basedOn w:val="Normal"/>
+    <w:next w:val="Normal"/>
     <w:pPr>
       <w:keepNext/>
       <w:spacing w:before="120" w:line="230" w:lineRule="exact"/>
@@ -18005,7 +18090,7 @@
   </w:style>
   <w:style w:type="paragraph" w:customStyle="1" w:styleId="Tabletext10">
     <w:name w:val="Table text (10)"/>
-    <w:basedOn w:val="Normln"/>
+    <w:basedOn w:val="Normal"/>
     <w:pPr>
       <w:spacing w:before="60" w:after="60" w:line="230" w:lineRule="atLeast"/>
     </w:pPr>
@@ -18025,7 +18110,7 @@
   </w:style>
   <w:style w:type="paragraph" w:customStyle="1" w:styleId="Tabelle">
     <w:name w:val="Tabelle"/>
-    <w:basedOn w:val="Zkladntext"/>
+    <w:basedOn w:val="BodyText"/>
     <w:pPr>
       <w:tabs>
         <w:tab w:val="left" w:pos="6946"/>
@@ -18039,7 +18124,7 @@
   </w:style>
   <w:style w:type="paragraph" w:customStyle="1" w:styleId="Tabletext8">
     <w:name w:val="Table text (8)"/>
-    <w:basedOn w:val="Normln"/>
+    <w:basedOn w:val="Normal"/>
     <w:pPr>
       <w:spacing w:before="60" w:after="60" w:line="190" w:lineRule="atLeast"/>
     </w:pPr>
@@ -18051,8 +18136,8 @@
   </w:style>
   <w:style w:type="paragraph" w:customStyle="1" w:styleId="zzLn5">
     <w:name w:val="zzLn5"/>
-    <w:basedOn w:val="Normln"/>
-    <w:next w:val="Normln"/>
+    <w:basedOn w:val="Normal"/>
+    <w:next w:val="Normal"/>
     <w:pPr>
       <w:tabs>
         <w:tab w:val="num" w:pos="3240"/>
@@ -18066,8 +18151,8 @@
   </w:style>
   <w:style w:type="paragraph" w:customStyle="1" w:styleId="zzLn6">
     <w:name w:val="zzLn6"/>
-    <w:basedOn w:val="Normln"/>
-    <w:next w:val="Normln"/>
+    <w:basedOn w:val="Normal"/>
+    <w:next w:val="Normal"/>
     <w:pPr>
       <w:tabs>
         <w:tab w:val="num" w:pos="3960"/>
@@ -18081,8 +18166,8 @@
   </w:style>
   <w:style w:type="paragraph" w:customStyle="1" w:styleId="Example">
     <w:name w:val="Example"/>
-    <w:basedOn w:val="Normln"/>
-    <w:next w:val="Normln"/>
+    <w:basedOn w:val="Normal"/>
+    <w:next w:val="Normal"/>
     <w:pPr>
       <w:tabs>
         <w:tab w:val="left" w:pos="1360"/>
@@ -18097,8 +18182,8 @@
   </w:style>
   <w:style w:type="paragraph" w:customStyle="1" w:styleId="H6">
     <w:name w:val="H6"/>
-    <w:basedOn w:val="Nadpis5"/>
-    <w:next w:val="Normln"/>
+    <w:basedOn w:val="Heading5"/>
+    <w:next w:val="Normal"/>
     <w:pPr>
       <w:spacing w:after="180"/>
       <w:ind w:left="1985" w:hanging="1985"/>
@@ -18125,7 +18210,7 @@
   </w:style>
   <w:style w:type="paragraph" w:customStyle="1" w:styleId="TAL">
     <w:name w:val="TAL"/>
-    <w:basedOn w:val="Normln"/>
+    <w:basedOn w:val="Normal"/>
     <w:pPr>
       <w:keepNext/>
       <w:keepLines/>
@@ -18137,7 +18222,7 @@
   </w:style>
   <w:style w:type="paragraph" w:customStyle="1" w:styleId="Normal1">
     <w:name w:val="Normal1"/>
-    <w:basedOn w:val="Normln"/>
+    <w:basedOn w:val="Normal"/>
     <w:pPr>
       <w:spacing w:after="180"/>
     </w:pPr>
@@ -18148,8 +18233,8 @@
   </w:style>
   <w:style w:type="paragraph" w:customStyle="1" w:styleId="TH">
     <w:name w:val="TH"/>
-    <w:basedOn w:val="Normln"/>
-    <w:next w:val="Normln"/>
+    <w:basedOn w:val="Normal"/>
+    <w:next w:val="Normal"/>
     <w:pPr>
       <w:keepNext/>
       <w:keepLines/>
@@ -18163,8 +18248,8 @@
   </w:style>
   <w:style w:type="paragraph" w:customStyle="1" w:styleId="zzBiblio">
     <w:name w:val="zzBiblio"/>
-    <w:basedOn w:val="Normln"/>
-    <w:next w:val="Normln"/>
+    <w:basedOn w:val="Normal"/>
+    <w:next w:val="Normal"/>
     <w:pPr>
       <w:pageBreakBefore/>
       <w:spacing w:after="760" w:line="310" w:lineRule="exact"/>
@@ -18177,9 +18262,9 @@
       <w:lang w:eastAsia="ja-JP"/>
     </w:rPr>
   </w:style>
-  <w:style w:type="character" w:customStyle="1" w:styleId="NzevChar">
-    <w:name w:val="Název Char"/>
-    <w:link w:val="Nzev"/>
+  <w:style w:type="character" w:customStyle="1" w:styleId="TitleChar1">
+    <w:name w:val="Title Char1"/>
+    <w:link w:val="Title"/>
     <w:rPr>
       <w:rFonts w:ascii="Arial" w:hAnsi="Arial" w:cs="Arial"/>
       <w:b/>
